--- a/src/assets/articles/SKETCHING DISSENT.docx
+++ b/src/assets/articles/SKETCHING DISSENT.docx
@@ -24,10 +24,7 @@
     </w:p>
     <w:p/>
     <w:p/>
-    <w:p>
-      <w:bookmarkStart w:id="0" w:name="_GoBack"/>
-      <w:bookmarkEnd w:id="0"/>
-    </w:p>
+    <w:p/>
     <w:p/>
     <w:p/>
     <w:p/>
@@ -135,7 +132,7 @@
           <w:szCs w:val="22"/>
         </w:rPr>
       </w:pPr>
-      <w:hyperlink r:id="rId5" w:history="1">
+      <w:hyperlink r:id="rId7" w:history="1">
         <w:r>
           <w:rPr>
             <w:rFonts w:ascii="Calibri" w:eastAsia="Calibri" w:hAnsi="Calibri" w:cs="Calibri"/>
@@ -194,7 +191,7 @@
           <w:szCs w:val="22"/>
         </w:rPr>
       </w:pPr>
-      <w:hyperlink r:id="rId6" w:history="1">
+      <w:hyperlink r:id="rId8" w:history="1">
         <w:r>
           <w:rPr>
             <w:rFonts w:ascii="Calibri" w:eastAsia="Calibri" w:hAnsi="Calibri" w:cs="Calibri"/>
@@ -262,7 +259,7 @@
           <w:szCs w:val="22"/>
         </w:rPr>
       </w:pPr>
-      <w:hyperlink r:id="rId7" w:history="1">
+      <w:hyperlink r:id="rId9" w:history="1">
         <w:r>
           <w:rPr>
             <w:rFonts w:ascii="Calibri" w:eastAsia="Calibri" w:hAnsi="Calibri" w:cs="Calibri"/>
@@ -6342,7 +6339,7 @@
         </w:rPr>
         <w:t xml:space="preserve">(4). </w:t>
       </w:r>
-      <w:hyperlink r:id="rId8" w:history="1">
+      <w:hyperlink r:id="rId10" w:history="1">
         <w:r>
           <w:rPr>
             <w:rFonts w:ascii="Calibri" w:eastAsia="Calibri" w:hAnsi="Calibri" w:cs="Calibri"/>
@@ -6460,7 +6457,7 @@
         </w:rPr>
         <w:t xml:space="preserve">, 1729–1744. </w:t>
       </w:r>
-      <w:hyperlink r:id="rId9" w:history="1">
+      <w:hyperlink r:id="rId11" w:history="1">
         <w:r>
           <w:rPr>
             <w:rFonts w:ascii="Calibri" w:eastAsia="Calibri" w:hAnsi="Calibri" w:cs="Calibri"/>
@@ -6524,7 +6521,7 @@
         </w:rPr>
         <w:t xml:space="preserve">(3), 487–519. </w:t>
       </w:r>
-      <w:hyperlink r:id="rId10" w:history="1">
+      <w:hyperlink r:id="rId12" w:history="1">
         <w:r>
           <w:rPr>
             <w:rFonts w:ascii="Calibri" w:eastAsia="Calibri" w:hAnsi="Calibri" w:cs="Calibri"/>
@@ -6710,7 +6707,7 @@
         </w:rPr>
         <w:t xml:space="preserve">(2), 1289–1301. </w:t>
       </w:r>
-      <w:hyperlink r:id="rId11" w:history="1">
+      <w:hyperlink r:id="rId13" w:history="1">
         <w:r>
           <w:rPr>
             <w:rFonts w:ascii="Calibri" w:eastAsia="Calibri" w:hAnsi="Calibri" w:cs="Calibri"/>
@@ -6883,7 +6880,7 @@
         </w:rPr>
         <w:t xml:space="preserve">(4), 347–355. </w:t>
       </w:r>
-      <w:hyperlink r:id="rId12" w:history="1">
+      <w:hyperlink r:id="rId14" w:history="1">
         <w:r>
           <w:rPr>
             <w:rFonts w:ascii="Calibri" w:eastAsia="Calibri" w:hAnsi="Calibri" w:cs="Calibri"/>
@@ -6988,7 +6985,7 @@
         </w:rPr>
         <w:t xml:space="preserve">(2), 218–244. </w:t>
       </w:r>
-      <w:hyperlink r:id="rId13" w:history="1">
+      <w:hyperlink r:id="rId15" w:history="1">
         <w:r>
           <w:rPr>
             <w:rFonts w:ascii="Calibri" w:eastAsia="Calibri" w:hAnsi="Calibri" w:cs="Calibri"/>
@@ -7052,7 +7049,7 @@
         </w:rPr>
         <w:t xml:space="preserve">, Article 172. </w:t>
       </w:r>
-      <w:hyperlink r:id="rId14" w:history="1">
+      <w:hyperlink r:id="rId16" w:history="1">
         <w:r>
           <w:rPr>
             <w:rFonts w:ascii="Calibri" w:eastAsia="Calibri" w:hAnsi="Calibri" w:cs="Calibri"/>
@@ -7154,12 +7151,175 @@
       </w:pPr>
     </w:p>
     <w:sectPr>
+      <w:headerReference w:type="even" r:id="rId17"/>
+      <w:headerReference w:type="default" r:id="rId18"/>
+      <w:footerReference w:type="even" r:id="rId19"/>
+      <w:footerReference w:type="default" r:id="rId20"/>
+      <w:headerReference w:type="first" r:id="rId21"/>
+      <w:footerReference w:type="first" r:id="rId22"/>
       <w:pgSz w:w="12240" w:h="15840"/>
       <w:pgMar w:top="1440" w:right="1800" w:bottom="1440" w:left="1800" w:header="720" w:footer="720" w:gutter="0"/>
       <w:cols w:space="720"/>
     </w:sectPr>
   </w:body>
 </w:document>
+</file>
+
+<file path=word/endnotes.xml><?xml version="1.0" encoding="utf-8"?>
+<w:endnotes xmlns:wpc="http://schemas.microsoft.com/office/word/2010/wordprocessingCanvas" xmlns:mc="http://schemas.openxmlformats.org/markup-compatibility/2006" xmlns:o="urn:schemas-microsoft-com:office:office" xmlns:r="http://schemas.openxmlformats.org/officeDocument/2006/relationships" xmlns:m="http://schemas.openxmlformats.org/officeDocument/2006/math" xmlns:v="urn:schemas-microsoft-com:vml" xmlns:wp14="http://schemas.microsoft.com/office/word/2010/wordprocessingDrawing" xmlns:wp="http://schemas.openxmlformats.org/drawingml/2006/wordprocessingDrawing" xmlns:w10="urn:schemas-microsoft-com:office:word" xmlns:w="http://schemas.openxmlformats.org/wordprocessingml/2006/main" xmlns:w14="http://schemas.microsoft.com/office/word/2010/wordml" xmlns:w15="http://schemas.microsoft.com/office/word/2012/wordml" xmlns:wpg="http://schemas.microsoft.com/office/word/2010/wordprocessingGroup" xmlns:wpi="http://schemas.microsoft.com/office/word/2010/wordprocessingInk" xmlns:wne="http://schemas.microsoft.com/office/word/2006/wordml" xmlns:wps="http://schemas.microsoft.com/office/word/2010/wordprocessingShape" mc:Ignorable="w14 w15 wp14">
+  <w:endnote w:type="separator" w:id="-1">
+    <w:p>
+      <w:r>
+        <w:separator/>
+      </w:r>
+    </w:p>
+  </w:endnote>
+  <w:endnote w:type="continuationSeparator" w:id="0">
+    <w:p>
+      <w:r>
+        <w:continuationSeparator/>
+      </w:r>
+    </w:p>
+  </w:endnote>
+</w:endnotes>
+</file>
+
+<file path=word/footer1.xml><?xml version="1.0" encoding="utf-8"?>
+<w:ftr xmlns:wpc="http://schemas.microsoft.com/office/word/2010/wordprocessingCanvas" xmlns:mc="http://schemas.openxmlformats.org/markup-compatibility/2006" xmlns:o="urn:schemas-microsoft-com:office:office" xmlns:r="http://schemas.openxmlformats.org/officeDocument/2006/relationships" xmlns:m="http://schemas.openxmlformats.org/officeDocument/2006/math" xmlns:v="urn:schemas-microsoft-com:vml" xmlns:wp14="http://schemas.microsoft.com/office/word/2010/wordprocessingDrawing" xmlns:wp="http://schemas.openxmlformats.org/drawingml/2006/wordprocessingDrawing" xmlns:w10="urn:schemas-microsoft-com:office:word" xmlns:w="http://schemas.openxmlformats.org/wordprocessingml/2006/main" xmlns:w14="http://schemas.microsoft.com/office/word/2010/wordml" xmlns:w15="http://schemas.microsoft.com/office/word/2012/wordml" xmlns:wpg="http://schemas.microsoft.com/office/word/2010/wordprocessingGroup" xmlns:wpi="http://schemas.microsoft.com/office/word/2010/wordprocessingInk" xmlns:wne="http://schemas.microsoft.com/office/word/2006/wordml" xmlns:wps="http://schemas.microsoft.com/office/word/2010/wordprocessingShape" mc:Ignorable="w14 w15 wp14">
+  <w:p>
+    <w:pPr>
+      <w:pStyle w:val="Footer"/>
+    </w:pPr>
+  </w:p>
+</w:ftr>
+</file>
+
+<file path=word/footer2.xml><?xml version="1.0" encoding="utf-8"?>
+<w:ftr xmlns:wpc="http://schemas.microsoft.com/office/word/2010/wordprocessingCanvas" xmlns:mc="http://schemas.openxmlformats.org/markup-compatibility/2006" xmlns:o="urn:schemas-microsoft-com:office:office" xmlns:r="http://schemas.openxmlformats.org/officeDocument/2006/relationships" xmlns:m="http://schemas.openxmlformats.org/officeDocument/2006/math" xmlns:v="urn:schemas-microsoft-com:vml" xmlns:wp14="http://schemas.microsoft.com/office/word/2010/wordprocessingDrawing" xmlns:wp="http://schemas.openxmlformats.org/drawingml/2006/wordprocessingDrawing" xmlns:w10="urn:schemas-microsoft-com:office:word" xmlns:w="http://schemas.openxmlformats.org/wordprocessingml/2006/main" xmlns:w14="http://schemas.microsoft.com/office/word/2010/wordml" xmlns:w15="http://schemas.microsoft.com/office/word/2012/wordml" xmlns:wpg="http://schemas.microsoft.com/office/word/2010/wordprocessingGroup" xmlns:wpi="http://schemas.microsoft.com/office/word/2010/wordprocessingInk" xmlns:wne="http://schemas.microsoft.com/office/word/2006/wordml" xmlns:wps="http://schemas.microsoft.com/office/word/2010/wordprocessingShape" mc:Ignorable="w14 w15 wp14">
+  <w:sdt>
+    <w:sdtPr>
+      <w:id w:val="-880708957"/>
+      <w:docPartObj>
+        <w:docPartGallery w:val="Page Numbers (Bottom of Page)"/>
+        <w:docPartUnique/>
+      </w:docPartObj>
+    </w:sdtPr>
+    <w:sdtEndPr>
+      <w:rPr>
+        <w:color w:val="7F7F7F" w:themeColor="background1" w:themeShade="7F"/>
+        <w:spacing w:val="60"/>
+      </w:rPr>
+    </w:sdtEndPr>
+    <w:sdtContent>
+      <w:bookmarkStart w:id="0" w:name="_GoBack" w:displacedByCustomXml="prev"/>
+      <w:bookmarkEnd w:id="0" w:displacedByCustomXml="prev"/>
+      <w:p>
+        <w:pPr>
+          <w:pStyle w:val="Footer"/>
+          <w:pBdr>
+            <w:top w:val="single" w:sz="4" w:space="1" w:color="D9D9D9" w:themeColor="background1" w:themeShade="D9"/>
+          </w:pBdr>
+          <w:jc w:val="right"/>
+        </w:pPr>
+        <w:r>
+          <w:fldChar w:fldCharType="begin"/>
+        </w:r>
+        <w:r>
+          <w:instrText xml:space="preserve"> PAGE   \* MERGEFORMAT </w:instrText>
+        </w:r>
+        <w:r>
+          <w:fldChar w:fldCharType="separate"/>
+        </w:r>
+        <w:r>
+          <w:rPr>
+            <w:noProof/>
+          </w:rPr>
+          <w:t>1</w:t>
+        </w:r>
+        <w:r>
+          <w:rPr>
+            <w:noProof/>
+          </w:rPr>
+          <w:fldChar w:fldCharType="end"/>
+        </w:r>
+        <w:r>
+          <w:t xml:space="preserve"> | </w:t>
+        </w:r>
+        <w:r>
+          <w:rPr>
+            <w:color w:val="7F7F7F" w:themeColor="background1" w:themeShade="7F"/>
+            <w:spacing w:val="60"/>
+          </w:rPr>
+          <w:t>Page</w:t>
+        </w:r>
+      </w:p>
+    </w:sdtContent>
+  </w:sdt>
+  <w:p>
+    <w:pPr>
+      <w:pStyle w:val="Footer"/>
+    </w:pPr>
+  </w:p>
+</w:ftr>
+</file>
+
+<file path=word/footer3.xml><?xml version="1.0" encoding="utf-8"?>
+<w:ftr xmlns:wpc="http://schemas.microsoft.com/office/word/2010/wordprocessingCanvas" xmlns:mc="http://schemas.openxmlformats.org/markup-compatibility/2006" xmlns:o="urn:schemas-microsoft-com:office:office" xmlns:r="http://schemas.openxmlformats.org/officeDocument/2006/relationships" xmlns:m="http://schemas.openxmlformats.org/officeDocument/2006/math" xmlns:v="urn:schemas-microsoft-com:vml" xmlns:wp14="http://schemas.microsoft.com/office/word/2010/wordprocessingDrawing" xmlns:wp="http://schemas.openxmlformats.org/drawingml/2006/wordprocessingDrawing" xmlns:w10="urn:schemas-microsoft-com:office:word" xmlns:w="http://schemas.openxmlformats.org/wordprocessingml/2006/main" xmlns:w14="http://schemas.microsoft.com/office/word/2010/wordml" xmlns:w15="http://schemas.microsoft.com/office/word/2012/wordml" xmlns:wpg="http://schemas.microsoft.com/office/word/2010/wordprocessingGroup" xmlns:wpi="http://schemas.microsoft.com/office/word/2010/wordprocessingInk" xmlns:wne="http://schemas.microsoft.com/office/word/2006/wordml" xmlns:wps="http://schemas.microsoft.com/office/word/2010/wordprocessingShape" mc:Ignorable="w14 w15 wp14">
+  <w:p>
+    <w:pPr>
+      <w:pStyle w:val="Footer"/>
+    </w:pPr>
+  </w:p>
+</w:ftr>
+</file>
+
+<file path=word/footnotes.xml><?xml version="1.0" encoding="utf-8"?>
+<w:footnotes xmlns:wpc="http://schemas.microsoft.com/office/word/2010/wordprocessingCanvas" xmlns:mc="http://schemas.openxmlformats.org/markup-compatibility/2006" xmlns:o="urn:schemas-microsoft-com:office:office" xmlns:r="http://schemas.openxmlformats.org/officeDocument/2006/relationships" xmlns:m="http://schemas.openxmlformats.org/officeDocument/2006/math" xmlns:v="urn:schemas-microsoft-com:vml" xmlns:wp14="http://schemas.microsoft.com/office/word/2010/wordprocessingDrawing" xmlns:wp="http://schemas.openxmlformats.org/drawingml/2006/wordprocessingDrawing" xmlns:w10="urn:schemas-microsoft-com:office:word" xmlns:w="http://schemas.openxmlformats.org/wordprocessingml/2006/main" xmlns:w14="http://schemas.microsoft.com/office/word/2010/wordml" xmlns:w15="http://schemas.microsoft.com/office/word/2012/wordml" xmlns:wpg="http://schemas.microsoft.com/office/word/2010/wordprocessingGroup" xmlns:wpi="http://schemas.microsoft.com/office/word/2010/wordprocessingInk" xmlns:wne="http://schemas.microsoft.com/office/word/2006/wordml" xmlns:wps="http://schemas.microsoft.com/office/word/2010/wordprocessingShape" mc:Ignorable="w14 w15 wp14">
+  <w:footnote w:type="separator" w:id="-1">
+    <w:p>
+      <w:r>
+        <w:separator/>
+      </w:r>
+    </w:p>
+  </w:footnote>
+  <w:footnote w:type="continuationSeparator" w:id="0">
+    <w:p>
+      <w:r>
+        <w:continuationSeparator/>
+      </w:r>
+    </w:p>
+  </w:footnote>
+</w:footnotes>
+</file>
+
+<file path=word/header1.xml><?xml version="1.0" encoding="utf-8"?>
+<w:hdr xmlns:wpc="http://schemas.microsoft.com/office/word/2010/wordprocessingCanvas" xmlns:mc="http://schemas.openxmlformats.org/markup-compatibility/2006" xmlns:o="urn:schemas-microsoft-com:office:office" xmlns:r="http://schemas.openxmlformats.org/officeDocument/2006/relationships" xmlns:m="http://schemas.openxmlformats.org/officeDocument/2006/math" xmlns:v="urn:schemas-microsoft-com:vml" xmlns:wp14="http://schemas.microsoft.com/office/word/2010/wordprocessingDrawing" xmlns:wp="http://schemas.openxmlformats.org/drawingml/2006/wordprocessingDrawing" xmlns:w10="urn:schemas-microsoft-com:office:word" xmlns:w="http://schemas.openxmlformats.org/wordprocessingml/2006/main" xmlns:w14="http://schemas.microsoft.com/office/word/2010/wordml" xmlns:w15="http://schemas.microsoft.com/office/word/2012/wordml" xmlns:wpg="http://schemas.microsoft.com/office/word/2010/wordprocessingGroup" xmlns:wpi="http://schemas.microsoft.com/office/word/2010/wordprocessingInk" xmlns:wne="http://schemas.microsoft.com/office/word/2006/wordml" xmlns:wps="http://schemas.microsoft.com/office/word/2010/wordprocessingShape" mc:Ignorable="w14 w15 wp14">
+  <w:p>
+    <w:pPr>
+      <w:pStyle w:val="Header"/>
+    </w:pPr>
+  </w:p>
+</w:hdr>
+</file>
+
+<file path=word/header2.xml><?xml version="1.0" encoding="utf-8"?>
+<w:hdr xmlns:wpc="http://schemas.microsoft.com/office/word/2010/wordprocessingCanvas" xmlns:mc="http://schemas.openxmlformats.org/markup-compatibility/2006" xmlns:o="urn:schemas-microsoft-com:office:office" xmlns:r="http://schemas.openxmlformats.org/officeDocument/2006/relationships" xmlns:m="http://schemas.openxmlformats.org/officeDocument/2006/math" xmlns:v="urn:schemas-microsoft-com:vml" xmlns:wp14="http://schemas.microsoft.com/office/word/2010/wordprocessingDrawing" xmlns:wp="http://schemas.openxmlformats.org/drawingml/2006/wordprocessingDrawing" xmlns:w10="urn:schemas-microsoft-com:office:word" xmlns:w="http://schemas.openxmlformats.org/wordprocessingml/2006/main" xmlns:w14="http://schemas.microsoft.com/office/word/2010/wordml" xmlns:w15="http://schemas.microsoft.com/office/word/2012/wordml" xmlns:wpg="http://schemas.microsoft.com/office/word/2010/wordprocessingGroup" xmlns:wpi="http://schemas.microsoft.com/office/word/2010/wordprocessingInk" xmlns:wne="http://schemas.microsoft.com/office/word/2006/wordml" xmlns:wps="http://schemas.microsoft.com/office/word/2010/wordprocessingShape" mc:Ignorable="w14 w15 wp14">
+  <w:p>
+    <w:pPr>
+      <w:pStyle w:val="Header"/>
+    </w:pPr>
+  </w:p>
+</w:hdr>
+</file>
+
+<file path=word/header3.xml><?xml version="1.0" encoding="utf-8"?>
+<w:hdr xmlns:wpc="http://schemas.microsoft.com/office/word/2010/wordprocessingCanvas" xmlns:mc="http://schemas.openxmlformats.org/markup-compatibility/2006" xmlns:o="urn:schemas-microsoft-com:office:office" xmlns:r="http://schemas.openxmlformats.org/officeDocument/2006/relationships" xmlns:m="http://schemas.openxmlformats.org/officeDocument/2006/math" xmlns:v="urn:schemas-microsoft-com:vml" xmlns:wp14="http://schemas.microsoft.com/office/word/2010/wordprocessingDrawing" xmlns:wp="http://schemas.openxmlformats.org/drawingml/2006/wordprocessingDrawing" xmlns:w10="urn:schemas-microsoft-com:office:word" xmlns:w="http://schemas.openxmlformats.org/wordprocessingml/2006/main" xmlns:w14="http://schemas.microsoft.com/office/word/2010/wordml" xmlns:w15="http://schemas.microsoft.com/office/word/2012/wordml" xmlns:wpg="http://schemas.microsoft.com/office/word/2010/wordprocessingGroup" xmlns:wpi="http://schemas.microsoft.com/office/word/2010/wordprocessingInk" xmlns:wne="http://schemas.microsoft.com/office/word/2006/wordml" xmlns:wps="http://schemas.microsoft.com/office/word/2010/wordprocessingShape" mc:Ignorable="w14 w15 wp14">
+  <w:p>
+    <w:pPr>
+      <w:pStyle w:val="Header"/>
+    </w:pPr>
+  </w:p>
+</w:hdr>
 </file>
 
 <file path=word/numbering.xml><?xml version="1.0" encoding="utf-8"?>
@@ -7900,6 +8060,56 @@
       <w:color w:val="1F3763"/>
     </w:rPr>
   </w:style>
+  <w:style w:type="paragraph" w:styleId="Header">
+    <w:name w:val="header"/>
+    <w:basedOn w:val="Normal"/>
+    <w:link w:val="HeaderChar"/>
+    <w:uiPriority w:val="99"/>
+    <w:unhideWhenUsed/>
+    <w:rsid w:val="0089645C"/>
+    <w:pPr>
+      <w:tabs>
+        <w:tab w:val="center" w:pos="4680"/>
+        <w:tab w:val="right" w:pos="9360"/>
+      </w:tabs>
+    </w:pPr>
+  </w:style>
+  <w:style w:type="character" w:customStyle="1" w:styleId="HeaderChar">
+    <w:name w:val="Header Char"/>
+    <w:basedOn w:val="DefaultParagraphFont"/>
+    <w:link w:val="Header"/>
+    <w:uiPriority w:val="99"/>
+    <w:rsid w:val="0089645C"/>
+    <w:rPr>
+      <w:sz w:val="24"/>
+      <w:szCs w:val="24"/>
+    </w:rPr>
+  </w:style>
+  <w:style w:type="paragraph" w:styleId="Footer">
+    <w:name w:val="footer"/>
+    <w:basedOn w:val="Normal"/>
+    <w:link w:val="FooterChar"/>
+    <w:uiPriority w:val="99"/>
+    <w:unhideWhenUsed/>
+    <w:rsid w:val="0089645C"/>
+    <w:pPr>
+      <w:tabs>
+        <w:tab w:val="center" w:pos="4680"/>
+        <w:tab w:val="right" w:pos="9360"/>
+      </w:tabs>
+    </w:pPr>
+  </w:style>
+  <w:style w:type="character" w:customStyle="1" w:styleId="FooterChar">
+    <w:name w:val="Footer Char"/>
+    <w:basedOn w:val="DefaultParagraphFont"/>
+    <w:link w:val="Footer"/>
+    <w:uiPriority w:val="99"/>
+    <w:rsid w:val="0089645C"/>
+    <w:rPr>
+      <w:sz w:val="24"/>
+      <w:szCs w:val="24"/>
+    </w:rPr>
+  </w:style>
 </w:styles>
 </file>
 

--- a/src/assets/articles/SKETCHING DISSENT.docx
+++ b/src/assets/articles/SKETCHING DISSENT.docx
@@ -54,14 +54,34 @@
           <w:szCs w:val="22"/>
         </w:rPr>
       </w:pPr>
+      <w:proofErr w:type="spellStart"/>
       <w:r>
         <w:rPr>
           <w:rFonts w:ascii="Times New Roman" w:eastAsia="Times New Roman" w:hAnsi="Times New Roman" w:cs="Times New Roman"/>
           <w:sz w:val="22"/>
           <w:szCs w:val="22"/>
         </w:rPr>
-        <w:t>Sehrish Aslam</w:t>
-      </w:r>
+        <w:t>Sehrish</w:t>
+      </w:r>
+      <w:proofErr w:type="spellEnd"/>
+      <w:r>
+        <w:rPr>
+          <w:rFonts w:ascii="Times New Roman" w:eastAsia="Times New Roman" w:hAnsi="Times New Roman" w:cs="Times New Roman"/>
+          <w:sz w:val="22"/>
+          <w:szCs w:val="22"/>
+        </w:rPr>
+        <w:t xml:space="preserve"> </w:t>
+      </w:r>
+      <w:proofErr w:type="spellStart"/>
+      <w:r>
+        <w:rPr>
+          <w:rFonts w:ascii="Times New Roman" w:eastAsia="Times New Roman" w:hAnsi="Times New Roman" w:cs="Times New Roman"/>
+          <w:sz w:val="22"/>
+          <w:szCs w:val="22"/>
+        </w:rPr>
+        <w:t>Aslam</w:t>
+      </w:r>
+      <w:proofErr w:type="spellEnd"/>
     </w:p>
     <w:p>
       <w:pPr>
@@ -153,6 +173,7 @@
           <w:szCs w:val="22"/>
         </w:rPr>
       </w:pPr>
+      <w:proofErr w:type="spellStart"/>
       <w:r>
         <w:rPr>
           <w:rFonts w:ascii="Times New Roman" w:eastAsia="Times New Roman" w:hAnsi="Times New Roman" w:cs="Times New Roman"/>
@@ -161,8 +182,31 @@
           <w:sz w:val="22"/>
           <w:szCs w:val="22"/>
         </w:rPr>
-        <w:t>Mahwish Abid</w:t>
-      </w:r>
+        <w:t>Mahwish</w:t>
+      </w:r>
+      <w:proofErr w:type="spellEnd"/>
+      <w:r>
+        <w:rPr>
+          <w:rFonts w:ascii="Times New Roman" w:eastAsia="Times New Roman" w:hAnsi="Times New Roman" w:cs="Times New Roman"/>
+          <w:i/>
+          <w:iCs/>
+          <w:sz w:val="22"/>
+          <w:szCs w:val="22"/>
+        </w:rPr>
+        <w:t xml:space="preserve"> </w:t>
+      </w:r>
+      <w:proofErr w:type="spellStart"/>
+      <w:r>
+        <w:rPr>
+          <w:rFonts w:ascii="Times New Roman" w:eastAsia="Times New Roman" w:hAnsi="Times New Roman" w:cs="Times New Roman"/>
+          <w:i/>
+          <w:iCs/>
+          <w:sz w:val="22"/>
+          <w:szCs w:val="22"/>
+        </w:rPr>
+        <w:t>Abid</w:t>
+      </w:r>
+      <w:proofErr w:type="spellEnd"/>
     </w:p>
     <w:p>
       <w:pPr>
@@ -221,6 +265,7 @@
           <w:szCs w:val="22"/>
         </w:rPr>
       </w:pPr>
+      <w:proofErr w:type="spellStart"/>
       <w:r>
         <w:rPr>
           <w:rFonts w:ascii="Times New Roman" w:eastAsia="Times New Roman" w:hAnsi="Times New Roman" w:cs="Times New Roman"/>
@@ -229,7 +274,18 @@
           <w:sz w:val="22"/>
           <w:szCs w:val="22"/>
         </w:rPr>
-        <w:t>Afshan Abbas</w:t>
+        <w:t>Afshan</w:t>
+      </w:r>
+      <w:proofErr w:type="spellEnd"/>
+      <w:r>
+        <w:rPr>
+          <w:rFonts w:ascii="Times New Roman" w:eastAsia="Times New Roman" w:hAnsi="Times New Roman" w:cs="Times New Roman"/>
+          <w:i/>
+          <w:iCs/>
+          <w:sz w:val="22"/>
+          <w:szCs w:val="22"/>
+        </w:rPr>
+        <w:t xml:space="preserve"> Abbas</w:t>
       </w:r>
     </w:p>
     <w:p>
@@ -278,15 +334,43 @@
         <w:keepNext w:val="0"/>
         <w:keepLines w:val="0"/>
         <w:spacing w:before="280" w:after="280"/>
-      </w:pPr>
-      <w:r>
-        <w:rPr>
+        <w:rPr>
+          <w:b w:val="0"/>
+          <w:i/>
           <w:color w:val="auto"/>
           <w:sz w:val="24"/>
           <w:szCs w:val="24"/>
         </w:rPr>
+      </w:pPr>
+      <w:r>
+        <w:rPr>
+          <w:b w:val="0"/>
+          <w:i/>
+          <w:color w:val="auto"/>
+          <w:sz w:val="24"/>
+          <w:szCs w:val="24"/>
+        </w:rPr>
+        <w:t>Published: July 2026</w:t>
+      </w:r>
+    </w:p>
+    <w:p/>
+    <w:p>
+      <w:pPr>
+        <w:pStyle w:val="Heading1"/>
+        <w:keepNext w:val="0"/>
+        <w:keepLines w:val="0"/>
+        <w:spacing w:before="280" w:after="280"/>
+      </w:pPr>
+      <w:r>
+        <w:rPr>
+          <w:color w:val="auto"/>
+          <w:sz w:val="24"/>
+          <w:szCs w:val="24"/>
+        </w:rPr>
         <w:t>ABSTRACT</w:t>
       </w:r>
+      <w:bookmarkStart w:id="0" w:name="_GoBack"/>
+      <w:bookmarkEnd w:id="0"/>
     </w:p>
     <w:p>
       <w:pPr>
@@ -297,14 +381,98 @@
         <w:rPr>
           <w:rFonts w:ascii="Times New Roman" w:eastAsia="Times New Roman" w:hAnsi="Times New Roman" w:cs="Times New Roman"/>
         </w:rPr>
-        <w:t xml:space="preserve">Comics are widely recognized as powerful multimodal texts that serve as a site of negotiation for identity, ideology, power, and social change. The present study examines two Pakistani comic series, Paasban – The Guardian and Team Muhafiz, and how they function as sites for cultural commentary, civic involvement, and nonviolence. The research employs qualitative multimodal discourse analysis (MDA), based on Systemic Functional Grammar (SFG) by Halliday and the Visual Grammar Framework (VGF) by Kress and van Leeuwen. 14 representative comic images were selected using a purposive sampling technique from Paasban – The Guardian and Team Muhafiz, resulting in 20 analytical units for qualitative multimodal discourse analysis (MDA). The results indicate that the comics employ humor, irony, visual contrast, and symbolic inversion to critically engage with issues related to governance, gender norms, public health, education, and community responsibility. Textually, the ideological tensions are highlighted through verbal and relational processes, whereas collective action and social intervention are highlighted through material processes. Visually, gaze, framing, color, and positioning further emphasize empowerment and civic responsibility. The study concludes that the </w:t>
+        <w:t xml:space="preserve">Comics are widely recognized as powerful multimodal texts that serve as a site of negotiation for identity, ideology, power, and social change. The present study examines two Pakistani comic series, </w:t>
+      </w:r>
+      <w:proofErr w:type="spellStart"/>
+      <w:r>
+        <w:rPr>
+          <w:rFonts w:ascii="Times New Roman" w:eastAsia="Times New Roman" w:hAnsi="Times New Roman" w:cs="Times New Roman"/>
+        </w:rPr>
+        <w:t>Paasban</w:t>
+      </w:r>
+      <w:proofErr w:type="spellEnd"/>
+      <w:r>
+        <w:rPr>
+          <w:rFonts w:ascii="Times New Roman" w:eastAsia="Times New Roman" w:hAnsi="Times New Roman" w:cs="Times New Roman"/>
+        </w:rPr>
+        <w:t xml:space="preserve"> – The Guardian and Team </w:t>
+      </w:r>
+      <w:proofErr w:type="spellStart"/>
+      <w:r>
+        <w:rPr>
+          <w:rFonts w:ascii="Times New Roman" w:eastAsia="Times New Roman" w:hAnsi="Times New Roman" w:cs="Times New Roman"/>
+        </w:rPr>
+        <w:t>Muhafiz</w:t>
+      </w:r>
+      <w:proofErr w:type="spellEnd"/>
+      <w:r>
+        <w:rPr>
+          <w:rFonts w:ascii="Times New Roman" w:eastAsia="Times New Roman" w:hAnsi="Times New Roman" w:cs="Times New Roman"/>
+        </w:rPr>
+        <w:t xml:space="preserve">, and how they function as sites for cultural commentary, civic involvement, and nonviolence. The research employs qualitative multimodal discourse analysis (MDA), based on Systemic Functional Grammar (SFG) by </w:t>
+      </w:r>
+      <w:proofErr w:type="spellStart"/>
+      <w:r>
+        <w:rPr>
+          <w:rFonts w:ascii="Times New Roman" w:eastAsia="Times New Roman" w:hAnsi="Times New Roman" w:cs="Times New Roman"/>
+        </w:rPr>
+        <w:t>Halliday</w:t>
+      </w:r>
+      <w:proofErr w:type="spellEnd"/>
+      <w:r>
+        <w:rPr>
+          <w:rFonts w:ascii="Times New Roman" w:eastAsia="Times New Roman" w:hAnsi="Times New Roman" w:cs="Times New Roman"/>
+        </w:rPr>
+        <w:t xml:space="preserve"> and the Visual Grammar Framework (VGF) by Kress and van </w:t>
+      </w:r>
+      <w:proofErr w:type="spellStart"/>
+      <w:r>
+        <w:rPr>
+          <w:rFonts w:ascii="Times New Roman" w:eastAsia="Times New Roman" w:hAnsi="Times New Roman" w:cs="Times New Roman"/>
+        </w:rPr>
+        <w:t>Leeuwen</w:t>
+      </w:r>
+      <w:proofErr w:type="spellEnd"/>
+      <w:r>
+        <w:rPr>
+          <w:rFonts w:ascii="Times New Roman" w:eastAsia="Times New Roman" w:hAnsi="Times New Roman" w:cs="Times New Roman"/>
+        </w:rPr>
+        <w:t xml:space="preserve">. 14 representative comic images were selected using a purposive sampling technique from </w:t>
+      </w:r>
+      <w:proofErr w:type="spellStart"/>
+      <w:r>
+        <w:rPr>
+          <w:rFonts w:ascii="Times New Roman" w:eastAsia="Times New Roman" w:hAnsi="Times New Roman" w:cs="Times New Roman"/>
+        </w:rPr>
+        <w:t>Paasban</w:t>
+      </w:r>
+      <w:proofErr w:type="spellEnd"/>
+      <w:r>
+        <w:rPr>
+          <w:rFonts w:ascii="Times New Roman" w:eastAsia="Times New Roman" w:hAnsi="Times New Roman" w:cs="Times New Roman"/>
+        </w:rPr>
+        <w:t xml:space="preserve"> – The Guardian and Team </w:t>
+      </w:r>
+      <w:proofErr w:type="spellStart"/>
+      <w:r>
+        <w:rPr>
+          <w:rFonts w:ascii="Times New Roman" w:eastAsia="Times New Roman" w:hAnsi="Times New Roman" w:cs="Times New Roman"/>
+        </w:rPr>
+        <w:t>Muhafiz</w:t>
+      </w:r>
+      <w:proofErr w:type="spellEnd"/>
+      <w:r>
+        <w:rPr>
+          <w:rFonts w:ascii="Times New Roman" w:eastAsia="Times New Roman" w:hAnsi="Times New Roman" w:cs="Times New Roman"/>
+        </w:rPr>
+        <w:t xml:space="preserve">, resulting in 20 analytical units for qualitative multimodal discourse analysis (MDA). The results indicate that the comics employ humor, irony, visual contrast, and symbolic inversion to critically engage with issues related to governance, gender norms, public health, education, and </w:t>
       </w:r>
       <w:r>
         <w:rPr>
           <w:rFonts w:ascii="Times New Roman" w:eastAsia="Times New Roman" w:hAnsi="Times New Roman" w:cs="Times New Roman"/>
         </w:rPr>
         <w:lastRenderedPageBreak/>
-        <w:t>Pakistani comics not only serve the purpose of entertainment but also serve as spaces of public discourse, which run against the dominant narrative and showcase socially relevant and culturally resonant forms of awareness and resistance.</w:t>
+        <w:t>community responsibility. Textually, the ideological tensions are highlighted through verbal and relational processes, whereas collective action and social intervention are highlighted through material processes. Visually, gaze, framing, color, and positioning further emphasize empowerment and civic responsibility. The study concludes that the Pakistani comics not only serve the purpose of entertainment but also serve as spaces of public discourse, which run against the dominant narrative and showcase socially relevant and culturally resonant forms of awareness and resistance.</w:t>
       </w:r>
     </w:p>
     <w:p>
@@ -364,7 +532,35 @@
         <w:rPr>
           <w:rFonts w:ascii="Times New Roman" w:eastAsia="Times New Roman" w:hAnsi="Times New Roman" w:cs="Times New Roman"/>
         </w:rPr>
-        <w:t xml:space="preserve"> work together to create in-depth meanings. While traditionally relegated to popular culture and entertainment, modern comics have evolved into cultural documents that facilitate societal negotiation of identity, ideology, social value and political issues. While written discourse, which is traditionally examined through linguistic analysis, comic narratives emerge through the integration of words, images, framing, sequencing, gesture, color, and visual symbolism, which are all semiotic modes that have an important role in the construction of meaning in comics (Cohn, 2013; Groensteen, 2007; Kress &amp; van Leeuwen, 2006; McCloud, 1993).</w:t>
+        <w:t xml:space="preserve"> work together to create in-depth meanings. While traditionally relegated to popular culture and entertainment, modern comics have evolved into cultural documents that facilitate societal negotiation of identity, ideology, social value and political issues. While written discourse, which is traditionally examined through linguistic analysis, comic narratives emerge through the integration of words, images, framing, sequencing, gesture, color, and visual symbolism, which are all semiotic modes that have an important role in the construction of meaning in comics (Cohn, 2013; </w:t>
+      </w:r>
+      <w:proofErr w:type="spellStart"/>
+      <w:r>
+        <w:rPr>
+          <w:rFonts w:ascii="Times New Roman" w:eastAsia="Times New Roman" w:hAnsi="Times New Roman" w:cs="Times New Roman"/>
+        </w:rPr>
+        <w:t>Groensteen</w:t>
+      </w:r>
+      <w:proofErr w:type="spellEnd"/>
+      <w:r>
+        <w:rPr>
+          <w:rFonts w:ascii="Times New Roman" w:eastAsia="Times New Roman" w:hAnsi="Times New Roman" w:cs="Times New Roman"/>
+        </w:rPr>
+        <w:t xml:space="preserve">, 2007; Kress &amp; van </w:t>
+      </w:r>
+      <w:proofErr w:type="spellStart"/>
+      <w:r>
+        <w:rPr>
+          <w:rFonts w:ascii="Times New Roman" w:eastAsia="Times New Roman" w:hAnsi="Times New Roman" w:cs="Times New Roman"/>
+        </w:rPr>
+        <w:t>Leeuwen</w:t>
+      </w:r>
+      <w:proofErr w:type="spellEnd"/>
+      <w:r>
+        <w:rPr>
+          <w:rFonts w:ascii="Times New Roman" w:eastAsia="Times New Roman" w:hAnsi="Times New Roman" w:cs="Times New Roman"/>
+        </w:rPr>
+        <w:t>, 2006; McCloud, 1993).</w:t>
       </w:r>
     </w:p>
     <w:p>
@@ -376,7 +572,49 @@
         <w:rPr>
           <w:rFonts w:ascii="Times New Roman" w:eastAsia="Times New Roman" w:hAnsi="Times New Roman" w:cs="Times New Roman"/>
         </w:rPr>
-        <w:t>The scholarly attention to comics reflects broader trends in multimodal discourse research that view communication as understood not only in terms of language, but also through other media. Modern societies depend more and more on different types of representations, such as images, digital interactions, typography, sounds and spatial design, to convey and share social meanings (Jewitt, 2014; Kress, 2010). In this view, the comics environment is very complex, and language and images are not separate; they are in combination. According to Kress and van Leeuwen (2006), visual communication has its own grammar, in that it helps to create social relations, ideological positions and representations of reality. Thus, reading comics is not only about the verbal content, but also about the visual organization of readers' position, the construction of character identities, and social meaning.</w:t>
+        <w:t>The scholarly attention to comics reflects broader trends in multimodal discourse research that view communication as understood not only in terms of language, but also through other media. Modern societies depend more and more on different types of representations, such as images, digital interactions, typography, sounds and spatial design, to convey and share social meanings (</w:t>
+      </w:r>
+      <w:proofErr w:type="spellStart"/>
+      <w:r>
+        <w:rPr>
+          <w:rFonts w:ascii="Times New Roman" w:eastAsia="Times New Roman" w:hAnsi="Times New Roman" w:cs="Times New Roman"/>
+        </w:rPr>
+        <w:t>Jewitt</w:t>
+      </w:r>
+      <w:proofErr w:type="spellEnd"/>
+      <w:r>
+        <w:rPr>
+          <w:rFonts w:ascii="Times New Roman" w:eastAsia="Times New Roman" w:hAnsi="Times New Roman" w:cs="Times New Roman"/>
+        </w:rPr>
+        <w:t xml:space="preserve">, 2014; Kress, 2010). In this view, the </w:t>
+      </w:r>
+      <w:proofErr w:type="gramStart"/>
+      <w:r>
+        <w:rPr>
+          <w:rFonts w:ascii="Times New Roman" w:eastAsia="Times New Roman" w:hAnsi="Times New Roman" w:cs="Times New Roman"/>
+        </w:rPr>
+        <w:t>comics</w:t>
+      </w:r>
+      <w:proofErr w:type="gramEnd"/>
+      <w:r>
+        <w:rPr>
+          <w:rFonts w:ascii="Times New Roman" w:eastAsia="Times New Roman" w:hAnsi="Times New Roman" w:cs="Times New Roman"/>
+        </w:rPr>
+        <w:t xml:space="preserve"> environment is very complex, and language and images are not separate; they are in combination. According to Kress and van </w:t>
+      </w:r>
+      <w:proofErr w:type="spellStart"/>
+      <w:r>
+        <w:rPr>
+          <w:rFonts w:ascii="Times New Roman" w:eastAsia="Times New Roman" w:hAnsi="Times New Roman" w:cs="Times New Roman"/>
+        </w:rPr>
+        <w:t>Leeuwen</w:t>
+      </w:r>
+      <w:proofErr w:type="spellEnd"/>
+      <w:r>
+        <w:rPr>
+          <w:rFonts w:ascii="Times New Roman" w:eastAsia="Times New Roman" w:hAnsi="Times New Roman" w:cs="Times New Roman"/>
+        </w:rPr>
+        <w:t xml:space="preserve"> (2006), visual communication has its own grammar, in that it helps to create social relations, ideological positions and representations of reality. Thus, reading comics is not only about the verbal content, but also about the visual organization of readers' position, the construction of character identities, and social meaning.</w:t>
       </w:r>
     </w:p>
     <w:p>
@@ -388,7 +626,49 @@
         <w:rPr>
           <w:rFonts w:ascii="Times New Roman" w:eastAsia="Times New Roman" w:hAnsi="Times New Roman" w:cs="Times New Roman"/>
         </w:rPr>
-        <w:t>Complementing linguistic research, Systemic Functional Linguistics (SFL) developed by Halliday (1994) is useful for analyzing the construction of experiences, social relations, and ideology in language. As Halliday and Matthiessen (2014) state, “a language's choices are not neutral but rather constitute specific means of seeing the world in terms of processes, participants, and circumstances” (p. 56). The transitivity system, in particular, provides a way to analyze the representation of actions, responsibilities, identities, and social relations in the language. In comics, SFL can be used to question how dialogue and narration can create agency, conflict, responsibility, and resistance.</w:t>
+        <w:t xml:space="preserve">Complementing linguistic research, Systemic Functional Linguistics (SFL) developed by </w:t>
+      </w:r>
+      <w:proofErr w:type="spellStart"/>
+      <w:r>
+        <w:rPr>
+          <w:rFonts w:ascii="Times New Roman" w:eastAsia="Times New Roman" w:hAnsi="Times New Roman" w:cs="Times New Roman"/>
+        </w:rPr>
+        <w:t>Halliday</w:t>
+      </w:r>
+      <w:proofErr w:type="spellEnd"/>
+      <w:r>
+        <w:rPr>
+          <w:rFonts w:ascii="Times New Roman" w:eastAsia="Times New Roman" w:hAnsi="Times New Roman" w:cs="Times New Roman"/>
+        </w:rPr>
+        <w:t xml:space="preserve"> (1994) is useful for analyzing the construction of experiences, social relations, and ideology in language. As </w:t>
+      </w:r>
+      <w:proofErr w:type="spellStart"/>
+      <w:r>
+        <w:rPr>
+          <w:rFonts w:ascii="Times New Roman" w:eastAsia="Times New Roman" w:hAnsi="Times New Roman" w:cs="Times New Roman"/>
+        </w:rPr>
+        <w:t>Halliday</w:t>
+      </w:r>
+      <w:proofErr w:type="spellEnd"/>
+      <w:r>
+        <w:rPr>
+          <w:rFonts w:ascii="Times New Roman" w:eastAsia="Times New Roman" w:hAnsi="Times New Roman" w:cs="Times New Roman"/>
+        </w:rPr>
+        <w:t xml:space="preserve"> and </w:t>
+      </w:r>
+      <w:proofErr w:type="spellStart"/>
+      <w:r>
+        <w:rPr>
+          <w:rFonts w:ascii="Times New Roman" w:eastAsia="Times New Roman" w:hAnsi="Times New Roman" w:cs="Times New Roman"/>
+        </w:rPr>
+        <w:t>Matthiessen</w:t>
+      </w:r>
+      <w:proofErr w:type="spellEnd"/>
+      <w:r>
+        <w:rPr>
+          <w:rFonts w:ascii="Times New Roman" w:eastAsia="Times New Roman" w:hAnsi="Times New Roman" w:cs="Times New Roman"/>
+        </w:rPr>
+        <w:t xml:space="preserve"> (2014) state, “a language's choices are not neutral but rather constitute specific means of seeing the world in terms of processes, participants, and circumstances” (p. 56). The transitivity system, in particular, provides a way to analyze the representation of actions, responsibilities, identities, and social relations in the language. In comics, SFL can be used to question how dialogue and narration can create agency, conflict, responsibility, and resistance.</w:t>
       </w:r>
     </w:p>
     <w:p>
@@ -400,14 +680,64 @@
         <w:rPr>
           <w:rFonts w:ascii="Times New Roman" w:eastAsia="Times New Roman" w:hAnsi="Times New Roman" w:cs="Times New Roman"/>
         </w:rPr>
-        <w:t xml:space="preserve">Likewise, visual grammar has been developed by Kress and van Leeuwen (2006) with a systematic approach to analyze images as meaning-making resources. Their model distinguishes between three types of visual meaning: representational, interactive, and compositional. Representational structures show how events, participants, and actions are represented; interactive structures show how images are related to viewers; and </w:t>
-      </w:r>
-      <w:r>
-        <w:rPr>
-          <w:rFonts w:ascii="Times New Roman" w:eastAsia="Times New Roman" w:hAnsi="Times New Roman" w:cs="Times New Roman"/>
-        </w:rPr>
         <w:lastRenderedPageBreak/>
-        <w:t>compositional structures show how visual elements are used to establish hierarchy and coherence. This framework has been used extensively in research on advertisements (Jewitt &amp; Oyama, 2001), educational resources, digital media, and political communication (Machin, 2013).</w:t>
+        <w:t xml:space="preserve">Likewise, visual grammar has been developed by Kress and van </w:t>
+      </w:r>
+      <w:proofErr w:type="spellStart"/>
+      <w:r>
+        <w:rPr>
+          <w:rFonts w:ascii="Times New Roman" w:eastAsia="Times New Roman" w:hAnsi="Times New Roman" w:cs="Times New Roman"/>
+        </w:rPr>
+        <w:t>Leeuwen</w:t>
+      </w:r>
+      <w:proofErr w:type="spellEnd"/>
+      <w:r>
+        <w:rPr>
+          <w:rFonts w:ascii="Times New Roman" w:eastAsia="Times New Roman" w:hAnsi="Times New Roman" w:cs="Times New Roman"/>
+        </w:rPr>
+        <w:t xml:space="preserve"> (2006) with a systematic approach to analyze images as meaning-making resources. Their model distinguishes between three types of visual meaning: representational, interactive, and compositional. Representational structures show how events, participants, and actions are represented; interactive structures show how images are related to viewers; and compositional structures show how visual elements are used to establish hierarchy and coherence. This framework has been used extensively in research on advertisements (</w:t>
+      </w:r>
+      <w:proofErr w:type="spellStart"/>
+      <w:r>
+        <w:rPr>
+          <w:rFonts w:ascii="Times New Roman" w:eastAsia="Times New Roman" w:hAnsi="Times New Roman" w:cs="Times New Roman"/>
+        </w:rPr>
+        <w:t>Jewitt</w:t>
+      </w:r>
+      <w:proofErr w:type="spellEnd"/>
+      <w:r>
+        <w:rPr>
+          <w:rFonts w:ascii="Times New Roman" w:eastAsia="Times New Roman" w:hAnsi="Times New Roman" w:cs="Times New Roman"/>
+        </w:rPr>
+        <w:t xml:space="preserve"> &amp; </w:t>
+      </w:r>
+      <w:proofErr w:type="spellStart"/>
+      <w:r>
+        <w:rPr>
+          <w:rFonts w:ascii="Times New Roman" w:eastAsia="Times New Roman" w:hAnsi="Times New Roman" w:cs="Times New Roman"/>
+        </w:rPr>
+        <w:t>Oyama</w:t>
+      </w:r>
+      <w:proofErr w:type="spellEnd"/>
+      <w:r>
+        <w:rPr>
+          <w:rFonts w:ascii="Times New Roman" w:eastAsia="Times New Roman" w:hAnsi="Times New Roman" w:cs="Times New Roman"/>
+        </w:rPr>
+        <w:t>, 2001), educational resources, digital media, and political communication (</w:t>
+      </w:r>
+      <w:proofErr w:type="spellStart"/>
+      <w:r>
+        <w:rPr>
+          <w:rFonts w:ascii="Times New Roman" w:eastAsia="Times New Roman" w:hAnsi="Times New Roman" w:cs="Times New Roman"/>
+        </w:rPr>
+        <w:t>Machin</w:t>
+      </w:r>
+      <w:proofErr w:type="spellEnd"/>
+      <w:r>
+        <w:rPr>
+          <w:rFonts w:ascii="Times New Roman" w:eastAsia="Times New Roman" w:hAnsi="Times New Roman" w:cs="Times New Roman"/>
+        </w:rPr>
+        <w:t>, 2013).</w:t>
       </w:r>
     </w:p>
     <w:p>
@@ -431,7 +761,35 @@
         <w:rPr>
           <w:rFonts w:ascii="Times New Roman" w:eastAsia="Times New Roman" w:hAnsi="Times New Roman" w:cs="Times New Roman"/>
         </w:rPr>
-        <w:t>Humor constitutes another crucial aspect of comics' engagement with social and political issues. Through humor, creators can criticize society indirectly by presenting complex social issues through a story. Humor, says Attardo (1994), is a complicated communicative activity that has elements such as incongruity, social interpretation, and cultural knowledge. Humor can make the audience aware of the internal tensions of a social system and bring new understanding to the questions about what is accepted as truth. Also, Dynel (2011) claims that humorous discourse is often expressed as pragmatic resistance, as it allows those who speak and create to challenge authority while remaining indirect.</w:t>
+        <w:t xml:space="preserve">Humor constitutes another crucial aspect of comics' engagement with social and political issues. Through humor, creators can criticize society indirectly by presenting complex social issues through a story. Humor, says </w:t>
+      </w:r>
+      <w:proofErr w:type="spellStart"/>
+      <w:r>
+        <w:rPr>
+          <w:rFonts w:ascii="Times New Roman" w:eastAsia="Times New Roman" w:hAnsi="Times New Roman" w:cs="Times New Roman"/>
+        </w:rPr>
+        <w:t>Attardo</w:t>
+      </w:r>
+      <w:proofErr w:type="spellEnd"/>
+      <w:r>
+        <w:rPr>
+          <w:rFonts w:ascii="Times New Roman" w:eastAsia="Times New Roman" w:hAnsi="Times New Roman" w:cs="Times New Roman"/>
+        </w:rPr>
+        <w:t xml:space="preserve"> (1994), is a complicated communicative activity that has elements such as incongruity, social interpretation, and cultural knowledge. Humor can make the audience aware of the internal tensions of a social system and bring new understanding to the questions about what is accepted as truth. Also, </w:t>
+      </w:r>
+      <w:proofErr w:type="spellStart"/>
+      <w:r>
+        <w:rPr>
+          <w:rFonts w:ascii="Times New Roman" w:eastAsia="Times New Roman" w:hAnsi="Times New Roman" w:cs="Times New Roman"/>
+        </w:rPr>
+        <w:t>Dynel</w:t>
+      </w:r>
+      <w:proofErr w:type="spellEnd"/>
+      <w:r>
+        <w:rPr>
+          <w:rFonts w:ascii="Times New Roman" w:eastAsia="Times New Roman" w:hAnsi="Times New Roman" w:cs="Times New Roman"/>
+        </w:rPr>
+        <w:t xml:space="preserve"> (2011) claims that humorous discourse is often expressed as pragmatic resistance, as it allows those who speak and create to challenge authority while remaining indirect.</w:t>
       </w:r>
     </w:p>
     <w:p>
@@ -455,7 +813,35 @@
         <w:rPr>
           <w:rFonts w:ascii="Times New Roman" w:eastAsia="Times New Roman" w:hAnsi="Times New Roman" w:cs="Times New Roman"/>
         </w:rPr>
-        <w:t>Furthermore, critical discourse study has also been an avenue for exploring the function of visual narratives in resistance. According to Fairclough (1995), discourse is closely related to social power, as language and representation are important in the construction and maintenance of ideologies. Similarly, van Dijk (2008) states that discourse structures shape the representation of groups, identities, and social relations. In this way, comics can be analyzed as spaces for ideologies that create, question, and re-create social meanings.</w:t>
+        <w:t xml:space="preserve">Furthermore, critical discourse study has also been an avenue for exploring the function of visual narratives in resistance. According to </w:t>
+      </w:r>
+      <w:proofErr w:type="spellStart"/>
+      <w:r>
+        <w:rPr>
+          <w:rFonts w:ascii="Times New Roman" w:eastAsia="Times New Roman" w:hAnsi="Times New Roman" w:cs="Times New Roman"/>
+        </w:rPr>
+        <w:t>Fairclough</w:t>
+      </w:r>
+      <w:proofErr w:type="spellEnd"/>
+      <w:r>
+        <w:rPr>
+          <w:rFonts w:ascii="Times New Roman" w:eastAsia="Times New Roman" w:hAnsi="Times New Roman" w:cs="Times New Roman"/>
+        </w:rPr>
+        <w:t xml:space="preserve"> (1995), discourse is closely related to social power, as language and representation are important in the construction and maintenance of ideologies. Similarly, van </w:t>
+      </w:r>
+      <w:proofErr w:type="spellStart"/>
+      <w:r>
+        <w:rPr>
+          <w:rFonts w:ascii="Times New Roman" w:eastAsia="Times New Roman" w:hAnsi="Times New Roman" w:cs="Times New Roman"/>
+        </w:rPr>
+        <w:t>Dijk</w:t>
+      </w:r>
+      <w:proofErr w:type="spellEnd"/>
+      <w:r>
+        <w:rPr>
+          <w:rFonts w:ascii="Times New Roman" w:eastAsia="Times New Roman" w:hAnsi="Times New Roman" w:cs="Times New Roman"/>
+        </w:rPr>
+        <w:t xml:space="preserve"> (2008) states that discourse structures shape the representation of groups, identities, and social relations. In this way, comics can be analyzed as spaces for ideologies that create, question, and re-create social meanings.</w:t>
       </w:r>
     </w:p>
     <w:p>
@@ -467,14 +853,42 @@
         <w:rPr>
           <w:rFonts w:ascii="Times New Roman" w:eastAsia="Times New Roman" w:hAnsi="Times New Roman" w:cs="Times New Roman"/>
         </w:rPr>
-        <w:t xml:space="preserve">Pakistan is an important sociocultural context for the study of multimodal narratives of resistance. Satire, political cartoons, TV comedy, and digital storytelling have always been part of Pakistani media culture and have always been used to talk about and contest issues of society. Studies of the media in Pakistan reveal how popular culture plays a significant role in negotiating issues of identity, morality, gender, nationalism, and social responsibility (Aslam &amp; Janjua, 2023). But though political cartoons and satire have been </w:t>
+        <w:t xml:space="preserve">Pakistan is an important sociocultural context for the study of multimodal narratives of resistance. Satire, political cartoons, TV comedy, and digital storytelling have always been </w:t>
       </w:r>
       <w:r>
         <w:rPr>
           <w:rFonts w:ascii="Times New Roman" w:eastAsia="Times New Roman" w:hAnsi="Times New Roman" w:cs="Times New Roman"/>
         </w:rPr>
         <w:lastRenderedPageBreak/>
-        <w:t>studied, the current state of Pakistani comics has been comparatively ignored as multimodal spaces of discourse and cultural resistance.</w:t>
+        <w:t>part of Pakistani media culture and have always been used to talk about and contest issues of society. Studies of the media in Pakistan reveal how popular culture plays a significant role in negotiating issues of identity, morality, gender, nationalism, and social responsibility (</w:t>
+      </w:r>
+      <w:proofErr w:type="spellStart"/>
+      <w:r>
+        <w:rPr>
+          <w:rFonts w:ascii="Times New Roman" w:eastAsia="Times New Roman" w:hAnsi="Times New Roman" w:cs="Times New Roman"/>
+        </w:rPr>
+        <w:t>Aslam</w:t>
+      </w:r>
+      <w:proofErr w:type="spellEnd"/>
+      <w:r>
+        <w:rPr>
+          <w:rFonts w:ascii="Times New Roman" w:eastAsia="Times New Roman" w:hAnsi="Times New Roman" w:cs="Times New Roman"/>
+        </w:rPr>
+        <w:t xml:space="preserve"> &amp; </w:t>
+      </w:r>
+      <w:proofErr w:type="spellStart"/>
+      <w:r>
+        <w:rPr>
+          <w:rFonts w:ascii="Times New Roman" w:eastAsia="Times New Roman" w:hAnsi="Times New Roman" w:cs="Times New Roman"/>
+        </w:rPr>
+        <w:t>Janjua</w:t>
+      </w:r>
+      <w:proofErr w:type="spellEnd"/>
+      <w:r>
+        <w:rPr>
+          <w:rFonts w:ascii="Times New Roman" w:eastAsia="Times New Roman" w:hAnsi="Times New Roman" w:cs="Times New Roman"/>
+        </w:rPr>
+        <w:t>, 2023). But though political cartoons and satire have been studied, the current state of Pakistani comics has been comparatively ignored as multimodal spaces of discourse and cultural resistance.</w:t>
       </w:r>
     </w:p>
     <w:p>
@@ -498,7 +912,35 @@
         <w:rPr>
           <w:rFonts w:ascii="Times New Roman" w:eastAsia="Times New Roman" w:hAnsi="Times New Roman" w:cs="Times New Roman"/>
         </w:rPr>
-        <w:t>Though there has been increasing research on multimodality and comics, a few research gaps remain. First, much of the scholarship on comics is based on the Western context, namely American and European graphic narratives (Chute, 2010; Groensteen, 2007; Hatfield, 2005). However, limited scholarly attention has been given to South Asian comics as culturally situated multimodal texts. Second, previous studies have focused exclusively on either the linguistic features or the visual elements of comics, which makes it important to examine them together to investigate the meaning-making structures of the verbo-visual system within comics. Third, while humor has already received extensive research as a tool for political commentary, there is still a lack of research on humor in Pakistani comics as a nonviolent tool for resistance. Fourth, studies on Pakistani media have mostly focused on television, film, journalism, and political satire, while digital and contemporary comic narratives have been under-explored.</w:t>
+        <w:t xml:space="preserve">Though there has been increasing research on multimodality and comics, a few research gaps remain. First, much of the scholarship on comics is based on the Western context, namely American and European graphic narratives (Chute, 2010; </w:t>
+      </w:r>
+      <w:proofErr w:type="spellStart"/>
+      <w:r>
+        <w:rPr>
+          <w:rFonts w:ascii="Times New Roman" w:eastAsia="Times New Roman" w:hAnsi="Times New Roman" w:cs="Times New Roman"/>
+        </w:rPr>
+        <w:t>Groensteen</w:t>
+      </w:r>
+      <w:proofErr w:type="spellEnd"/>
+      <w:r>
+        <w:rPr>
+          <w:rFonts w:ascii="Times New Roman" w:eastAsia="Times New Roman" w:hAnsi="Times New Roman" w:cs="Times New Roman"/>
+        </w:rPr>
+        <w:t xml:space="preserve">, 2007; Hatfield, 2005). However, limited scholarly attention has been given to South Asian comics as culturally situated multimodal texts. Second, previous studies have focused exclusively on either the linguistic features or the visual elements of comics, which makes it important to examine them together to investigate the meaning-making structures of the </w:t>
+      </w:r>
+      <w:proofErr w:type="spellStart"/>
+      <w:r>
+        <w:rPr>
+          <w:rFonts w:ascii="Times New Roman" w:eastAsia="Times New Roman" w:hAnsi="Times New Roman" w:cs="Times New Roman"/>
+        </w:rPr>
+        <w:t>verbo</w:t>
+      </w:r>
+      <w:proofErr w:type="spellEnd"/>
+      <w:r>
+        <w:rPr>
+          <w:rFonts w:ascii="Times New Roman" w:eastAsia="Times New Roman" w:hAnsi="Times New Roman" w:cs="Times New Roman"/>
+        </w:rPr>
+        <w:t>-visual system within comics. Third, while humor has already received extensive research as a tool for political commentary, there is still a lack of research on humor in Pakistani comics as a nonviolent tool for resistance. Fourth, studies on Pakistani media have mostly focused on television, film, journalism, and political satire, while digital and contemporary comic narratives have been under-explored.</w:t>
       </w:r>
     </w:p>
     <w:p>
@@ -510,7 +952,77 @@
         <w:rPr>
           <w:rFonts w:ascii="Times New Roman" w:eastAsia="Times New Roman" w:hAnsi="Times New Roman" w:cs="Times New Roman"/>
         </w:rPr>
-        <w:t>In addition, multimodal comics research has recently shifted to more empirically informed and culturally specific accounts of how verbal, visual, spatial and sequential resources work together. Cohn et al. (2023) show the differences in a cross-cultural corpus of 376 comic stories in terms of framing, page layout, visual morphology, narrative sequencing and verbal–visual relationships, and argue for integrated analysis of these components. Wildfeuer (2024) also proposes a similar multimodal discourse structure that directs readers' interpretation and reasoning across visual sequences. In this study, Jabeen et al. (2022) demonstrate that the construction of focalization in the novel, Pakistan Girl, is realized through the integration of frames, gutters, panels, speech balloons, and other verbal and non-verbal resources in Pakistan. Recent digital visual culture studies of Pakistan also show that multimodal resources can have a contrasting ideological role; in the case of the web series Churails, they challenge patriarchal norms, while in the case of YouTube thumbnails, captions, and audience commentary, they reinforce gender hierarchies (Salam-Salmaoui &amp; Salam, 2024; Tahir &amp; Qayyum, 2025). Together, these studies suggest that digital visual narratives are a culturally specific space where identities, ideologies, power, and resistance are negotiated, and they emphasize the need for more research on modern Pakistani comics as a unique medium of civic and cultural discourse.</w:t>
+        <w:t xml:space="preserve">In addition, multimodal comics research has recently shifted to more empirically informed and culturally specific accounts of how verbal, visual, spatial and sequential resources work together. Cohn et al. (2023) show the differences in a cross-cultural corpus of 376 comic stories in terms of framing, page layout, visual morphology, narrative sequencing and verbal–visual relationships, and argue for integrated analysis of these components. </w:t>
+      </w:r>
+      <w:proofErr w:type="spellStart"/>
+      <w:r>
+        <w:rPr>
+          <w:rFonts w:ascii="Times New Roman" w:eastAsia="Times New Roman" w:hAnsi="Times New Roman" w:cs="Times New Roman"/>
+        </w:rPr>
+        <w:t>Wildfeuer</w:t>
+      </w:r>
+      <w:proofErr w:type="spellEnd"/>
+      <w:r>
+        <w:rPr>
+          <w:rFonts w:ascii="Times New Roman" w:eastAsia="Times New Roman" w:hAnsi="Times New Roman" w:cs="Times New Roman"/>
+        </w:rPr>
+        <w:t xml:space="preserve"> (2024) also proposes a similar multimodal discourse structure that directs readers' interpretation and reasoning across visual sequences. In this study, </w:t>
+      </w:r>
+      <w:proofErr w:type="spellStart"/>
+      <w:r>
+        <w:rPr>
+          <w:rFonts w:ascii="Times New Roman" w:eastAsia="Times New Roman" w:hAnsi="Times New Roman" w:cs="Times New Roman"/>
+        </w:rPr>
+        <w:t>Jabeen</w:t>
+      </w:r>
+      <w:proofErr w:type="spellEnd"/>
+      <w:r>
+        <w:rPr>
+          <w:rFonts w:ascii="Times New Roman" w:eastAsia="Times New Roman" w:hAnsi="Times New Roman" w:cs="Times New Roman"/>
+        </w:rPr>
+        <w:t xml:space="preserve"> et al. (2022) demonstrate that the construction of focalization in the novel, Pakistan Girl, is realized through the integration of frames, gutters, panels, speech balloons, and other verbal and non-verbal resources in Pakistan. Recent digital visual culture studies of Pakistan also show that multimodal resources can have a contrasting ideological role; in the case of the web series </w:t>
+      </w:r>
+      <w:proofErr w:type="spellStart"/>
+      <w:r>
+        <w:rPr>
+          <w:rFonts w:ascii="Times New Roman" w:eastAsia="Times New Roman" w:hAnsi="Times New Roman" w:cs="Times New Roman"/>
+        </w:rPr>
+        <w:t>Churails</w:t>
+      </w:r>
+      <w:proofErr w:type="spellEnd"/>
+      <w:r>
+        <w:rPr>
+          <w:rFonts w:ascii="Times New Roman" w:eastAsia="Times New Roman" w:hAnsi="Times New Roman" w:cs="Times New Roman"/>
+        </w:rPr>
+        <w:t>, they challenge patriarchal norms, while in the case of YouTube thumbnails, captions, and audience commentary, they reinforce gender hierarchies (Salam-</w:t>
+      </w:r>
+      <w:proofErr w:type="spellStart"/>
+      <w:r>
+        <w:rPr>
+          <w:rFonts w:ascii="Times New Roman" w:eastAsia="Times New Roman" w:hAnsi="Times New Roman" w:cs="Times New Roman"/>
+        </w:rPr>
+        <w:t>Salmaoui</w:t>
+      </w:r>
+      <w:proofErr w:type="spellEnd"/>
+      <w:r>
+        <w:rPr>
+          <w:rFonts w:ascii="Times New Roman" w:eastAsia="Times New Roman" w:hAnsi="Times New Roman" w:cs="Times New Roman"/>
+        </w:rPr>
+        <w:t xml:space="preserve"> &amp; Salam, 2024; Tahir &amp; </w:t>
+      </w:r>
+      <w:proofErr w:type="spellStart"/>
+      <w:r>
+        <w:rPr>
+          <w:rFonts w:ascii="Times New Roman" w:eastAsia="Times New Roman" w:hAnsi="Times New Roman" w:cs="Times New Roman"/>
+        </w:rPr>
+        <w:t>Qayyum</w:t>
+      </w:r>
+      <w:proofErr w:type="spellEnd"/>
+      <w:r>
+        <w:rPr>
+          <w:rFonts w:ascii="Times New Roman" w:eastAsia="Times New Roman" w:hAnsi="Times New Roman" w:cs="Times New Roman"/>
+        </w:rPr>
+        <w:t>, 2025). Together, these studies suggest that digital visual narratives are a culturally specific space where identities, ideologies, power, and resistance are negotiated, and they emphasize the need for more research on modern Pakistani comics as a unique medium of civic and cultural discourse.</w:t>
       </w:r>
     </w:p>
     <w:p>
@@ -522,14 +1034,78 @@
         <w:rPr>
           <w:rFonts w:ascii="Times New Roman" w:eastAsia="Times New Roman" w:hAnsi="Times New Roman" w:cs="Times New Roman"/>
         </w:rPr>
-        <w:t xml:space="preserve">Therefore, this study fills these gaps by considering Paasban – The Guardian and Team Muhafiz as multimodal cultural discourses in which language, images, and humor intermingle to produce social critique and civic discourses. The study builds on Halliday's Systemic Functional Grammar and Kress and van Leeuwen's visual grammar to create a </w:t>
-      </w:r>
-      <w:r>
-        <w:rPr>
-          <w:rFonts w:ascii="Times New Roman" w:eastAsia="Times New Roman" w:hAnsi="Times New Roman" w:cs="Times New Roman"/>
-        </w:rPr>
         <w:lastRenderedPageBreak/>
-        <w:t>composite analytical framework for examining the agency, responsibility, social issues, and collective action portrayed in comics from Pakistan. The present study also makes a significant contribution to the field of research in three ways. First, it contributes to multimodal discourse research and presents evidence from an unstudied context of Pakistan. Secondly, it illustrates the function of humor as an autochthonous means of negotiating dissent and resistance. Third, it contributes to the discussion of language, power, and representation by presenting alternative narratives of social change produced through the interaction of verbo-visual semiotic resources. For this reason, this research explores the following questions:</w:t>
+        <w:t xml:space="preserve">Therefore, this study fills these gaps by considering </w:t>
+      </w:r>
+      <w:proofErr w:type="spellStart"/>
+      <w:r>
+        <w:rPr>
+          <w:rFonts w:ascii="Times New Roman" w:eastAsia="Times New Roman" w:hAnsi="Times New Roman" w:cs="Times New Roman"/>
+        </w:rPr>
+        <w:t>Paasban</w:t>
+      </w:r>
+      <w:proofErr w:type="spellEnd"/>
+      <w:r>
+        <w:rPr>
+          <w:rFonts w:ascii="Times New Roman" w:eastAsia="Times New Roman" w:hAnsi="Times New Roman" w:cs="Times New Roman"/>
+        </w:rPr>
+        <w:t xml:space="preserve"> – The Guardian and Team </w:t>
+      </w:r>
+      <w:proofErr w:type="spellStart"/>
+      <w:r>
+        <w:rPr>
+          <w:rFonts w:ascii="Times New Roman" w:eastAsia="Times New Roman" w:hAnsi="Times New Roman" w:cs="Times New Roman"/>
+        </w:rPr>
+        <w:t>Muhafiz</w:t>
+      </w:r>
+      <w:proofErr w:type="spellEnd"/>
+      <w:r>
+        <w:rPr>
+          <w:rFonts w:ascii="Times New Roman" w:eastAsia="Times New Roman" w:hAnsi="Times New Roman" w:cs="Times New Roman"/>
+        </w:rPr>
+        <w:t xml:space="preserve"> as multimodal cultural discourses in which language, images, and humor intermingle to produce social critique and civic discourses. The study builds on </w:t>
+      </w:r>
+      <w:proofErr w:type="spellStart"/>
+      <w:r>
+        <w:rPr>
+          <w:rFonts w:ascii="Times New Roman" w:eastAsia="Times New Roman" w:hAnsi="Times New Roman" w:cs="Times New Roman"/>
+        </w:rPr>
+        <w:t>Halliday's</w:t>
+      </w:r>
+      <w:proofErr w:type="spellEnd"/>
+      <w:r>
+        <w:rPr>
+          <w:rFonts w:ascii="Times New Roman" w:eastAsia="Times New Roman" w:hAnsi="Times New Roman" w:cs="Times New Roman"/>
+        </w:rPr>
+        <w:t xml:space="preserve"> Systemic Functional Grammar and Kress and van </w:t>
+      </w:r>
+      <w:proofErr w:type="spellStart"/>
+      <w:r>
+        <w:rPr>
+          <w:rFonts w:ascii="Times New Roman" w:eastAsia="Times New Roman" w:hAnsi="Times New Roman" w:cs="Times New Roman"/>
+        </w:rPr>
+        <w:t>Leeuwen's</w:t>
+      </w:r>
+      <w:proofErr w:type="spellEnd"/>
+      <w:r>
+        <w:rPr>
+          <w:rFonts w:ascii="Times New Roman" w:eastAsia="Times New Roman" w:hAnsi="Times New Roman" w:cs="Times New Roman"/>
+        </w:rPr>
+        <w:t xml:space="preserve"> visual grammar to create a composite analytical framework for examining the agency, responsibility, social issues, and collective action portrayed in comics from Pakistan. The present study also makes a significant contribution to the field of research in three ways. First, it contributes to multimodal discourse research and presents evidence from an unstudied context of Pakistan. Secondly, it illustrates the function of humor as an autochthonous means of negotiating dissent and resistance. Third, it contributes to the discussion of language, power, and representation by presenting alternative narratives of social change produced through the interaction of </w:t>
+      </w:r>
+      <w:proofErr w:type="spellStart"/>
+      <w:r>
+        <w:rPr>
+          <w:rFonts w:ascii="Times New Roman" w:eastAsia="Times New Roman" w:hAnsi="Times New Roman" w:cs="Times New Roman"/>
+        </w:rPr>
+        <w:t>verbo</w:t>
+      </w:r>
+      <w:proofErr w:type="spellEnd"/>
+      <w:r>
+        <w:rPr>
+          <w:rFonts w:ascii="Times New Roman" w:eastAsia="Times New Roman" w:hAnsi="Times New Roman" w:cs="Times New Roman"/>
+        </w:rPr>
+        <w:t>-visual semiotic resources. For this reason, this research explores the following questions:</w:t>
       </w:r>
     </w:p>
     <w:p>
@@ -597,7 +1173,35 @@
         <w:rPr>
           <w:rFonts w:ascii="Times New Roman" w:eastAsia="Times New Roman" w:hAnsi="Times New Roman" w:cs="Times New Roman"/>
         </w:rPr>
-        <w:t>How do Paasban – The Guardian and Team Muhafiz contribute to alternative representations of Pakistani social realities?</w:t>
+        <w:t xml:space="preserve">How do </w:t>
+      </w:r>
+      <w:proofErr w:type="spellStart"/>
+      <w:r>
+        <w:rPr>
+          <w:rFonts w:ascii="Times New Roman" w:eastAsia="Times New Roman" w:hAnsi="Times New Roman" w:cs="Times New Roman"/>
+        </w:rPr>
+        <w:t>Paasban</w:t>
+      </w:r>
+      <w:proofErr w:type="spellEnd"/>
+      <w:r>
+        <w:rPr>
+          <w:rFonts w:ascii="Times New Roman" w:eastAsia="Times New Roman" w:hAnsi="Times New Roman" w:cs="Times New Roman"/>
+        </w:rPr>
+        <w:t xml:space="preserve"> – The Guardian and Team </w:t>
+      </w:r>
+      <w:proofErr w:type="spellStart"/>
+      <w:r>
+        <w:rPr>
+          <w:rFonts w:ascii="Times New Roman" w:eastAsia="Times New Roman" w:hAnsi="Times New Roman" w:cs="Times New Roman"/>
+        </w:rPr>
+        <w:t>Muhafiz</w:t>
+      </w:r>
+      <w:proofErr w:type="spellEnd"/>
+      <w:r>
+        <w:rPr>
+          <w:rFonts w:ascii="Times New Roman" w:eastAsia="Times New Roman" w:hAnsi="Times New Roman" w:cs="Times New Roman"/>
+        </w:rPr>
+        <w:t xml:space="preserve"> contribute to alternative representations of Pakistani social realities?</w:t>
       </w:r>
     </w:p>
     <w:p>
@@ -640,7 +1244,21 @@
         <w:rPr>
           <w:rFonts w:ascii="Times New Roman" w:eastAsia="Times New Roman" w:hAnsi="Times New Roman" w:cs="Times New Roman"/>
         </w:rPr>
-        <w:t>The analysis employed an integrated mixed-methodology combining linguistic and visual analysis across three interconnected levels: linguistic meaning-making, visual analysis, and ideological interpretation. The purpose of this study is to interpret the social meanings generated through the interplay of language, images, humor, symbols, and narrative structures in specific cultural contexts; thus, the qualitative design was chosen. Comics use many semiotic means of representation, such as written text, images, spatial layout, character placement, typography, and visual symbols, which make multimodal discourse analysis an ideal method for this investigation (Jewitt, 2014; Kress, 2010).</w:t>
+        <w:t>The analysis employed an integrated mixed-methodology combining linguistic and visual analysis across three interconnected levels: linguistic meaning-making, visual analysis, and ideological interpretation. The purpose of this study is to interpret the social meanings generated through the interplay of language, images, humor, symbols, and narrative structures in specific cultural contexts; thus, the qualitative design was chosen. Comics use many semiotic means of representation, such as written text, images, spatial layout, character placement, typography, and visual symbols, which make multimodal discourse analysis an ideal method for this investigation (</w:t>
+      </w:r>
+      <w:proofErr w:type="spellStart"/>
+      <w:r>
+        <w:rPr>
+          <w:rFonts w:ascii="Times New Roman" w:eastAsia="Times New Roman" w:hAnsi="Times New Roman" w:cs="Times New Roman"/>
+        </w:rPr>
+        <w:t>Jewitt</w:t>
+      </w:r>
+      <w:proofErr w:type="spellEnd"/>
+      <w:r>
+        <w:rPr>
+          <w:rFonts w:ascii="Times New Roman" w:eastAsia="Times New Roman" w:hAnsi="Times New Roman" w:cs="Times New Roman"/>
+        </w:rPr>
+        <w:t>, 2014; Kress, 2010).</w:t>
       </w:r>
     </w:p>
     <w:p>
@@ -652,7 +1270,35 @@
         <w:rPr>
           <w:rFonts w:ascii="Times New Roman" w:eastAsia="Times New Roman" w:hAnsi="Times New Roman" w:cs="Times New Roman"/>
         </w:rPr>
-        <w:t>The interpretivist research paradigm was used as the foundation for this study, in which meaning is considered socially constructed through cultural practices and communication processes (Creswell &amp; Poth, 2018). In this regard, Pakistani comics are not only considered entertainment products but also cultural texts in which social identities, ideology, and alternative narratives are created. The research tends to assume that meanings are produced in comics through the interaction between creators' communicative choices, text structures, visual representations, and the broader sociocultural context.</w:t>
+        <w:t xml:space="preserve">The </w:t>
+      </w:r>
+      <w:proofErr w:type="spellStart"/>
+      <w:r>
+        <w:rPr>
+          <w:rFonts w:ascii="Times New Roman" w:eastAsia="Times New Roman" w:hAnsi="Times New Roman" w:cs="Times New Roman"/>
+        </w:rPr>
+        <w:t>interpretivist</w:t>
+      </w:r>
+      <w:proofErr w:type="spellEnd"/>
+      <w:r>
+        <w:rPr>
+          <w:rFonts w:ascii="Times New Roman" w:eastAsia="Times New Roman" w:hAnsi="Times New Roman" w:cs="Times New Roman"/>
+        </w:rPr>
+        <w:t xml:space="preserve"> research paradigm was used as the foundation for this study, in which meaning is considered socially constructed through cultural practices and communication processes (Creswell &amp; </w:t>
+      </w:r>
+      <w:proofErr w:type="spellStart"/>
+      <w:r>
+        <w:rPr>
+          <w:rFonts w:ascii="Times New Roman" w:eastAsia="Times New Roman" w:hAnsi="Times New Roman" w:cs="Times New Roman"/>
+        </w:rPr>
+        <w:t>Poth</w:t>
+      </w:r>
+      <w:proofErr w:type="spellEnd"/>
+      <w:r>
+        <w:rPr>
+          <w:rFonts w:ascii="Times New Roman" w:eastAsia="Times New Roman" w:hAnsi="Times New Roman" w:cs="Times New Roman"/>
+        </w:rPr>
+        <w:t>, 2018). In this regard, Pakistani comics are not only considered entertainment products but also cultural texts in which social identities, ideology, and alternative narratives are created. The research tends to assume that meanings are produced in comics through the interaction between creators' communicative choices, text structures, visual representations, and the broader sociocultural context.</w:t>
       </w:r>
     </w:p>
     <w:p>
@@ -664,14 +1310,36 @@
         <w:rPr>
           <w:rFonts w:ascii="Times New Roman" w:eastAsia="Times New Roman" w:hAnsi="Times New Roman" w:cs="Times New Roman"/>
         </w:rPr>
-        <w:t xml:space="preserve">For a comprehensive analysis, two complementary theoretical frameworks are used: Halliday's (1994) Systemic Functional Grammar (SFG), Kress and van Leeuwen's (2006) Visual Grammar (VG), and Critical Discourse Analysis. The linguistic territory explored in SFG is useful for analyzing the representation of actions, identities, and social relations </w:t>
-      </w:r>
-      <w:r>
-        <w:rPr>
-          <w:rFonts w:ascii="Times New Roman" w:eastAsia="Times New Roman" w:hAnsi="Times New Roman" w:cs="Times New Roman"/>
-        </w:rPr>
         <w:lastRenderedPageBreak/>
-        <w:t>in dialogue, captions, and narrative texts using transitivity choices. Visual Grammar helps to analyze how images represent, interact, and compose meaning. By using these frameworks, the study can analyze the comics as a unified multimodal text rather than analyzing the verbal and the visual elements separately.</w:t>
+        <w:t xml:space="preserve">For a comprehensive analysis, two complementary theoretical frameworks are used: </w:t>
+      </w:r>
+      <w:proofErr w:type="spellStart"/>
+      <w:r>
+        <w:rPr>
+          <w:rFonts w:ascii="Times New Roman" w:eastAsia="Times New Roman" w:hAnsi="Times New Roman" w:cs="Times New Roman"/>
+        </w:rPr>
+        <w:t>Halliday's</w:t>
+      </w:r>
+      <w:proofErr w:type="spellEnd"/>
+      <w:r>
+        <w:rPr>
+          <w:rFonts w:ascii="Times New Roman" w:eastAsia="Times New Roman" w:hAnsi="Times New Roman" w:cs="Times New Roman"/>
+        </w:rPr>
+        <w:t xml:space="preserve"> (1994) Systemic Functional Grammar (SFG), Kress and van </w:t>
+      </w:r>
+      <w:proofErr w:type="spellStart"/>
+      <w:r>
+        <w:rPr>
+          <w:rFonts w:ascii="Times New Roman" w:eastAsia="Times New Roman" w:hAnsi="Times New Roman" w:cs="Times New Roman"/>
+        </w:rPr>
+        <w:t>Leeuwen's</w:t>
+      </w:r>
+      <w:proofErr w:type="spellEnd"/>
+      <w:r>
+        <w:rPr>
+          <w:rFonts w:ascii="Times New Roman" w:eastAsia="Times New Roman" w:hAnsi="Times New Roman" w:cs="Times New Roman"/>
+        </w:rPr>
+        <w:t xml:space="preserve"> (2006) Visual Grammar (VG), and Critical Discourse Analysis. The linguistic territory explored in SFG is useful for analyzing the representation of actions, identities, and social relations in dialogue, captions, and narrative texts using transitivity choices. Visual Grammar helps to analyze how images represent, interact, and compose meaning. By using these frameworks, the study can analyze the comics as a unified multimodal text rather than analyzing the verbal and the visual elements separately.</w:t>
       </w:r>
     </w:p>
     <w:p>
@@ -697,7 +1365,63 @@
         <w:rPr>
           <w:rFonts w:ascii="Times New Roman" w:eastAsia="Times New Roman" w:hAnsi="Times New Roman" w:cs="Times New Roman"/>
         </w:rPr>
-        <w:t>The research population consisted of Pakistani comics that covered social, ideological, environmental, and civic issues. Purposive sampling was used to select Paasban – The Guardian and Team Muhafiz, as both use dialogue, visual composition, symbolism, and sequential storytelling to communicate social messages. Paasban – The Guardian was published in 2015 as a trilogy of comics about youth radicalization, religious pluralism and countering extremist recruitment. Team Muhafiz, which was established in 2015, tackles issues such as kidnapping, deforestation, harm due to drugs, child marriage and fraudulent charity practices.</w:t>
+        <w:t xml:space="preserve">The research population consisted of Pakistani comics that covered social, ideological, environmental, and civic issues. Purposive sampling was used to select </w:t>
+      </w:r>
+      <w:proofErr w:type="spellStart"/>
+      <w:r>
+        <w:rPr>
+          <w:rFonts w:ascii="Times New Roman" w:eastAsia="Times New Roman" w:hAnsi="Times New Roman" w:cs="Times New Roman"/>
+        </w:rPr>
+        <w:t>Paasban</w:t>
+      </w:r>
+      <w:proofErr w:type="spellEnd"/>
+      <w:r>
+        <w:rPr>
+          <w:rFonts w:ascii="Times New Roman" w:eastAsia="Times New Roman" w:hAnsi="Times New Roman" w:cs="Times New Roman"/>
+        </w:rPr>
+        <w:t xml:space="preserve"> – The Guardian and Team </w:t>
+      </w:r>
+      <w:proofErr w:type="spellStart"/>
+      <w:r>
+        <w:rPr>
+          <w:rFonts w:ascii="Times New Roman" w:eastAsia="Times New Roman" w:hAnsi="Times New Roman" w:cs="Times New Roman"/>
+        </w:rPr>
+        <w:t>Muhafiz</w:t>
+      </w:r>
+      <w:proofErr w:type="spellEnd"/>
+      <w:r>
+        <w:rPr>
+          <w:rFonts w:ascii="Times New Roman" w:eastAsia="Times New Roman" w:hAnsi="Times New Roman" w:cs="Times New Roman"/>
+        </w:rPr>
+        <w:t xml:space="preserve">, as both use dialogue, visual composition, symbolism, and sequential storytelling to communicate social messages. </w:t>
+      </w:r>
+      <w:proofErr w:type="spellStart"/>
+      <w:r>
+        <w:rPr>
+          <w:rFonts w:ascii="Times New Roman" w:eastAsia="Times New Roman" w:hAnsi="Times New Roman" w:cs="Times New Roman"/>
+        </w:rPr>
+        <w:t>Paasban</w:t>
+      </w:r>
+      <w:proofErr w:type="spellEnd"/>
+      <w:r>
+        <w:rPr>
+          <w:rFonts w:ascii="Times New Roman" w:eastAsia="Times New Roman" w:hAnsi="Times New Roman" w:cs="Times New Roman"/>
+        </w:rPr>
+        <w:t xml:space="preserve"> – The Guardian was published in 2015 as a trilogy of comics about youth radicalization, religious pluralism and countering extremist recruitment. Team </w:t>
+      </w:r>
+      <w:proofErr w:type="spellStart"/>
+      <w:r>
+        <w:rPr>
+          <w:rFonts w:ascii="Times New Roman" w:eastAsia="Times New Roman" w:hAnsi="Times New Roman" w:cs="Times New Roman"/>
+        </w:rPr>
+        <w:t>Muhafiz</w:t>
+      </w:r>
+      <w:proofErr w:type="spellEnd"/>
+      <w:r>
+        <w:rPr>
+          <w:rFonts w:ascii="Times New Roman" w:eastAsia="Times New Roman" w:hAnsi="Times New Roman" w:cs="Times New Roman"/>
+        </w:rPr>
+        <w:t>, which was established in 2015, tackles issues such as kidnapping, deforestation, harm due to drugs, child marriage and fraudulent charity practices.</w:t>
       </w:r>
     </w:p>
     <w:p>
@@ -709,7 +1433,21 @@
         <w:rPr>
           <w:rFonts w:ascii="Times New Roman" w:eastAsia="Times New Roman" w:hAnsi="Times New Roman" w:cs="Times New Roman"/>
         </w:rPr>
-        <w:t>Finally, 14 images were used as source images, seven from each comic series. The images have produced 20 analytical units, with 10 units coming from each series (Table 1). An analytical unit was either a full panel or a series of panels that were “narratively connected”. There were three multi-panel images in each series, yielding two analytical units per image, and four images yielding one analytical unit per image. This led to a total of 20 analytical units, with 10 for each series. Treating panels and following sequences as units is suitable because the meaning of a comic is created by the interplay of verbal information, framing, movement of the participants, and the relationship between successive panels (Cohn et al., 2023; Wildfeuer, 2024).</w:t>
+        <w:t xml:space="preserve">Finally, 14 images were used as source images, seven from each comic series. The images have produced 20 analytical units, with 10 units coming from each series (Table 1). An analytical unit was either a full panel or a series of panels that were “narratively connected”. There were three multi-panel images in each series, yielding two analytical units per image, and four images yielding one analytical unit per image. This led to a total of 20 analytical units, with 10 for each series. Treating panels and following sequences as units is suitable because the meaning of a comic is created by the interplay of verbal information, framing, movement of the participants, and the relationship between successive panels (Cohn et al., 2023; </w:t>
+      </w:r>
+      <w:proofErr w:type="spellStart"/>
+      <w:r>
+        <w:rPr>
+          <w:rFonts w:ascii="Times New Roman" w:eastAsia="Times New Roman" w:hAnsi="Times New Roman" w:cs="Times New Roman"/>
+        </w:rPr>
+        <w:t>Wildfeuer</w:t>
+      </w:r>
+      <w:proofErr w:type="spellEnd"/>
+      <w:r>
+        <w:rPr>
+          <w:rFonts w:ascii="Times New Roman" w:eastAsia="Times New Roman" w:hAnsi="Times New Roman" w:cs="Times New Roman"/>
+        </w:rPr>
+        <w:t>, 2024).</w:t>
       </w:r>
     </w:p>
     <w:p>
@@ -766,6 +1504,7 @@
           <w:sz w:val="24"/>
           <w:szCs w:val="24"/>
         </w:rPr>
+        <w:lastRenderedPageBreak/>
         <w:t>Table 1: Composition and Selection of Comics</w:t>
       </w:r>
     </w:p>
@@ -822,6 +1561,7 @@
                 <w:color w:val="000000"/>
               </w:rPr>
             </w:pPr>
+            <w:proofErr w:type="spellStart"/>
             <w:r>
               <w:rPr>
                 <w:rFonts w:ascii="Times New Roman" w:eastAsia="Times New Roman" w:hAnsi="Times New Roman" w:cs="Times New Roman"/>
@@ -829,7 +1569,17 @@
                 <w:iCs/>
                 <w:color w:val="000000"/>
               </w:rPr>
-              <w:t>Paasban – The Guardian</w:t>
+              <w:t>Paasban</w:t>
+            </w:r>
+            <w:proofErr w:type="spellEnd"/>
+            <w:r>
+              <w:rPr>
+                <w:rFonts w:ascii="Times New Roman" w:eastAsia="Times New Roman" w:hAnsi="Times New Roman" w:cs="Times New Roman"/>
+                <w:i/>
+                <w:iCs/>
+                <w:color w:val="000000"/>
+              </w:rPr>
+              <w:t xml:space="preserve"> – The Guardian</w:t>
             </w:r>
           </w:p>
         </w:tc>
@@ -861,7 +1611,23 @@
                 <w:rFonts w:ascii="Times New Roman" w:hAnsi="Times New Roman" w:cs="Times New Roman"/>
                 <w:color w:val="000000"/>
               </w:rPr>
-              <w:t>Creative Frontiers (CFx Comics)</w:t>
+              <w:t>Creative Frontiers (</w:t>
+            </w:r>
+            <w:proofErr w:type="spellStart"/>
+            <w:r>
+              <w:rPr>
+                <w:rFonts w:ascii="Times New Roman" w:hAnsi="Times New Roman" w:cs="Times New Roman"/>
+                <w:color w:val="000000"/>
+              </w:rPr>
+              <w:t>CFx</w:t>
+            </w:r>
+            <w:proofErr w:type="spellEnd"/>
+            <w:r>
+              <w:rPr>
+                <w:rFonts w:ascii="Times New Roman" w:hAnsi="Times New Roman" w:cs="Times New Roman"/>
+                <w:color w:val="000000"/>
+              </w:rPr>
+              <w:t xml:space="preserve"> Comics)</w:t>
             </w:r>
           </w:p>
         </w:tc>
@@ -893,16 +1659,81 @@
                 <w:rFonts w:ascii="Times New Roman" w:hAnsi="Times New Roman" w:cs="Times New Roman"/>
                 <w:color w:val="000000"/>
               </w:rPr>
-              <w:t xml:space="preserve">Mustafa Hasnain, Gauhar Aftab, and </w:t>
-            </w:r>
-            <w:r>
-              <w:rPr>
-                <w:rFonts w:ascii="Times New Roman" w:hAnsi="Times New Roman" w:cs="Times New Roman"/>
-                <w:color w:val="000000"/>
-              </w:rPr>
-              <w:lastRenderedPageBreak/>
-              <w:t>Yahya Ehsan</w:t>
-            </w:r>
+              <w:t xml:space="preserve">Mustafa </w:t>
+            </w:r>
+            <w:proofErr w:type="spellStart"/>
+            <w:r>
+              <w:rPr>
+                <w:rFonts w:ascii="Times New Roman" w:hAnsi="Times New Roman" w:cs="Times New Roman"/>
+                <w:color w:val="000000"/>
+              </w:rPr>
+              <w:t>Hasnain</w:t>
+            </w:r>
+            <w:proofErr w:type="spellEnd"/>
+            <w:r>
+              <w:rPr>
+                <w:rFonts w:ascii="Times New Roman" w:hAnsi="Times New Roman" w:cs="Times New Roman"/>
+                <w:color w:val="000000"/>
+              </w:rPr>
+              <w:t xml:space="preserve">, </w:t>
+            </w:r>
+            <w:proofErr w:type="spellStart"/>
+            <w:r>
+              <w:rPr>
+                <w:rFonts w:ascii="Times New Roman" w:hAnsi="Times New Roman" w:cs="Times New Roman"/>
+                <w:color w:val="000000"/>
+              </w:rPr>
+              <w:t>Gauhar</w:t>
+            </w:r>
+            <w:proofErr w:type="spellEnd"/>
+            <w:r>
+              <w:rPr>
+                <w:rFonts w:ascii="Times New Roman" w:hAnsi="Times New Roman" w:cs="Times New Roman"/>
+                <w:color w:val="000000"/>
+              </w:rPr>
+              <w:t xml:space="preserve"> </w:t>
+            </w:r>
+            <w:proofErr w:type="spellStart"/>
+            <w:r>
+              <w:rPr>
+                <w:rFonts w:ascii="Times New Roman" w:hAnsi="Times New Roman" w:cs="Times New Roman"/>
+                <w:color w:val="000000"/>
+              </w:rPr>
+              <w:t>Aftab</w:t>
+            </w:r>
+            <w:proofErr w:type="spellEnd"/>
+            <w:r>
+              <w:rPr>
+                <w:rFonts w:ascii="Times New Roman" w:hAnsi="Times New Roman" w:cs="Times New Roman"/>
+                <w:color w:val="000000"/>
+              </w:rPr>
+              <w:t xml:space="preserve">, and </w:t>
+            </w:r>
+            <w:proofErr w:type="spellStart"/>
+            <w:r>
+              <w:rPr>
+                <w:rFonts w:ascii="Times New Roman" w:hAnsi="Times New Roman" w:cs="Times New Roman"/>
+                <w:color w:val="000000"/>
+              </w:rPr>
+              <w:t>Yahya</w:t>
+            </w:r>
+            <w:proofErr w:type="spellEnd"/>
+            <w:r>
+              <w:rPr>
+                <w:rFonts w:ascii="Times New Roman" w:hAnsi="Times New Roman" w:cs="Times New Roman"/>
+                <w:color w:val="000000"/>
+              </w:rPr>
+              <w:t xml:space="preserve"> </w:t>
+            </w:r>
+            <w:proofErr w:type="spellStart"/>
+            <w:r>
+              <w:rPr>
+                <w:rFonts w:ascii="Times New Roman" w:hAnsi="Times New Roman" w:cs="Times New Roman"/>
+                <w:color w:val="000000"/>
+              </w:rPr>
+              <w:t>Ehsan</w:t>
+            </w:r>
+            <w:proofErr w:type="spellEnd"/>
           </w:p>
         </w:tc>
         <w:tc>
@@ -933,7 +1764,6 @@
                 <w:rFonts w:ascii="Times New Roman" w:hAnsi="Times New Roman" w:cs="Times New Roman"/>
                 <w:color w:val="000000"/>
               </w:rPr>
-              <w:lastRenderedPageBreak/>
               <w:t>2015</w:t>
             </w:r>
           </w:p>
@@ -1030,15 +1860,7 @@
                 <w:rFonts w:ascii="Times New Roman" w:hAnsi="Times New Roman" w:cs="Times New Roman"/>
                 <w:color w:val="000000"/>
               </w:rPr>
-              <w:t xml:space="preserve">Images representing inclusive citizenship, religious pluralism, extremist persuasion, ideological conflict, peer intervention, civic </w:t>
-            </w:r>
-            <w:r>
-              <w:rPr>
-                <w:rFonts w:ascii="Times New Roman" w:hAnsi="Times New Roman" w:cs="Times New Roman"/>
-                <w:color w:val="000000"/>
-              </w:rPr>
-              <w:lastRenderedPageBreak/>
-              <w:t>identity, and resistance to radicalization</w:t>
+              <w:t>Images representing inclusive citizenship, religious pluralism, extremist persuasion, ideological conflict, peer intervention, civic identity, and resistance to radicalization</w:t>
             </w:r>
           </w:p>
         </w:tc>
@@ -1076,71 +1898,99 @@
                 <w:iCs/>
                 <w:color w:val="000000"/>
               </w:rPr>
-              <w:lastRenderedPageBreak/>
-              <w:t>Team Muhafiz</w:t>
-            </w:r>
-          </w:p>
-        </w:tc>
-        <w:tc>
-          <w:tcPr>
-            <w:tcW w:w="0" w:type="auto"/>
-            <w:tcBorders>
-              <w:left w:val="single" w:sz="6" w:space="0" w:color="E0E0E0"/>
-              <w:bottom w:val="single" w:sz="6" w:space="0" w:color="E0E0E0"/>
-              <w:right w:val="single" w:sz="6" w:space="0" w:color="E0E0E0"/>
-            </w:tcBorders>
-            <w:tcMar>
-              <w:top w:w="15" w:type="dxa"/>
-              <w:left w:w="22" w:type="dxa"/>
-              <w:bottom w:w="15" w:type="dxa"/>
-              <w:right w:w="22" w:type="dxa"/>
-            </w:tcMar>
-          </w:tcPr>
-          <w:p>
-            <w:pPr>
-              <w:rPr>
-                <w:rFonts w:ascii="Times New Roman" w:hAnsi="Times New Roman" w:cs="Times New Roman"/>
-                <w:color w:val="000000"/>
-              </w:rPr>
-            </w:pPr>
-            <w:r>
-              <w:rPr>
-                <w:rFonts w:ascii="Times New Roman" w:hAnsi="Times New Roman" w:cs="Times New Roman"/>
-                <w:color w:val="000000"/>
-              </w:rPr>
-              <w:t>AzCorp Entertainment</w:t>
-            </w:r>
-          </w:p>
-        </w:tc>
-        <w:tc>
-          <w:tcPr>
-            <w:tcW w:w="0" w:type="auto"/>
-            <w:tcBorders>
-              <w:left w:val="single" w:sz="6" w:space="0" w:color="E0E0E0"/>
-              <w:bottom w:val="single" w:sz="6" w:space="0" w:color="E0E0E0"/>
-              <w:right w:val="single" w:sz="6" w:space="0" w:color="E0E0E0"/>
-            </w:tcBorders>
-            <w:tcMar>
-              <w:top w:w="15" w:type="dxa"/>
-              <w:left w:w="22" w:type="dxa"/>
-              <w:bottom w:w="15" w:type="dxa"/>
-              <w:right w:w="22" w:type="dxa"/>
-            </w:tcMar>
-          </w:tcPr>
-          <w:p>
-            <w:pPr>
-              <w:rPr>
-                <w:rFonts w:ascii="Times New Roman" w:hAnsi="Times New Roman" w:cs="Times New Roman"/>
-                <w:color w:val="000000"/>
-              </w:rPr>
-            </w:pPr>
-            <w:r>
-              <w:rPr>
-                <w:rFonts w:ascii="Times New Roman" w:hAnsi="Times New Roman" w:cs="Times New Roman"/>
-                <w:color w:val="000000"/>
-              </w:rPr>
-              <w:t>Imran Azhar</w:t>
-            </w:r>
+              <w:t xml:space="preserve">Team </w:t>
+            </w:r>
+            <w:proofErr w:type="spellStart"/>
+            <w:r>
+              <w:rPr>
+                <w:rFonts w:ascii="Times New Roman" w:eastAsia="Times New Roman" w:hAnsi="Times New Roman" w:cs="Times New Roman"/>
+                <w:i/>
+                <w:iCs/>
+                <w:color w:val="000000"/>
+              </w:rPr>
+              <w:t>Muhafiz</w:t>
+            </w:r>
+            <w:proofErr w:type="spellEnd"/>
+          </w:p>
+        </w:tc>
+        <w:tc>
+          <w:tcPr>
+            <w:tcW w:w="0" w:type="auto"/>
+            <w:tcBorders>
+              <w:left w:val="single" w:sz="6" w:space="0" w:color="E0E0E0"/>
+              <w:bottom w:val="single" w:sz="6" w:space="0" w:color="E0E0E0"/>
+              <w:right w:val="single" w:sz="6" w:space="0" w:color="E0E0E0"/>
+            </w:tcBorders>
+            <w:tcMar>
+              <w:top w:w="15" w:type="dxa"/>
+              <w:left w:w="22" w:type="dxa"/>
+              <w:bottom w:w="15" w:type="dxa"/>
+              <w:right w:w="22" w:type="dxa"/>
+            </w:tcMar>
+          </w:tcPr>
+          <w:p>
+            <w:pPr>
+              <w:rPr>
+                <w:rFonts w:ascii="Times New Roman" w:hAnsi="Times New Roman" w:cs="Times New Roman"/>
+                <w:color w:val="000000"/>
+              </w:rPr>
+            </w:pPr>
+            <w:proofErr w:type="spellStart"/>
+            <w:r>
+              <w:rPr>
+                <w:rFonts w:ascii="Times New Roman" w:hAnsi="Times New Roman" w:cs="Times New Roman"/>
+                <w:color w:val="000000"/>
+              </w:rPr>
+              <w:t>AzCorp</w:t>
+            </w:r>
+            <w:proofErr w:type="spellEnd"/>
+            <w:r>
+              <w:rPr>
+                <w:rFonts w:ascii="Times New Roman" w:hAnsi="Times New Roman" w:cs="Times New Roman"/>
+                <w:color w:val="000000"/>
+              </w:rPr>
+              <w:t xml:space="preserve"> Entertainment</w:t>
+            </w:r>
+          </w:p>
+        </w:tc>
+        <w:tc>
+          <w:tcPr>
+            <w:tcW w:w="0" w:type="auto"/>
+            <w:tcBorders>
+              <w:left w:val="single" w:sz="6" w:space="0" w:color="E0E0E0"/>
+              <w:bottom w:val="single" w:sz="6" w:space="0" w:color="E0E0E0"/>
+              <w:right w:val="single" w:sz="6" w:space="0" w:color="E0E0E0"/>
+            </w:tcBorders>
+            <w:tcMar>
+              <w:top w:w="15" w:type="dxa"/>
+              <w:left w:w="22" w:type="dxa"/>
+              <w:bottom w:w="15" w:type="dxa"/>
+              <w:right w:w="22" w:type="dxa"/>
+            </w:tcMar>
+          </w:tcPr>
+          <w:p>
+            <w:pPr>
+              <w:rPr>
+                <w:rFonts w:ascii="Times New Roman" w:hAnsi="Times New Roman" w:cs="Times New Roman"/>
+                <w:color w:val="000000"/>
+              </w:rPr>
+            </w:pPr>
+            <w:r>
+              <w:rPr>
+                <w:rFonts w:ascii="Times New Roman" w:hAnsi="Times New Roman" w:cs="Times New Roman"/>
+                <w:color w:val="000000"/>
+              </w:rPr>
+              <w:t xml:space="preserve">Imran </w:t>
+            </w:r>
+            <w:proofErr w:type="spellStart"/>
+            <w:r>
+              <w:rPr>
+                <w:rFonts w:ascii="Times New Roman" w:hAnsi="Times New Roman" w:cs="Times New Roman"/>
+                <w:color w:val="000000"/>
+              </w:rPr>
+              <w:t>Azhar</w:t>
+            </w:r>
+            <w:proofErr w:type="spellEnd"/>
           </w:p>
         </w:tc>
         <w:tc>
@@ -1502,7 +2352,175 @@
         <w:rPr>
           <w:rFonts w:ascii="Times New Roman" w:eastAsia="Times New Roman" w:hAnsi="Times New Roman" w:cs="Times New Roman"/>
         </w:rPr>
-        <w:t>The chosen corpus comprises two comic series from Pakistan: Paasban – The Guardian and Team Muhafiz, where the former uses a multimodal approach to narrate contemporary social issues, and the latter teaches civic responsibility. In 2015, Mustafa Hasnain, Gauhar Aftab and Yahya Ehsan created Paasban – The Guardian, which was published by Creative Frontiers (CFx Comics). The series was created as a social-awareness initiative to help teach young people how they can be vulnerable to violent radicalization and religious extremism by delivering a visual narrative of real-life social pressures. By contrast, Imran Azhar's Team Muhafiz, which AzCorp Entertainment produced, was published in 2015. The series will be about a multi-ethnic and multi-religious ensemble of young protagonists who will have to face social challenges such as extortion, child marriage, and human trafficking in Karachi. The comic encourages community involvement, awareness, and responsibility in a superhero story format.</w:t>
+        <w:t xml:space="preserve">The chosen corpus comprises two comic series from Pakistan: </w:t>
+      </w:r>
+      <w:proofErr w:type="spellStart"/>
+      <w:r>
+        <w:rPr>
+          <w:rFonts w:ascii="Times New Roman" w:eastAsia="Times New Roman" w:hAnsi="Times New Roman" w:cs="Times New Roman"/>
+        </w:rPr>
+        <w:t>Paasban</w:t>
+      </w:r>
+      <w:proofErr w:type="spellEnd"/>
+      <w:r>
+        <w:rPr>
+          <w:rFonts w:ascii="Times New Roman" w:eastAsia="Times New Roman" w:hAnsi="Times New Roman" w:cs="Times New Roman"/>
+        </w:rPr>
+        <w:t xml:space="preserve"> – The Guardian and Team </w:t>
+      </w:r>
+      <w:proofErr w:type="spellStart"/>
+      <w:r>
+        <w:rPr>
+          <w:rFonts w:ascii="Times New Roman" w:eastAsia="Times New Roman" w:hAnsi="Times New Roman" w:cs="Times New Roman"/>
+        </w:rPr>
+        <w:t>Muhafiz</w:t>
+      </w:r>
+      <w:proofErr w:type="spellEnd"/>
+      <w:r>
+        <w:rPr>
+          <w:rFonts w:ascii="Times New Roman" w:eastAsia="Times New Roman" w:hAnsi="Times New Roman" w:cs="Times New Roman"/>
+        </w:rPr>
+        <w:t xml:space="preserve">, where the former uses a multimodal approach to narrate contemporary social issues, and the latter teaches civic responsibility. In 2015, Mustafa </w:t>
+      </w:r>
+      <w:proofErr w:type="spellStart"/>
+      <w:r>
+        <w:rPr>
+          <w:rFonts w:ascii="Times New Roman" w:eastAsia="Times New Roman" w:hAnsi="Times New Roman" w:cs="Times New Roman"/>
+        </w:rPr>
+        <w:t>Hasnain</w:t>
+      </w:r>
+      <w:proofErr w:type="spellEnd"/>
+      <w:r>
+        <w:rPr>
+          <w:rFonts w:ascii="Times New Roman" w:eastAsia="Times New Roman" w:hAnsi="Times New Roman" w:cs="Times New Roman"/>
+        </w:rPr>
+        <w:t xml:space="preserve">, </w:t>
+      </w:r>
+      <w:proofErr w:type="spellStart"/>
+      <w:r>
+        <w:rPr>
+          <w:rFonts w:ascii="Times New Roman" w:eastAsia="Times New Roman" w:hAnsi="Times New Roman" w:cs="Times New Roman"/>
+        </w:rPr>
+        <w:t>Gauhar</w:t>
+      </w:r>
+      <w:proofErr w:type="spellEnd"/>
+      <w:r>
+        <w:rPr>
+          <w:rFonts w:ascii="Times New Roman" w:eastAsia="Times New Roman" w:hAnsi="Times New Roman" w:cs="Times New Roman"/>
+        </w:rPr>
+        <w:t xml:space="preserve"> </w:t>
+      </w:r>
+      <w:proofErr w:type="spellStart"/>
+      <w:r>
+        <w:rPr>
+          <w:rFonts w:ascii="Times New Roman" w:eastAsia="Times New Roman" w:hAnsi="Times New Roman" w:cs="Times New Roman"/>
+        </w:rPr>
+        <w:t>Aftab</w:t>
+      </w:r>
+      <w:proofErr w:type="spellEnd"/>
+      <w:r>
+        <w:rPr>
+          <w:rFonts w:ascii="Times New Roman" w:eastAsia="Times New Roman" w:hAnsi="Times New Roman" w:cs="Times New Roman"/>
+        </w:rPr>
+        <w:t xml:space="preserve"> and </w:t>
+      </w:r>
+      <w:proofErr w:type="spellStart"/>
+      <w:r>
+        <w:rPr>
+          <w:rFonts w:ascii="Times New Roman" w:eastAsia="Times New Roman" w:hAnsi="Times New Roman" w:cs="Times New Roman"/>
+        </w:rPr>
+        <w:t>Yahya</w:t>
+      </w:r>
+      <w:proofErr w:type="spellEnd"/>
+      <w:r>
+        <w:rPr>
+          <w:rFonts w:ascii="Times New Roman" w:eastAsia="Times New Roman" w:hAnsi="Times New Roman" w:cs="Times New Roman"/>
+        </w:rPr>
+        <w:t xml:space="preserve"> </w:t>
+      </w:r>
+      <w:proofErr w:type="spellStart"/>
+      <w:r>
+        <w:rPr>
+          <w:rFonts w:ascii="Times New Roman" w:eastAsia="Times New Roman" w:hAnsi="Times New Roman" w:cs="Times New Roman"/>
+        </w:rPr>
+        <w:t>Ehsan</w:t>
+      </w:r>
+      <w:proofErr w:type="spellEnd"/>
+      <w:r>
+        <w:rPr>
+          <w:rFonts w:ascii="Times New Roman" w:eastAsia="Times New Roman" w:hAnsi="Times New Roman" w:cs="Times New Roman"/>
+        </w:rPr>
+        <w:t xml:space="preserve"> created </w:t>
+      </w:r>
+      <w:proofErr w:type="spellStart"/>
+      <w:r>
+        <w:rPr>
+          <w:rFonts w:ascii="Times New Roman" w:eastAsia="Times New Roman" w:hAnsi="Times New Roman" w:cs="Times New Roman"/>
+        </w:rPr>
+        <w:t>Paasban</w:t>
+      </w:r>
+      <w:proofErr w:type="spellEnd"/>
+      <w:r>
+        <w:rPr>
+          <w:rFonts w:ascii="Times New Roman" w:eastAsia="Times New Roman" w:hAnsi="Times New Roman" w:cs="Times New Roman"/>
+        </w:rPr>
+        <w:t xml:space="preserve"> – The Guardian, which was published by Creative Frontiers (</w:t>
+      </w:r>
+      <w:proofErr w:type="spellStart"/>
+      <w:r>
+        <w:rPr>
+          <w:rFonts w:ascii="Times New Roman" w:eastAsia="Times New Roman" w:hAnsi="Times New Roman" w:cs="Times New Roman"/>
+        </w:rPr>
+        <w:t>CFx</w:t>
+      </w:r>
+      <w:proofErr w:type="spellEnd"/>
+      <w:r>
+        <w:rPr>
+          <w:rFonts w:ascii="Times New Roman" w:eastAsia="Times New Roman" w:hAnsi="Times New Roman" w:cs="Times New Roman"/>
+        </w:rPr>
+        <w:t xml:space="preserve"> Comics). The series was created as a social-awareness initiative to help teach young people how they can be vulnerable to violent radicalization and religious extremism by delivering a visual narrative of real-life social pressures. By contrast, Imran </w:t>
+      </w:r>
+      <w:proofErr w:type="spellStart"/>
+      <w:r>
+        <w:rPr>
+          <w:rFonts w:ascii="Times New Roman" w:eastAsia="Times New Roman" w:hAnsi="Times New Roman" w:cs="Times New Roman"/>
+        </w:rPr>
+        <w:t>Azhar's</w:t>
+      </w:r>
+      <w:proofErr w:type="spellEnd"/>
+      <w:r>
+        <w:rPr>
+          <w:rFonts w:ascii="Times New Roman" w:eastAsia="Times New Roman" w:hAnsi="Times New Roman" w:cs="Times New Roman"/>
+        </w:rPr>
+        <w:t xml:space="preserve"> Team </w:t>
+      </w:r>
+      <w:proofErr w:type="spellStart"/>
+      <w:r>
+        <w:rPr>
+          <w:rFonts w:ascii="Times New Roman" w:eastAsia="Times New Roman" w:hAnsi="Times New Roman" w:cs="Times New Roman"/>
+        </w:rPr>
+        <w:t>Muhafiz</w:t>
+      </w:r>
+      <w:proofErr w:type="spellEnd"/>
+      <w:r>
+        <w:rPr>
+          <w:rFonts w:ascii="Times New Roman" w:eastAsia="Times New Roman" w:hAnsi="Times New Roman" w:cs="Times New Roman"/>
+        </w:rPr>
+        <w:t xml:space="preserve">, which </w:t>
+      </w:r>
+      <w:proofErr w:type="spellStart"/>
+      <w:r>
+        <w:rPr>
+          <w:rFonts w:ascii="Times New Roman" w:eastAsia="Times New Roman" w:hAnsi="Times New Roman" w:cs="Times New Roman"/>
+        </w:rPr>
+        <w:t>AzCorp</w:t>
+      </w:r>
+      <w:proofErr w:type="spellEnd"/>
+      <w:r>
+        <w:rPr>
+          <w:rFonts w:ascii="Times New Roman" w:eastAsia="Times New Roman" w:hAnsi="Times New Roman" w:cs="Times New Roman"/>
+        </w:rPr>
+        <w:t xml:space="preserve"> Entertainment produced, was published in 2015. The series will be about a multi-ethnic and multi-religious ensemble of young protagonists who will have to face social challenges such as extortion, child marriage, and human trafficking in Karachi. The comic encourages community involvement, awareness, and responsibility in a superhero story format.</w:t>
       </w:r>
     </w:p>
     <w:p>
@@ -1540,7 +2558,28 @@
         <w:rPr>
           <w:rFonts w:ascii="Times New Roman" w:eastAsia="Times New Roman" w:hAnsi="Times New Roman" w:cs="Times New Roman"/>
         </w:rPr>
-        <w:t>For the linguistic level, Halliday's (1994) Systemic Functional Grammar was used. Special interest was paid to the transitivity system, as it shows the dynamics of giving agency, responsibility, and identity to social actors through texts. The analysis was based on the following processes: material, behavioral, relational, verbal, and mental.</w:t>
+        <w:t xml:space="preserve">For the linguistic level, </w:t>
+      </w:r>
+      <w:proofErr w:type="spellStart"/>
+      <w:r>
+        <w:rPr>
+          <w:rFonts w:ascii="Times New Roman" w:eastAsia="Times New Roman" w:hAnsi="Times New Roman" w:cs="Times New Roman"/>
+        </w:rPr>
+        <w:t>Halliday's</w:t>
+      </w:r>
+      <w:proofErr w:type="spellEnd"/>
+      <w:r>
+        <w:rPr>
+          <w:rFonts w:ascii="Times New Roman" w:eastAsia="Times New Roman" w:hAnsi="Times New Roman" w:cs="Times New Roman"/>
+        </w:rPr>
+        <w:t xml:space="preserve"> (1994) Systemic Functional Grammar was used. Special interest was paid to the transitivity system, as it shows the dynamics of giving agency, </w:t>
+      </w:r>
+      <w:r>
+        <w:rPr>
+          <w:rFonts w:ascii="Times New Roman" w:eastAsia="Times New Roman" w:hAnsi="Times New Roman" w:cs="Times New Roman"/>
+        </w:rPr>
+        <w:lastRenderedPageBreak/>
+        <w:t>responsibility, and identity to social actors through texts. The analysis was based on the following processes: material, behavioral, relational, verbal, and mental.</w:t>
       </w:r>
     </w:p>
     <w:p>
@@ -1552,14 +2591,7 @@
         <w:rPr>
           <w:rFonts w:ascii="Times New Roman" w:eastAsia="Times New Roman" w:hAnsi="Times New Roman" w:cs="Times New Roman"/>
         </w:rPr>
-        <w:t xml:space="preserve">Material processes were explored, and representations of action and intervention were found, particularly how characters react to social issues. To comprehend emotional responses and social reactions, behavioral processes were analyzed. Relational processes were considered to identify constructions of identity and values, and verbal processes were </w:t>
-      </w:r>
-      <w:r>
-        <w:rPr>
-          <w:rFonts w:ascii="Times New Roman" w:eastAsia="Times New Roman" w:hAnsi="Times New Roman" w:cs="Times New Roman"/>
-        </w:rPr>
-        <w:lastRenderedPageBreak/>
-        <w:t>examined to understand persuasion, criticism, and social messaging. A linguistic coding system is provided in Table 2.</w:t>
+        <w:t>Material processes were explored, and representations of action and intervention were found, particularly how characters react to social issues. To comprehend emotional responses and social reactions, behavioral processes were analyzed. Relational processes were considered to identify constructions of identity and values, and verbal processes were examined to understand persuasion, criticism, and social messaging. A linguistic coding system is provided in Table 2.</w:t>
       </w:r>
     </w:p>
     <w:p>
@@ -2101,7 +3133,21 @@
         <w:rPr>
           <w:rFonts w:ascii="Times New Roman" w:eastAsia="Times New Roman" w:hAnsi="Times New Roman" w:cs="Times New Roman"/>
         </w:rPr>
-        <w:t>Table 2 presents the linguistic framework used to analyze how characters are constructed through language in social narratives. Instead of treating dialogue as just conversation, the study examines language as a tool that can help construct power relations, responsibilities, and ideological positions. On the visual plane, the Visual Grammar of Kress and van Leeuwen (2006) was used to analyze the meaning of the images. This analysis was conducted on three aspects – representational meaning, interactive meaning, and compositional meaning.</w:t>
+        <w:t xml:space="preserve">Table 2 presents the linguistic framework used to analyze how characters are constructed through language in social narratives. Instead of treating dialogue as just conversation, the study examines language as a tool that can help construct power relations, responsibilities, and ideological positions. On the visual plane, the Visual Grammar of Kress and van </w:t>
+      </w:r>
+      <w:proofErr w:type="spellStart"/>
+      <w:r>
+        <w:rPr>
+          <w:rFonts w:ascii="Times New Roman" w:eastAsia="Times New Roman" w:hAnsi="Times New Roman" w:cs="Times New Roman"/>
+        </w:rPr>
+        <w:t>Leeuwen</w:t>
+      </w:r>
+      <w:proofErr w:type="spellEnd"/>
+      <w:r>
+        <w:rPr>
+          <w:rFonts w:ascii="Times New Roman" w:eastAsia="Times New Roman" w:hAnsi="Times New Roman" w:cs="Times New Roman"/>
+        </w:rPr>
+        <w:t xml:space="preserve"> (2006) was used to analyze the meaning of the images. This analysis was conducted on three aspects – representational meaning, interactive meaning, and compositional meaning.</w:t>
       </w:r>
     </w:p>
     <w:p>
@@ -2136,7 +3182,25 @@
           <w:b/>
           <w:bCs/>
         </w:rPr>
-        <w:t>Table 3:Visual Analysis Framework</w:t>
+        <w:t>Table 3</w:t>
+      </w:r>
+      <w:proofErr w:type="gramStart"/>
+      <w:r>
+        <w:rPr>
+          <w:rFonts w:ascii="Times New Roman" w:eastAsia="Times New Roman" w:hAnsi="Times New Roman" w:cs="Times New Roman"/>
+          <w:b/>
+          <w:bCs/>
+        </w:rPr>
+        <w:t>:Visual</w:t>
+      </w:r>
+      <w:proofErr w:type="gramEnd"/>
+      <w:r>
+        <w:rPr>
+          <w:rFonts w:ascii="Times New Roman" w:eastAsia="Times New Roman" w:hAnsi="Times New Roman" w:cs="Times New Roman"/>
+          <w:b/>
+          <w:bCs/>
+        </w:rPr>
+        <w:t xml:space="preserve"> Analysis Framework</w:t>
       </w:r>
     </w:p>
     <w:tbl>
@@ -2394,6 +3458,7 @@
                 <w:rFonts w:ascii="Times New Roman" w:hAnsi="Times New Roman" w:cs="Times New Roman"/>
                 <w:color w:val="000000"/>
               </w:rPr>
+              <w:lastRenderedPageBreak/>
               <w:t>Spatial arrangement</w:t>
             </w:r>
           </w:p>
@@ -2521,7 +3586,6 @@
           <w:b/>
           <w:bCs/>
         </w:rPr>
-        <w:lastRenderedPageBreak/>
         <w:t>2.4 Analytical Procedure</w:t>
       </w:r>
     </w:p>
@@ -2546,7 +3610,35 @@
         <w:rPr>
           <w:rFonts w:ascii="Times New Roman" w:eastAsia="Times New Roman" w:hAnsi="Times New Roman" w:cs="Times New Roman"/>
         </w:rPr>
-        <w:t>Third, the linguistic aspects, such as dialogue and captions, were analyzed using Halliday's transitivity categories. Fourth, visual elements were studied using Kress and van Leeuwen's representations, interactions, and compositions. Last, the results of both dimensions were combined to understand the influence of humor, language, and imagery as a whole in creating a resistance narrative.</w:t>
+        <w:t xml:space="preserve">Third, the linguistic aspects, such as dialogue and captions, were analyzed using </w:t>
+      </w:r>
+      <w:proofErr w:type="spellStart"/>
+      <w:r>
+        <w:rPr>
+          <w:rFonts w:ascii="Times New Roman" w:eastAsia="Times New Roman" w:hAnsi="Times New Roman" w:cs="Times New Roman"/>
+        </w:rPr>
+        <w:t>Halliday's</w:t>
+      </w:r>
+      <w:proofErr w:type="spellEnd"/>
+      <w:r>
+        <w:rPr>
+          <w:rFonts w:ascii="Times New Roman" w:eastAsia="Times New Roman" w:hAnsi="Times New Roman" w:cs="Times New Roman"/>
+        </w:rPr>
+        <w:t xml:space="preserve"> transitivity categories. Fourth, visual elements were studied using Kress and van </w:t>
+      </w:r>
+      <w:proofErr w:type="spellStart"/>
+      <w:r>
+        <w:rPr>
+          <w:rFonts w:ascii="Times New Roman" w:eastAsia="Times New Roman" w:hAnsi="Times New Roman" w:cs="Times New Roman"/>
+        </w:rPr>
+        <w:t>Leeuwen's</w:t>
+      </w:r>
+      <w:proofErr w:type="spellEnd"/>
+      <w:r>
+        <w:rPr>
+          <w:rFonts w:ascii="Times New Roman" w:eastAsia="Times New Roman" w:hAnsi="Times New Roman" w:cs="Times New Roman"/>
+        </w:rPr>
+        <w:t xml:space="preserve"> representations, interactions, and compositions. Last, the results of both dimensions were combined to understand the influence of humor, language, and imagery as a whole in creating a resistance narrative.</w:t>
       </w:r>
     </w:p>
     <w:p>
@@ -2558,7 +3650,35 @@
         <w:rPr>
           <w:rFonts w:ascii="Times New Roman" w:eastAsia="Times New Roman" w:hAnsi="Times New Roman" w:cs="Times New Roman"/>
         </w:rPr>
-        <w:t>The interpretation stage was conducted by comparing and mapping out the pattern of the two publications, Paasban – The Guardian and Team Muhafiz, in relation to the ways they criticize society. By using this comparative method, it was possible to gain a deeper insight into the different comic stories that depict civic responsibility and social change.</w:t>
+        <w:t xml:space="preserve">The interpretation stage was conducted by comparing and mapping out the pattern of the two publications, </w:t>
+      </w:r>
+      <w:proofErr w:type="spellStart"/>
+      <w:r>
+        <w:rPr>
+          <w:rFonts w:ascii="Times New Roman" w:eastAsia="Times New Roman" w:hAnsi="Times New Roman" w:cs="Times New Roman"/>
+        </w:rPr>
+        <w:t>Paasban</w:t>
+      </w:r>
+      <w:proofErr w:type="spellEnd"/>
+      <w:r>
+        <w:rPr>
+          <w:rFonts w:ascii="Times New Roman" w:eastAsia="Times New Roman" w:hAnsi="Times New Roman" w:cs="Times New Roman"/>
+        </w:rPr>
+        <w:t xml:space="preserve"> – The Guardian and Team </w:t>
+      </w:r>
+      <w:proofErr w:type="spellStart"/>
+      <w:r>
+        <w:rPr>
+          <w:rFonts w:ascii="Times New Roman" w:eastAsia="Times New Roman" w:hAnsi="Times New Roman" w:cs="Times New Roman"/>
+        </w:rPr>
+        <w:t>Muhafiz</w:t>
+      </w:r>
+      <w:proofErr w:type="spellEnd"/>
+      <w:r>
+        <w:rPr>
+          <w:rFonts w:ascii="Times New Roman" w:eastAsia="Times New Roman" w:hAnsi="Times New Roman" w:cs="Times New Roman"/>
+        </w:rPr>
+        <w:t>, in relation to the ways they criticize society. By using this comparative method, it was possible to gain a deeper insight into the different comic stories that depict civic responsibility and social change.</w:t>
       </w:r>
     </w:p>
     <w:p>
@@ -2583,7 +3703,35 @@
         <w:rPr>
           <w:rFonts w:ascii="Times New Roman" w:eastAsia="Times New Roman" w:hAnsi="Times New Roman" w:cs="Times New Roman"/>
         </w:rPr>
-        <w:t>To ensure methodological rigor, the study was carried out using the principles of qualitative research; namely credibility, dependability, and confirmability. This study has focused on transferability (Lincoln &amp; Guba, 1985). The comic episodes were analyzed multiple times to improve the credibility of the comic and the systematic use of the coding framework. Instead of using exceptions, interpretations were formulated based on frequent trends throughout the whole body of texts.</w:t>
+        <w:t xml:space="preserve">To ensure methodological rigor, the study was carried out using the principles of qualitative research; namely credibility, dependability, and </w:t>
+      </w:r>
+      <w:proofErr w:type="spellStart"/>
+      <w:r>
+        <w:rPr>
+          <w:rFonts w:ascii="Times New Roman" w:eastAsia="Times New Roman" w:hAnsi="Times New Roman" w:cs="Times New Roman"/>
+        </w:rPr>
+        <w:t>confirmability</w:t>
+      </w:r>
+      <w:proofErr w:type="spellEnd"/>
+      <w:r>
+        <w:rPr>
+          <w:rFonts w:ascii="Times New Roman" w:eastAsia="Times New Roman" w:hAnsi="Times New Roman" w:cs="Times New Roman"/>
+        </w:rPr>
+        <w:t xml:space="preserve">. This study has focused on transferability (Lincoln &amp; </w:t>
+      </w:r>
+      <w:proofErr w:type="spellStart"/>
+      <w:r>
+        <w:rPr>
+          <w:rFonts w:ascii="Times New Roman" w:eastAsia="Times New Roman" w:hAnsi="Times New Roman" w:cs="Times New Roman"/>
+        </w:rPr>
+        <w:t>Guba</w:t>
+      </w:r>
+      <w:proofErr w:type="spellEnd"/>
+      <w:r>
+        <w:rPr>
+          <w:rFonts w:ascii="Times New Roman" w:eastAsia="Times New Roman" w:hAnsi="Times New Roman" w:cs="Times New Roman"/>
+        </w:rPr>
+        <w:t>, 1985). The comic episodes were analyzed multiple times to improve the credibility of the comic and the systematic use of the coding framework. Instead of using exceptions, interpretations were formulated based on frequent trends throughout the whole body of texts.</w:t>
       </w:r>
     </w:p>
     <w:p>
@@ -2621,7 +3769,25 @@
           <w:b/>
           <w:bCs/>
         </w:rPr>
-        <w:t>Table 4:Distribution of Linguistic Processes in Pakistani Comic Narratives</w:t>
+        <w:t>Table 4</w:t>
+      </w:r>
+      <w:proofErr w:type="gramStart"/>
+      <w:r>
+        <w:rPr>
+          <w:rFonts w:ascii="Times New Roman" w:eastAsia="Times New Roman" w:hAnsi="Times New Roman" w:cs="Times New Roman"/>
+          <w:b/>
+          <w:bCs/>
+        </w:rPr>
+        <w:t>:Distribution</w:t>
+      </w:r>
+      <w:proofErr w:type="gramEnd"/>
+      <w:r>
+        <w:rPr>
+          <w:rFonts w:ascii="Times New Roman" w:eastAsia="Times New Roman" w:hAnsi="Times New Roman" w:cs="Times New Roman"/>
+          <w:b/>
+          <w:bCs/>
+        </w:rPr>
+        <w:t xml:space="preserve"> of Linguistic Processes in Pakistani Comic Narratives</w:t>
       </w:r>
     </w:p>
     <w:tbl>
@@ -2680,6 +3846,7 @@
                 <w:rFonts w:ascii="Times New Roman" w:hAnsi="Times New Roman" w:cs="Times New Roman"/>
                 <w:color w:val="000000"/>
               </w:rPr>
+              <w:lastRenderedPageBreak/>
               <w:t>Material processes (actions/events)</w:t>
             </w:r>
           </w:p>
@@ -3164,7 +4331,6 @@
                 <w:rFonts w:ascii="Times New Roman" w:hAnsi="Times New Roman" w:cs="Times New Roman"/>
                 <w:color w:val="000000"/>
               </w:rPr>
-              <w:lastRenderedPageBreak/>
               <w:t>Behavioral processes (responses/emotions)</w:t>
             </w:r>
           </w:p>
@@ -3639,7 +4805,21 @@
         <w:rPr>
           <w:rFonts w:ascii="Times New Roman" w:eastAsia="Times New Roman" w:hAnsi="Times New Roman" w:cs="Times New Roman"/>
         </w:rPr>
-        <w:t>The high frequency of verbal processes (25.3%) also shows the significance of dialogue as a means of social commentary. Characters often deliver speeches to clarify issues, address misconceptions, inspire moral conduct, and convey information to the public. This aspect of language choice echoes Halliday's (1994) view of language as a specific interpretation of social reality.</w:t>
+        <w:t xml:space="preserve">The high frequency of verbal processes (25.3%) also shows the significance of dialogue as a means of social commentary. Characters often deliver speeches to clarify issues, address misconceptions, inspire moral conduct, and convey information to the public. This aspect of language choice echoes </w:t>
+      </w:r>
+      <w:proofErr w:type="spellStart"/>
+      <w:r>
+        <w:rPr>
+          <w:rFonts w:ascii="Times New Roman" w:eastAsia="Times New Roman" w:hAnsi="Times New Roman" w:cs="Times New Roman"/>
+        </w:rPr>
+        <w:t>Halliday's</w:t>
+      </w:r>
+      <w:proofErr w:type="spellEnd"/>
+      <w:r>
+        <w:rPr>
+          <w:rFonts w:ascii="Times New Roman" w:eastAsia="Times New Roman" w:hAnsi="Times New Roman" w:cs="Times New Roman"/>
+        </w:rPr>
+        <w:t xml:space="preserve"> (1994) view of language as a specific interpretation of social reality.</w:t>
       </w:r>
     </w:p>
     <w:p>
@@ -3651,7 +4831,21 @@
         <w:rPr>
           <w:rFonts w:ascii="Times New Roman" w:eastAsia="Times New Roman" w:hAnsi="Times New Roman" w:cs="Times New Roman"/>
         </w:rPr>
-        <w:t>In addition, both comic series build resistance by action, as material processes dominate. Qualitative analysis of selected panels, however, shows that the meaning of “action” differs between the two stories. Material processes in Team Muhafiz primarily build physical intervention, protection, and community service. The heroes are constantly placed in roles as Actors that react to kidnapping, environmental degradation, gender discrimination, and social oppression. As a result, action becomes a linguistic tool to build civic responsibility.</w:t>
+        <w:t xml:space="preserve">In addition, both comic series build resistance by action, as material processes dominate. Qualitative analysis of selected panels, however, shows that the meaning of “action” differs between the two stories. Material processes in Team </w:t>
+      </w:r>
+      <w:proofErr w:type="spellStart"/>
+      <w:r>
+        <w:rPr>
+          <w:rFonts w:ascii="Times New Roman" w:eastAsia="Times New Roman" w:hAnsi="Times New Roman" w:cs="Times New Roman"/>
+        </w:rPr>
+        <w:t>Muhafiz</w:t>
+      </w:r>
+      <w:proofErr w:type="spellEnd"/>
+      <w:r>
+        <w:rPr>
+          <w:rFonts w:ascii="Times New Roman" w:eastAsia="Times New Roman" w:hAnsi="Times New Roman" w:cs="Times New Roman"/>
+        </w:rPr>
+        <w:t xml:space="preserve"> primarily build physical intervention, protection, and community service. The heroes are constantly placed in roles as Actors that react to kidnapping, environmental degradation, gender discrimination, and social oppression. As a result, action becomes a linguistic tool to build civic responsibility.</w:t>
       </w:r>
     </w:p>
     <w:p>
@@ -3668,11 +4862,33 @@
         <w:spacing w:after="160" w:line="259" w:lineRule="auto"/>
         <w:jc w:val="both"/>
       </w:pPr>
-      <w:r>
-        <w:rPr>
-          <w:rFonts w:ascii="Times New Roman" w:eastAsia="Times New Roman" w:hAnsi="Times New Roman" w:cs="Times New Roman"/>
-        </w:rPr>
-        <w:t>Paasban – The Guardian, on the other hand, uses material processes and verbal and relational processes to represent ideological engagement. The characters don't fight back mostly physically; instead, they challenge exclusionary narratives through dialogue, explanation, and moral positioning. The pattern illustrates that resistance in Paasban takes place on the level of ideas and identities.</w:t>
+      <w:proofErr w:type="spellStart"/>
+      <w:r>
+        <w:rPr>
+          <w:rFonts w:ascii="Times New Roman" w:eastAsia="Times New Roman" w:hAnsi="Times New Roman" w:cs="Times New Roman"/>
+        </w:rPr>
+        <w:t>Paasban</w:t>
+      </w:r>
+      <w:proofErr w:type="spellEnd"/>
+      <w:r>
+        <w:rPr>
+          <w:rFonts w:ascii="Times New Roman" w:eastAsia="Times New Roman" w:hAnsi="Times New Roman" w:cs="Times New Roman"/>
+        </w:rPr>
+        <w:t xml:space="preserve"> – The Guardian, on the other hand, uses material processes and verbal and relational processes to represent ideological engagement. The characters don't fight back mostly physically; instead, they challenge exclusionary narratives through dialogue, explanation, and moral positioning. The pattern illustrates that resistance in </w:t>
+      </w:r>
+      <w:proofErr w:type="spellStart"/>
+      <w:r>
+        <w:rPr>
+          <w:rFonts w:ascii="Times New Roman" w:eastAsia="Times New Roman" w:hAnsi="Times New Roman" w:cs="Times New Roman"/>
+        </w:rPr>
+        <w:t>Paasban</w:t>
+      </w:r>
+      <w:proofErr w:type="spellEnd"/>
+      <w:r>
+        <w:rPr>
+          <w:rFonts w:ascii="Times New Roman" w:eastAsia="Times New Roman" w:hAnsi="Times New Roman" w:cs="Times New Roman"/>
+        </w:rPr>
+        <w:t xml:space="preserve"> takes place on the level of ideas and identities.</w:t>
       </w:r>
     </w:p>
     <w:p>
@@ -3684,7 +4900,35 @@
         <w:rPr>
           <w:rFonts w:ascii="Times New Roman" w:eastAsia="Times New Roman" w:hAnsi="Times New Roman" w:cs="Times New Roman"/>
         </w:rPr>
-        <w:t>Selected panels of Paasban – The Guardian and Team Muhafiz were qualitatively analyzed to show the linguistic pattern which was found through SFG analysis. Table 5 shows examples of how language processes can be used to build agency, identity, and social responsibility in the comic plot.</w:t>
+        <w:t xml:space="preserve">Selected panels of </w:t>
+      </w:r>
+      <w:proofErr w:type="spellStart"/>
+      <w:r>
+        <w:rPr>
+          <w:rFonts w:ascii="Times New Roman" w:eastAsia="Times New Roman" w:hAnsi="Times New Roman" w:cs="Times New Roman"/>
+        </w:rPr>
+        <w:t>Paasban</w:t>
+      </w:r>
+      <w:proofErr w:type="spellEnd"/>
+      <w:r>
+        <w:rPr>
+          <w:rFonts w:ascii="Times New Roman" w:eastAsia="Times New Roman" w:hAnsi="Times New Roman" w:cs="Times New Roman"/>
+        </w:rPr>
+        <w:t xml:space="preserve"> – The Guardian and Team </w:t>
+      </w:r>
+      <w:proofErr w:type="spellStart"/>
+      <w:r>
+        <w:rPr>
+          <w:rFonts w:ascii="Times New Roman" w:eastAsia="Times New Roman" w:hAnsi="Times New Roman" w:cs="Times New Roman"/>
+        </w:rPr>
+        <w:t>Muhafiz</w:t>
+      </w:r>
+      <w:proofErr w:type="spellEnd"/>
+      <w:r>
+        <w:rPr>
+          <w:rFonts w:ascii="Times New Roman" w:eastAsia="Times New Roman" w:hAnsi="Times New Roman" w:cs="Times New Roman"/>
+        </w:rPr>
+        <w:t xml:space="preserve"> were qualitatively analyzed to show the linguistic pattern which was found through SFG analysis. Table 5 shows examples of how language processes can be used to build agency, identity, and social responsibility in the comic plot.</w:t>
       </w:r>
     </w:p>
     <w:p>
@@ -3752,6 +4996,7 @@
                 <w:color w:val="000000"/>
               </w:rPr>
             </w:pPr>
+            <w:proofErr w:type="spellStart"/>
             <w:r>
               <w:rPr>
                 <w:rFonts w:ascii="Times New Roman" w:eastAsia="Times New Roman" w:hAnsi="Times New Roman" w:cs="Times New Roman"/>
@@ -3759,7 +5004,18 @@
                 <w:iCs/>
                 <w:color w:val="000000"/>
               </w:rPr>
-              <w:t>Paasban – The Guardian</w:t>
+              <w:lastRenderedPageBreak/>
+              <w:t>Paasban</w:t>
+            </w:r>
+            <w:proofErr w:type="spellEnd"/>
+            <w:r>
+              <w:rPr>
+                <w:rFonts w:ascii="Times New Roman" w:eastAsia="Times New Roman" w:hAnsi="Times New Roman" w:cs="Times New Roman"/>
+                <w:i/>
+                <w:iCs/>
+                <w:color w:val="000000"/>
+              </w:rPr>
+              <w:t xml:space="preserve"> – The Guardian</w:t>
             </w:r>
             <w:r>
               <w:rPr>
@@ -3925,6 +5181,7 @@
                 <w:color w:val="000000"/>
               </w:rPr>
             </w:pPr>
+            <w:proofErr w:type="spellStart"/>
             <w:r>
               <w:rPr>
                 <w:rFonts w:ascii="Times New Roman" w:eastAsia="Times New Roman" w:hAnsi="Times New Roman" w:cs="Times New Roman"/>
@@ -3932,12 +5189,21 @@
                 <w:iCs/>
                 <w:color w:val="000000"/>
               </w:rPr>
-              <w:lastRenderedPageBreak/>
-              <w:t>Paasban – The Guardian</w:t>
-            </w:r>
+              <w:t>Paasban</w:t>
+            </w:r>
+            <w:proofErr w:type="spellEnd"/>
             <w:r>
               <w:rPr>
                 <w:rFonts w:ascii="Times New Roman" w:eastAsia="Times New Roman" w:hAnsi="Times New Roman" w:cs="Times New Roman"/>
+                <w:i/>
+                <w:iCs/>
+                <w:color w:val="000000"/>
+              </w:rPr>
+              <w:t xml:space="preserve"> – The Guardian</w:t>
+            </w:r>
+            <w:r>
+              <w:rPr>
+                <w:rFonts w:ascii="Times New Roman" w:eastAsia="Times New Roman" w:hAnsi="Times New Roman" w:cs="Times New Roman"/>
                 <w:color w:val="000000"/>
               </w:rPr>
               <w:t xml:space="preserve"> (Unit 2)</w:t>
@@ -4064,7 +5330,23 @@
                 <w:rFonts w:ascii="Times New Roman" w:hAnsi="Times New Roman" w:cs="Times New Roman"/>
                 <w:color w:val="000000"/>
               </w:rPr>
-              <w:t>Demonstrates how discourse mobilises social action</w:t>
+              <w:t xml:space="preserve">Demonstrates how discourse </w:t>
+            </w:r>
+            <w:proofErr w:type="spellStart"/>
+            <w:r>
+              <w:rPr>
+                <w:rFonts w:ascii="Times New Roman" w:hAnsi="Times New Roman" w:cs="Times New Roman"/>
+                <w:color w:val="000000"/>
+              </w:rPr>
+              <w:t>mobilises</w:t>
+            </w:r>
+            <w:proofErr w:type="spellEnd"/>
+            <w:r>
+              <w:rPr>
+                <w:rFonts w:ascii="Times New Roman" w:hAnsi="Times New Roman" w:cs="Times New Roman"/>
+                <w:color w:val="000000"/>
+              </w:rPr>
+              <w:t xml:space="preserve"> social action</w:t>
             </w:r>
           </w:p>
         </w:tc>
@@ -4095,6 +5377,7 @@
                 <w:color w:val="000000"/>
               </w:rPr>
             </w:pPr>
+            <w:proofErr w:type="spellStart"/>
             <w:r>
               <w:rPr>
                 <w:rFonts w:ascii="Times New Roman" w:eastAsia="Times New Roman" w:hAnsi="Times New Roman" w:cs="Times New Roman"/>
@@ -4102,7 +5385,17 @@
                 <w:iCs/>
                 <w:color w:val="000000"/>
               </w:rPr>
-              <w:t>Paasban – The Guardian</w:t>
+              <w:t>Paasban</w:t>
+            </w:r>
+            <w:proofErr w:type="spellEnd"/>
+            <w:r>
+              <w:rPr>
+                <w:rFonts w:ascii="Times New Roman" w:eastAsia="Times New Roman" w:hAnsi="Times New Roman" w:cs="Times New Roman"/>
+                <w:i/>
+                <w:iCs/>
+                <w:color w:val="000000"/>
+              </w:rPr>
+              <w:t xml:space="preserve"> – The Guardian</w:t>
             </w:r>
             <w:r>
               <w:rPr>
@@ -4264,6 +5557,7 @@
                 <w:color w:val="000000"/>
               </w:rPr>
             </w:pPr>
+            <w:proofErr w:type="spellStart"/>
             <w:r>
               <w:rPr>
                 <w:rFonts w:ascii="Times New Roman" w:eastAsia="Times New Roman" w:hAnsi="Times New Roman" w:cs="Times New Roman"/>
@@ -4271,11 +5565,21 @@
                 <w:iCs/>
                 <w:color w:val="000000"/>
               </w:rPr>
-              <w:t>Paasban – The Guardian</w:t>
-            </w:r>
+              <w:t>Paasban</w:t>
+            </w:r>
+            <w:proofErr w:type="spellEnd"/>
             <w:r>
               <w:rPr>
                 <w:rFonts w:ascii="Times New Roman" w:eastAsia="Times New Roman" w:hAnsi="Times New Roman" w:cs="Times New Roman"/>
+                <w:i/>
+                <w:iCs/>
+                <w:color w:val="000000"/>
+              </w:rPr>
+              <w:t xml:space="preserve"> – The Guardian</w:t>
+            </w:r>
+            <w:r>
+              <w:rPr>
+                <w:rFonts w:ascii="Times New Roman" w:eastAsia="Times New Roman" w:hAnsi="Times New Roman" w:cs="Times New Roman"/>
                 <w:color w:val="000000"/>
               </w:rPr>
               <w:t xml:space="preserve"> (Units 4–7)</w:t>
@@ -4340,7 +5644,23 @@
                 <w:rFonts w:ascii="Times New Roman" w:hAnsi="Times New Roman" w:cs="Times New Roman"/>
                 <w:color w:val="000000"/>
               </w:rPr>
-              <w:t>Mental + behavioural processes</w:t>
+              <w:t xml:space="preserve">Mental + </w:t>
+            </w:r>
+            <w:proofErr w:type="spellStart"/>
+            <w:r>
+              <w:rPr>
+                <w:rFonts w:ascii="Times New Roman" w:hAnsi="Times New Roman" w:cs="Times New Roman"/>
+                <w:color w:val="000000"/>
+              </w:rPr>
+              <w:t>behavioural</w:t>
+            </w:r>
+            <w:proofErr w:type="spellEnd"/>
+            <w:r>
+              <w:rPr>
+                <w:rFonts w:ascii="Times New Roman" w:hAnsi="Times New Roman" w:cs="Times New Roman"/>
+                <w:color w:val="000000"/>
+              </w:rPr>
+              <w:t xml:space="preserve"> processes</w:t>
             </w:r>
           </w:p>
         </w:tc>
@@ -4440,8 +5760,19 @@
                 <w:iCs/>
                 <w:color w:val="000000"/>
               </w:rPr>
-              <w:t>Team Muhafiz</w:t>
-            </w:r>
+              <w:t xml:space="preserve">Team </w:t>
+            </w:r>
+            <w:proofErr w:type="spellStart"/>
+            <w:r>
+              <w:rPr>
+                <w:rFonts w:ascii="Times New Roman" w:eastAsia="Times New Roman" w:hAnsi="Times New Roman" w:cs="Times New Roman"/>
+                <w:i/>
+                <w:iCs/>
+                <w:color w:val="000000"/>
+              </w:rPr>
+              <w:t>Muhafiz</w:t>
+            </w:r>
+            <w:proofErr w:type="spellEnd"/>
             <w:r>
               <w:rPr>
                 <w:rFonts w:ascii="Times New Roman" w:eastAsia="Times New Roman" w:hAnsi="Times New Roman" w:cs="Times New Roman"/>
@@ -4609,8 +5940,19 @@
                 <w:iCs/>
                 <w:color w:val="000000"/>
               </w:rPr>
-              <w:t>Team Muhafiz</w:t>
-            </w:r>
+              <w:t xml:space="preserve">Team </w:t>
+            </w:r>
+            <w:proofErr w:type="spellStart"/>
+            <w:r>
+              <w:rPr>
+                <w:rFonts w:ascii="Times New Roman" w:eastAsia="Times New Roman" w:hAnsi="Times New Roman" w:cs="Times New Roman"/>
+                <w:i/>
+                <w:iCs/>
+                <w:color w:val="000000"/>
+              </w:rPr>
+              <w:t>Muhafiz</w:t>
+            </w:r>
+            <w:proofErr w:type="spellEnd"/>
             <w:r>
               <w:rPr>
                 <w:rFonts w:ascii="Times New Roman" w:eastAsia="Times New Roman" w:hAnsi="Times New Roman" w:cs="Times New Roman"/>
@@ -4778,8 +6120,19 @@
                 <w:iCs/>
                 <w:color w:val="000000"/>
               </w:rPr>
-              <w:t>Team Muhafiz</w:t>
-            </w:r>
+              <w:t xml:space="preserve">Team </w:t>
+            </w:r>
+            <w:proofErr w:type="spellStart"/>
+            <w:r>
+              <w:rPr>
+                <w:rFonts w:ascii="Times New Roman" w:eastAsia="Times New Roman" w:hAnsi="Times New Roman" w:cs="Times New Roman"/>
+                <w:i/>
+                <w:iCs/>
+                <w:color w:val="000000"/>
+              </w:rPr>
+              <w:t>Muhafiz</w:t>
+            </w:r>
+            <w:proofErr w:type="spellEnd"/>
             <w:r>
               <w:rPr>
                 <w:rFonts w:ascii="Times New Roman" w:eastAsia="Times New Roman" w:hAnsi="Times New Roman" w:cs="Times New Roman"/>
@@ -4924,7 +6277,21 @@
         <w:rPr>
           <w:rFonts w:ascii="Times New Roman" w:eastAsia="Times New Roman" w:hAnsi="Times New Roman" w:cs="Times New Roman"/>
         </w:rPr>
-        <w:t>This shows that language is a key element in developing character identity. The main characters are not just characters but rather are linguistically situated as agents of good citizenship who can navigate social issues. This accords with Fairclough's (1995) view that discourse does not just reflect reality but is also a means of social meaning-making.</w:t>
+        <w:t xml:space="preserve">This shows that language is a key element in developing character identity. The main characters are not just characters but rather are linguistically situated as agents of good citizenship who can navigate social issues. This accords with </w:t>
+      </w:r>
+      <w:proofErr w:type="spellStart"/>
+      <w:r>
+        <w:rPr>
+          <w:rFonts w:ascii="Times New Roman" w:eastAsia="Times New Roman" w:hAnsi="Times New Roman" w:cs="Times New Roman"/>
+        </w:rPr>
+        <w:t>Fairclough's</w:t>
+      </w:r>
+      <w:proofErr w:type="spellEnd"/>
+      <w:r>
+        <w:rPr>
+          <w:rFonts w:ascii="Times New Roman" w:eastAsia="Times New Roman" w:hAnsi="Times New Roman" w:cs="Times New Roman"/>
+        </w:rPr>
+        <w:t xml:space="preserve"> (1995) view that discourse does not just reflect reality but is also a means of social meaning-making.</w:t>
       </w:r>
     </w:p>
     <w:p>
@@ -4962,7 +6329,26 @@
           <w:b/>
           <w:bCs/>
         </w:rPr>
-        <w:t>Table 6: Investigating The Use of Humor in Pakistani Comics</w:t>
+        <w:lastRenderedPageBreak/>
+        <w:t xml:space="preserve">Table 6: Investigating </w:t>
+      </w:r>
+      <w:proofErr w:type="gramStart"/>
+      <w:r>
+        <w:rPr>
+          <w:rFonts w:ascii="Times New Roman" w:eastAsia="Times New Roman" w:hAnsi="Times New Roman" w:cs="Times New Roman"/>
+          <w:b/>
+          <w:bCs/>
+        </w:rPr>
+        <w:t>The</w:t>
+      </w:r>
+      <w:proofErr w:type="gramEnd"/>
+      <w:r>
+        <w:rPr>
+          <w:rFonts w:ascii="Times New Roman" w:eastAsia="Times New Roman" w:hAnsi="Times New Roman" w:cs="Times New Roman"/>
+          <w:b/>
+          <w:bCs/>
+        </w:rPr>
+        <w:t xml:space="preserve"> Use of Humor in Pakistani Comics</w:t>
       </w:r>
     </w:p>
     <w:tbl>
@@ -5019,7 +6405,6 @@
                 <w:rFonts w:ascii="Times New Roman" w:hAnsi="Times New Roman" w:cs="Times New Roman"/>
                 <w:color w:val="000000"/>
               </w:rPr>
-              <w:lastRenderedPageBreak/>
               <w:t>Irony</w:t>
             </w:r>
           </w:p>
@@ -5118,8 +6503,17 @@
                 <w:rFonts w:ascii="Times New Roman" w:hAnsi="Times New Roman" w:cs="Times New Roman"/>
                 <w:color w:val="000000"/>
               </w:rPr>
-              <w:t>Situational humour</w:t>
-            </w:r>
+              <w:t xml:space="preserve">Situational </w:t>
+            </w:r>
+            <w:proofErr w:type="spellStart"/>
+            <w:r>
+              <w:rPr>
+                <w:rFonts w:ascii="Times New Roman" w:hAnsi="Times New Roman" w:cs="Times New Roman"/>
+                <w:color w:val="000000"/>
+              </w:rPr>
+              <w:t>humour</w:t>
+            </w:r>
+            <w:proofErr w:type="spellEnd"/>
           </w:p>
         </w:tc>
         <w:tc>
@@ -5214,8 +6608,17 @@
                 <w:rFonts w:ascii="Times New Roman" w:hAnsi="Times New Roman" w:cs="Times New Roman"/>
                 <w:color w:val="000000"/>
               </w:rPr>
-              <w:t>Character-based humour</w:t>
-            </w:r>
+              <w:t xml:space="preserve">Character-based </w:t>
+            </w:r>
+            <w:proofErr w:type="spellStart"/>
+            <w:r>
+              <w:rPr>
+                <w:rFonts w:ascii="Times New Roman" w:hAnsi="Times New Roman" w:cs="Times New Roman"/>
+                <w:color w:val="000000"/>
+              </w:rPr>
+              <w:t>humour</w:t>
+            </w:r>
+            <w:proofErr w:type="spellEnd"/>
           </w:p>
         </w:tc>
         <w:tc>
@@ -5481,7 +6884,35 @@
         <w:rPr>
           <w:rFonts w:ascii="Times New Roman" w:eastAsia="Times New Roman" w:hAnsi="Times New Roman" w:cs="Times New Roman"/>
         </w:rPr>
-        <w:t>Table 6 shows that the most predominant humor strategy is irony. The characters and institutions are depicted in ironic situations to show up inconsistencies between expectations and actions. For instance, problems with irresponsible citizens, inefficient systems, and social misunderstandings are often depicted humorously. But the humor is not just entertaining; it invites viewers to reflect on social practices. This also resonates with Attardo's (1994) argument that humor acts as a social interpretation mechanism. Besides, it mirrors Dynel's (2011) perspective that humor discourse can be used indirectly for criticism. Humor in the Pakistani context can help say something different about sensitive topics, as confronting them can be difficult.</w:t>
+        <w:t xml:space="preserve">Table 6 shows that the most predominant humor strategy is irony. The characters and institutions are depicted in ironic situations to show up inconsistencies between expectations and actions. For instance, problems with irresponsible citizens, inefficient systems, and social misunderstandings are often depicted humorously. But the humor is not just entertaining; it invites viewers to reflect on social practices. This also resonates with </w:t>
+      </w:r>
+      <w:proofErr w:type="spellStart"/>
+      <w:r>
+        <w:rPr>
+          <w:rFonts w:ascii="Times New Roman" w:eastAsia="Times New Roman" w:hAnsi="Times New Roman" w:cs="Times New Roman"/>
+        </w:rPr>
+        <w:t>Attardo's</w:t>
+      </w:r>
+      <w:proofErr w:type="spellEnd"/>
+      <w:r>
+        <w:rPr>
+          <w:rFonts w:ascii="Times New Roman" w:eastAsia="Times New Roman" w:hAnsi="Times New Roman" w:cs="Times New Roman"/>
+        </w:rPr>
+        <w:t xml:space="preserve"> (1994) argument that humor acts as a social interpretation mechanism. Besides, it mirrors </w:t>
+      </w:r>
+      <w:proofErr w:type="spellStart"/>
+      <w:r>
+        <w:rPr>
+          <w:rFonts w:ascii="Times New Roman" w:eastAsia="Times New Roman" w:hAnsi="Times New Roman" w:cs="Times New Roman"/>
+        </w:rPr>
+        <w:t>Dynel's</w:t>
+      </w:r>
+      <w:proofErr w:type="spellEnd"/>
+      <w:r>
+        <w:rPr>
+          <w:rFonts w:ascii="Times New Roman" w:eastAsia="Times New Roman" w:hAnsi="Times New Roman" w:cs="Times New Roman"/>
+        </w:rPr>
+        <w:t xml:space="preserve"> (2011) perspective that humor discourse can be used indirectly for criticism. Humor in the Pakistani context can help say something different about sensitive topics, as confronting them can be difficult.</w:t>
       </w:r>
     </w:p>
     <w:p>
@@ -6192,14 +7623,42 @@
         <w:rPr>
           <w:rFonts w:ascii="Times New Roman" w:eastAsia="Times New Roman" w:hAnsi="Times New Roman" w:cs="Times New Roman"/>
         </w:rPr>
-        <w:t xml:space="preserve">As shown in Table 7, civic engagement is the main method of political resistance in both types of comic. Ethical responsibility is more of a concern in Paasban – The Guardian, while collective action is more strongly featured in Team Muhafiz. The results align with those of Scott (1990), who theorized that everyday resistance to social change could be achieved through symbol and culture. The comics examined in this study show how </w:t>
+        <w:t xml:space="preserve">As shown in Table 7, civic engagement is the main method of political resistance in both types of comic. Ethical responsibility is more of a concern in </w:t>
+      </w:r>
+      <w:proofErr w:type="spellStart"/>
+      <w:r>
+        <w:rPr>
+          <w:rFonts w:ascii="Times New Roman" w:eastAsia="Times New Roman" w:hAnsi="Times New Roman" w:cs="Times New Roman"/>
+        </w:rPr>
+        <w:t>Paasban</w:t>
+      </w:r>
+      <w:proofErr w:type="spellEnd"/>
+      <w:r>
+        <w:rPr>
+          <w:rFonts w:ascii="Times New Roman" w:eastAsia="Times New Roman" w:hAnsi="Times New Roman" w:cs="Times New Roman"/>
+        </w:rPr>
+        <w:t xml:space="preserve"> – The Guardian, while collective action is more strongly featured in Team </w:t>
+      </w:r>
+      <w:proofErr w:type="spellStart"/>
+      <w:r>
+        <w:rPr>
+          <w:rFonts w:ascii="Times New Roman" w:eastAsia="Times New Roman" w:hAnsi="Times New Roman" w:cs="Times New Roman"/>
+        </w:rPr>
+        <w:t>Muhafiz</w:t>
+      </w:r>
+      <w:proofErr w:type="spellEnd"/>
+      <w:r>
+        <w:rPr>
+          <w:rFonts w:ascii="Times New Roman" w:eastAsia="Times New Roman" w:hAnsi="Times New Roman" w:cs="Times New Roman"/>
+        </w:rPr>
+        <w:t xml:space="preserve">. The results align with those of Scott (1990), who theorized that everyday resistance to social change could be </w:t>
       </w:r>
       <w:r>
         <w:rPr>
           <w:rFonts w:ascii="Times New Roman" w:eastAsia="Times New Roman" w:hAnsi="Times New Roman" w:cs="Times New Roman"/>
         </w:rPr>
         <w:lastRenderedPageBreak/>
-        <w:t>storytelling can be a tool for social intervention, in the sense that it can make the viewer (audience) think differently about social behaviors.</w:t>
+        <w:t>achieved through symbol and culture. The comics examined in this study show how storytelling can be a tool for social intervention, in the sense that it can make the viewer (audience) think differently about social behaviors.</w:t>
       </w:r>
     </w:p>
     <w:p>
@@ -6211,7 +7670,35 @@
         <w:rPr>
           <w:rFonts w:ascii="Times New Roman" w:eastAsia="Times New Roman" w:hAnsi="Times New Roman" w:cs="Times New Roman"/>
         </w:rPr>
-        <w:t>Therefore, the two comic series images have the same goals but are approached differently in their storytelling. The central strategy of Paasban – The Guardian is resistance, based on moral reflection, critique of institutions, and ethical responsibility. It often portrays the contradictions and ambivalences of social systems and calls for individual responsibility. Team Muhafiz, on the other hand, is more group-oriented and action-oriented. The series focuses on collaboration, community service, and involvement. The superhero story form portrays social issues as challenges that can be solved through cooperation. The differences highlight that Pakistani comics use a variety of multimodal strategies in appropriate ways for different purposes in telling stories. One series focuses on reflection and accountability; the other on collective empowerment. Combined, they show how comics as a cultural text can express a range of social involvement.</w:t>
+        <w:t xml:space="preserve">Therefore, the two comic series images have the same goals but are approached differently in their storytelling. The central strategy of </w:t>
+      </w:r>
+      <w:proofErr w:type="spellStart"/>
+      <w:r>
+        <w:rPr>
+          <w:rFonts w:ascii="Times New Roman" w:eastAsia="Times New Roman" w:hAnsi="Times New Roman" w:cs="Times New Roman"/>
+        </w:rPr>
+        <w:t>Paasban</w:t>
+      </w:r>
+      <w:proofErr w:type="spellEnd"/>
+      <w:r>
+        <w:rPr>
+          <w:rFonts w:ascii="Times New Roman" w:eastAsia="Times New Roman" w:hAnsi="Times New Roman" w:cs="Times New Roman"/>
+        </w:rPr>
+        <w:t xml:space="preserve"> – The Guardian is resistance, based on moral reflection, critique of institutions, and ethical responsibility. It often portrays the contradictions and ambivalences of social systems and calls for individual responsibility. Team </w:t>
+      </w:r>
+      <w:proofErr w:type="spellStart"/>
+      <w:r>
+        <w:rPr>
+          <w:rFonts w:ascii="Times New Roman" w:eastAsia="Times New Roman" w:hAnsi="Times New Roman" w:cs="Times New Roman"/>
+        </w:rPr>
+        <w:t>Muhafiz</w:t>
+      </w:r>
+      <w:proofErr w:type="spellEnd"/>
+      <w:r>
+        <w:rPr>
+          <w:rFonts w:ascii="Times New Roman" w:eastAsia="Times New Roman" w:hAnsi="Times New Roman" w:cs="Times New Roman"/>
+        </w:rPr>
+        <w:t>, on the other hand, is more group-oriented and action-oriented. The series focuses on collaboration, community service, and involvement. The superhero story form portrays social issues as challenges that can be solved through cooperation. The differences highlight that Pakistani comics use a variety of multimodal strategies in appropriate ways for different purposes in telling stories. One series focuses on reflection and accountability; the other on collective empowerment. Combined, they show how comics as a cultural text can express a range of social involvement.</w:t>
       </w:r>
     </w:p>
     <w:p>
@@ -6219,6 +7706,7 @@
         <w:spacing w:before="280" w:after="280"/>
         <w:jc w:val="both"/>
       </w:pPr>
+      <w:proofErr w:type="gramStart"/>
       <w:r>
         <w:rPr>
           <w:rFonts w:ascii="Times New Roman" w:eastAsia="Times New Roman" w:hAnsi="Times New Roman" w:cs="Times New Roman"/>
@@ -6227,6 +7715,7 @@
         </w:rPr>
         <w:t>3.DISCUSSION</w:t>
       </w:r>
+      <w:proofErr w:type="gramEnd"/>
     </w:p>
     <w:p>
       <w:pPr>
@@ -6237,21 +7726,385 @@
         <w:rPr>
           <w:rFonts w:ascii="Times New Roman" w:eastAsia="Times New Roman" w:hAnsi="Times New Roman" w:cs="Times New Roman"/>
         </w:rPr>
-        <w:t xml:space="preserve">The results show that Paasban – The Guardian and Team Muhafiz function as multimodal cultural texts that combine social criticism, cultural representation, humor, and narrative. These comics don't just entertain; they offer alternative spaces where social issues, identities, moral obligations, and citizenship are articulated and negotiated. This aligns with the key tenet of multimodal discourse analysis: meaning is not generated by language or images, but by the interplay of multiple semiotic modes (Kress, 2010; Jewitt, 2014). The combination of these five previous elements (dialogue, framing, positioning of characters, symbolic objects, humor) creates the comics' depictions of injustice, responsibility and social involvement. The linguistic analysis reveals that the characters are constructed through strategic language choices, with material processes predominating to portray protagonists as active interveners in social issues. These transitivity patterns carry interpretive weight regarding responsibility, power, and social relations (Halliday &amp; Matthiessen, 2014). Material processes are particularly prevalent in storylines about kidnapping, exploitation, environmental issues, and community safeguarding in Team Muhafiz. Collectively, the team's legitimacy is secured. Paasban – The Guardian, on the contrary, interweaves material processes with verbal and relational processes, giving more weight to dialogue, questioning ideology, and moral reflection. Its characters do not allow extremes or exclusionist thinking but offer other ways of thinking about citizenship and social responsibility. These findings extend prior SFG applications beyond political and institutional discourse into educational texts and popular media (Fairclough, 1995; Machin &amp; Mayr, 2012). The present analysis shows that fictional comic stories can also be used to create ideology and social identity through patterned linguistic choices. In both series, the principal characters are cast as people who recognize social issues and can make a difference. This is consistent with critical discourse approaches which see language as a means by which social reality, social identity and authority are produced (Fairclough, 1995; van Dijk, 2008). But the distribution of agency is not necessarily even. While both comics are anti-inequity and pro-social responsibility, some images still struggle to subvert </w:t>
+        <w:t xml:space="preserve">The results show that </w:t>
+      </w:r>
+      <w:proofErr w:type="spellStart"/>
+      <w:r>
+        <w:rPr>
+          <w:rFonts w:ascii="Times New Roman" w:eastAsia="Times New Roman" w:hAnsi="Times New Roman" w:cs="Times New Roman"/>
+        </w:rPr>
+        <w:t>Paasban</w:t>
+      </w:r>
+      <w:proofErr w:type="spellEnd"/>
+      <w:r>
+        <w:rPr>
+          <w:rFonts w:ascii="Times New Roman" w:eastAsia="Times New Roman" w:hAnsi="Times New Roman" w:cs="Times New Roman"/>
+        </w:rPr>
+        <w:t xml:space="preserve"> – The Guardian and Team </w:t>
+      </w:r>
+      <w:proofErr w:type="spellStart"/>
+      <w:r>
+        <w:rPr>
+          <w:rFonts w:ascii="Times New Roman" w:eastAsia="Times New Roman" w:hAnsi="Times New Roman" w:cs="Times New Roman"/>
+        </w:rPr>
+        <w:t>Muhafiz</w:t>
+      </w:r>
+      <w:proofErr w:type="spellEnd"/>
+      <w:r>
+        <w:rPr>
+          <w:rFonts w:ascii="Times New Roman" w:eastAsia="Times New Roman" w:hAnsi="Times New Roman" w:cs="Times New Roman"/>
+        </w:rPr>
+        <w:t xml:space="preserve"> function as multimodal cultural texts that combine social criticism, cultural representation, humor, and narrative. These comics don't just entertain; they offer alternative spaces where social issues, identities, moral obligations, and citizenship are articulated and negotiated. This aligns with the key tenet of multimodal discourse analysis: meaning is not generated by language or images, but by the interplay of multiple semiotic modes (Kress, 2010; </w:t>
+      </w:r>
+      <w:proofErr w:type="spellStart"/>
+      <w:r>
+        <w:rPr>
+          <w:rFonts w:ascii="Times New Roman" w:eastAsia="Times New Roman" w:hAnsi="Times New Roman" w:cs="Times New Roman"/>
+        </w:rPr>
+        <w:t>Jewitt</w:t>
+      </w:r>
+      <w:proofErr w:type="spellEnd"/>
+      <w:r>
+        <w:rPr>
+          <w:rFonts w:ascii="Times New Roman" w:eastAsia="Times New Roman" w:hAnsi="Times New Roman" w:cs="Times New Roman"/>
+        </w:rPr>
+        <w:t>, 2014). The combination of these five previous elements (dialogue, framing, positioning of characters, symbolic objects, humor) creates the comics' depictions of injustice, responsibility and social involvement. The linguistic analysis reveals that the characters are constructed through strategic language choices, with material processes predominating to portray protagonists as active interveners in social issues. These transitivity patterns carry interpretive weight regarding responsibility, power, and social relations (</w:t>
+      </w:r>
+      <w:proofErr w:type="spellStart"/>
+      <w:r>
+        <w:rPr>
+          <w:rFonts w:ascii="Times New Roman" w:eastAsia="Times New Roman" w:hAnsi="Times New Roman" w:cs="Times New Roman"/>
+        </w:rPr>
+        <w:t>Halliday</w:t>
+      </w:r>
+      <w:proofErr w:type="spellEnd"/>
+      <w:r>
+        <w:rPr>
+          <w:rFonts w:ascii="Times New Roman" w:eastAsia="Times New Roman" w:hAnsi="Times New Roman" w:cs="Times New Roman"/>
+        </w:rPr>
+        <w:t xml:space="preserve"> &amp; </w:t>
+      </w:r>
+      <w:proofErr w:type="spellStart"/>
+      <w:r>
+        <w:rPr>
+          <w:rFonts w:ascii="Times New Roman" w:eastAsia="Times New Roman" w:hAnsi="Times New Roman" w:cs="Times New Roman"/>
+        </w:rPr>
+        <w:t>Matthiessen</w:t>
+      </w:r>
+      <w:proofErr w:type="spellEnd"/>
+      <w:r>
+        <w:rPr>
+          <w:rFonts w:ascii="Times New Roman" w:eastAsia="Times New Roman" w:hAnsi="Times New Roman" w:cs="Times New Roman"/>
+        </w:rPr>
+        <w:t xml:space="preserve">, 2014). Material processes are particularly prevalent in storylines about kidnapping, exploitation, environmental issues, and community safeguarding in Team </w:t>
+      </w:r>
+      <w:proofErr w:type="spellStart"/>
+      <w:r>
+        <w:rPr>
+          <w:rFonts w:ascii="Times New Roman" w:eastAsia="Times New Roman" w:hAnsi="Times New Roman" w:cs="Times New Roman"/>
+        </w:rPr>
+        <w:t>Muhafiz</w:t>
+      </w:r>
+      <w:proofErr w:type="spellEnd"/>
+      <w:r>
+        <w:rPr>
+          <w:rFonts w:ascii="Times New Roman" w:eastAsia="Times New Roman" w:hAnsi="Times New Roman" w:cs="Times New Roman"/>
+        </w:rPr>
+        <w:t xml:space="preserve">. Collectively, the team's legitimacy is secured. </w:t>
+      </w:r>
+      <w:proofErr w:type="spellStart"/>
+      <w:r>
+        <w:rPr>
+          <w:rFonts w:ascii="Times New Roman" w:eastAsia="Times New Roman" w:hAnsi="Times New Roman" w:cs="Times New Roman"/>
+        </w:rPr>
+        <w:t>Paasban</w:t>
+      </w:r>
+      <w:proofErr w:type="spellEnd"/>
+      <w:r>
+        <w:rPr>
+          <w:rFonts w:ascii="Times New Roman" w:eastAsia="Times New Roman" w:hAnsi="Times New Roman" w:cs="Times New Roman"/>
+        </w:rPr>
+        <w:t xml:space="preserve"> – The Guardian, on the contrary, interweaves material processes with verbal and relational processes, giving more weight to dialogue, questioning ideology, and moral reflection. Its characters do not allow extremes or exclusionist thinking but offer other ways of thinking about citizenship and social responsibility. These findings extend prior SFG applications beyond political and institutional discourse into educational texts and popular media (</w:t>
+      </w:r>
+      <w:proofErr w:type="spellStart"/>
+      <w:r>
+        <w:rPr>
+          <w:rFonts w:ascii="Times New Roman" w:eastAsia="Times New Roman" w:hAnsi="Times New Roman" w:cs="Times New Roman"/>
+        </w:rPr>
+        <w:t>Fairclough</w:t>
+      </w:r>
+      <w:proofErr w:type="spellEnd"/>
+      <w:r>
+        <w:rPr>
+          <w:rFonts w:ascii="Times New Roman" w:eastAsia="Times New Roman" w:hAnsi="Times New Roman" w:cs="Times New Roman"/>
+        </w:rPr>
+        <w:t xml:space="preserve">, 1995; </w:t>
+      </w:r>
+      <w:proofErr w:type="spellStart"/>
+      <w:r>
+        <w:rPr>
+          <w:rFonts w:ascii="Times New Roman" w:eastAsia="Times New Roman" w:hAnsi="Times New Roman" w:cs="Times New Roman"/>
+        </w:rPr>
+        <w:t>Machin</w:t>
+      </w:r>
+      <w:proofErr w:type="spellEnd"/>
+      <w:r>
+        <w:rPr>
+          <w:rFonts w:ascii="Times New Roman" w:eastAsia="Times New Roman" w:hAnsi="Times New Roman" w:cs="Times New Roman"/>
+        </w:rPr>
+        <w:t xml:space="preserve"> &amp; </w:t>
+      </w:r>
+      <w:proofErr w:type="spellStart"/>
+      <w:r>
+        <w:rPr>
+          <w:rFonts w:ascii="Times New Roman" w:eastAsia="Times New Roman" w:hAnsi="Times New Roman" w:cs="Times New Roman"/>
+        </w:rPr>
+        <w:t>Mayr</w:t>
+      </w:r>
+      <w:proofErr w:type="spellEnd"/>
+      <w:r>
+        <w:rPr>
+          <w:rFonts w:ascii="Times New Roman" w:eastAsia="Times New Roman" w:hAnsi="Times New Roman" w:cs="Times New Roman"/>
+        </w:rPr>
+        <w:t>, 2012). The present analysis shows that fictional comic stories can also be used to create ideology and social identity through patterned linguistic choices. In both series, the principal characters are cast as people who recognize social issues and can make a difference. This is consistent with critical discourse approaches which see language as a means by which social reality, social identity and authority are produced (</w:t>
+      </w:r>
+      <w:proofErr w:type="spellStart"/>
+      <w:r>
+        <w:rPr>
+          <w:rFonts w:ascii="Times New Roman" w:eastAsia="Times New Roman" w:hAnsi="Times New Roman" w:cs="Times New Roman"/>
+        </w:rPr>
+        <w:t>Fairclough</w:t>
+      </w:r>
+      <w:proofErr w:type="spellEnd"/>
+      <w:r>
+        <w:rPr>
+          <w:rFonts w:ascii="Times New Roman" w:eastAsia="Times New Roman" w:hAnsi="Times New Roman" w:cs="Times New Roman"/>
+        </w:rPr>
+        <w:t xml:space="preserve">, 1995; van </w:t>
+      </w:r>
+      <w:proofErr w:type="spellStart"/>
+      <w:r>
+        <w:rPr>
+          <w:rFonts w:ascii="Times New Roman" w:eastAsia="Times New Roman" w:hAnsi="Times New Roman" w:cs="Times New Roman"/>
+        </w:rPr>
+        <w:t>Dijk</w:t>
+      </w:r>
+      <w:proofErr w:type="spellEnd"/>
+      <w:r>
+        <w:rPr>
+          <w:rFonts w:ascii="Times New Roman" w:eastAsia="Times New Roman" w:hAnsi="Times New Roman" w:cs="Times New Roman"/>
+        </w:rPr>
+        <w:t xml:space="preserve">, 2008). But the distribution of agency is not necessarily even. While both comics </w:t>
       </w:r>
       <w:r>
         <w:rPr>
           <w:rFonts w:ascii="Times New Roman" w:eastAsia="Times New Roman" w:hAnsi="Times New Roman" w:cs="Times New Roman"/>
         </w:rPr>
         <w:lastRenderedPageBreak/>
-        <w:t xml:space="preserve">traditional notions of gender, authority, and safeguarding. In stories about helpless girls and women, female characters are often depicted as "needing saving," while male protagonists are more often portrayed as saviors and/or go-betweens. Therefore, the comics have both progressive and conventional meanings. This ideological complexity lends credence to the idea that very few cultural texts convey one clear and distinct meaning and that the meaning of such cultural products is constructed through broader social and cultural frameworks (Jewitt, 2014). The visual analysis also confirms that images play a key role in the process of meaning-making of ideology. These relationships of power, vulnerability and collective identity are established through character placement, gaze, framing, vectors, spatial distance and symbolic elements. This is in line with the idea of Kress and van Leeuwen (2006), in which the visual design conveys social relations and ideological stance. The characters in the foreground are generally presented as active and authoritative, and strong vectors are used to connect these characters. In contrast, characters on the periphery and visually hidden can look defenseless or have limited agency. They are therefore not neutral design decisions but rather direct the viewers' understanding of social roles and moral positions (Jewitt &amp; Oyama, 2001; Machin, 2013). This repeated visual presentation of teams/communities also sets these Pakistani comics apart from superhero comics that would only focus on individual achievements. The concept of hero is tightly linked to collaboration, public duty, and community safeguarding in the chosen texts. Western comics are not necessarily a singular example of individualistic notions of heroism, but they show how local cultural contexts shape the portrayal of heroism in comics and resistance as well (McCloud, 1993; Groensteen, 2007). In these stories, change is typically accomplished through collaboration, conversation and collective action, not through individual brilliance. The other significant method of social criticism is humor. Through irony, exaggeration, character contrast and symbolic inversion, the comic can comment on touchy topics without resorting to a straightforward confrontation of such topics. This corroborates Attardo's (1994) claim that incongruity between expectation and representation is often a means of creating humor. Moreover, it illustrates Dynel's (2011) view that humorous language can establish a certain critical rapport between speaker and target of the discussion. In the Pakistani context, humor provides a ‘safe' space to discuss issues of institutional weakness, gender inequality, social irresponsibility, environmental neglect, and limited public awareness. Verbal irony, along with visual exaggeration and sequential narration, enhances the critical capacity of humor beyond its traditional role as entertainment. Political humor studies have generally focused on newspaper, TV, or digital satire (Tsakona &amp; Popa, 2011). The present study demonstrates that comics are a unique means of humorous communication that reveal social contradiction at a joint level of both words and images. Humour, therefore, invites reflection and softens the critical impact. The findings also broaden understandings of resistance. The resistance in the selected comics is not based on physical fights or formal politics, as Scott (1990) has theorized in his notion of everyday resistance. Rather, it manifests itself in awareness, moral choices, discussion, community involvement, and symbolic activity. While Paasban – The Guardian builds resistance primarily through questioning and moral reasoning, Team Muhafiz focuses on intervention, cooperation, and community protection. As a whole, the comics </w:t>
+        <w:t>are anti-inequity and pro-social responsibility, some images still struggle to subvert traditional notions of gender, authority, and safeguarding. In stories about helpless girls and women, female characters are often depicted as "needing saving," while male protagonists are more often portrayed as saviors and/or go-betweens. Therefore, the comics have both progressive and conventional meanings. This ideological complexity lends credence to the idea that very few cultural texts convey one clear and distinct meaning and that the meaning of such cultural products is constructed through broader social and cultural frameworks (</w:t>
+      </w:r>
+      <w:proofErr w:type="spellStart"/>
+      <w:r>
+        <w:rPr>
+          <w:rFonts w:ascii="Times New Roman" w:eastAsia="Times New Roman" w:hAnsi="Times New Roman" w:cs="Times New Roman"/>
+        </w:rPr>
+        <w:t>Jewitt</w:t>
+      </w:r>
+      <w:proofErr w:type="spellEnd"/>
+      <w:r>
+        <w:rPr>
+          <w:rFonts w:ascii="Times New Roman" w:eastAsia="Times New Roman" w:hAnsi="Times New Roman" w:cs="Times New Roman"/>
+        </w:rPr>
+        <w:t xml:space="preserve">, 2014). The visual analysis also confirms that images play a key role in the process of meaning-making of ideology. These relationships of power, vulnerability and collective identity are established through character placement, gaze, framing, vectors, spatial distance and symbolic elements. This is in line with the idea of Kress and van </w:t>
+      </w:r>
+      <w:proofErr w:type="spellStart"/>
+      <w:r>
+        <w:rPr>
+          <w:rFonts w:ascii="Times New Roman" w:eastAsia="Times New Roman" w:hAnsi="Times New Roman" w:cs="Times New Roman"/>
+        </w:rPr>
+        <w:t>Leeuwen</w:t>
+      </w:r>
+      <w:proofErr w:type="spellEnd"/>
+      <w:r>
+        <w:rPr>
+          <w:rFonts w:ascii="Times New Roman" w:eastAsia="Times New Roman" w:hAnsi="Times New Roman" w:cs="Times New Roman"/>
+        </w:rPr>
+        <w:t xml:space="preserve"> (2006), in which the visual design conveys social relations and ideological stance. The characters in the foreground are generally presented as active and authoritative, and strong vectors are used to connect these characters. In contrast, characters on the periphery and visually hidden can look defenseless or have limited agency. They are therefore not neutral design decisions but rather direct the viewers' understanding of social roles and moral positions (</w:t>
+      </w:r>
+      <w:proofErr w:type="spellStart"/>
+      <w:r>
+        <w:rPr>
+          <w:rFonts w:ascii="Times New Roman" w:eastAsia="Times New Roman" w:hAnsi="Times New Roman" w:cs="Times New Roman"/>
+        </w:rPr>
+        <w:t>Jewitt</w:t>
+      </w:r>
+      <w:proofErr w:type="spellEnd"/>
+      <w:r>
+        <w:rPr>
+          <w:rFonts w:ascii="Times New Roman" w:eastAsia="Times New Roman" w:hAnsi="Times New Roman" w:cs="Times New Roman"/>
+        </w:rPr>
+        <w:t xml:space="preserve"> &amp; </w:t>
+      </w:r>
+      <w:proofErr w:type="spellStart"/>
+      <w:r>
+        <w:rPr>
+          <w:rFonts w:ascii="Times New Roman" w:eastAsia="Times New Roman" w:hAnsi="Times New Roman" w:cs="Times New Roman"/>
+        </w:rPr>
+        <w:t>Oyama</w:t>
+      </w:r>
+      <w:proofErr w:type="spellEnd"/>
+      <w:r>
+        <w:rPr>
+          <w:rFonts w:ascii="Times New Roman" w:eastAsia="Times New Roman" w:hAnsi="Times New Roman" w:cs="Times New Roman"/>
+        </w:rPr>
+        <w:t xml:space="preserve">, 2001; </w:t>
+      </w:r>
+      <w:proofErr w:type="spellStart"/>
+      <w:r>
+        <w:rPr>
+          <w:rFonts w:ascii="Times New Roman" w:eastAsia="Times New Roman" w:hAnsi="Times New Roman" w:cs="Times New Roman"/>
+        </w:rPr>
+        <w:t>Machin</w:t>
+      </w:r>
+      <w:proofErr w:type="spellEnd"/>
+      <w:r>
+        <w:rPr>
+          <w:rFonts w:ascii="Times New Roman" w:eastAsia="Times New Roman" w:hAnsi="Times New Roman" w:cs="Times New Roman"/>
+        </w:rPr>
+        <w:t xml:space="preserve">, 2013). This repeated visual presentation of teams/communities also sets these Pakistani comics apart from superhero comics that would only focus on individual achievements. The concept of hero is tightly linked to collaboration, public duty, and community safeguarding in the chosen texts. Western comics are not necessarily a singular example of individualistic notions of heroism, but they show how local cultural contexts shape the portrayal of heroism in comics and resistance as well (McCloud, 1993; </w:t>
+      </w:r>
+      <w:proofErr w:type="spellStart"/>
+      <w:r>
+        <w:rPr>
+          <w:rFonts w:ascii="Times New Roman" w:eastAsia="Times New Roman" w:hAnsi="Times New Roman" w:cs="Times New Roman"/>
+        </w:rPr>
+        <w:t>Groensteen</w:t>
+      </w:r>
+      <w:proofErr w:type="spellEnd"/>
+      <w:r>
+        <w:rPr>
+          <w:rFonts w:ascii="Times New Roman" w:eastAsia="Times New Roman" w:hAnsi="Times New Roman" w:cs="Times New Roman"/>
+        </w:rPr>
+        <w:t xml:space="preserve">, 2007). In these stories, change is typically accomplished through collaboration, conversation and collective action, not through individual brilliance. The other significant method of social criticism is humor. Through irony, exaggeration, character contrast and symbolic inversion, the comic can comment on touchy topics without resorting to a straightforward confrontation of such topics. This corroborates </w:t>
+      </w:r>
+      <w:proofErr w:type="spellStart"/>
+      <w:r>
+        <w:rPr>
+          <w:rFonts w:ascii="Times New Roman" w:eastAsia="Times New Roman" w:hAnsi="Times New Roman" w:cs="Times New Roman"/>
+        </w:rPr>
+        <w:t>Attardo's</w:t>
+      </w:r>
+      <w:proofErr w:type="spellEnd"/>
+      <w:r>
+        <w:rPr>
+          <w:rFonts w:ascii="Times New Roman" w:eastAsia="Times New Roman" w:hAnsi="Times New Roman" w:cs="Times New Roman"/>
+        </w:rPr>
+        <w:t xml:space="preserve"> (1994) claim that incongruity between expectation and representation is often a means of creating humor. Moreover, it illustrates </w:t>
+      </w:r>
+      <w:proofErr w:type="spellStart"/>
+      <w:r>
+        <w:rPr>
+          <w:rFonts w:ascii="Times New Roman" w:eastAsia="Times New Roman" w:hAnsi="Times New Roman" w:cs="Times New Roman"/>
+        </w:rPr>
+        <w:t>Dynel's</w:t>
+      </w:r>
+      <w:proofErr w:type="spellEnd"/>
+      <w:r>
+        <w:rPr>
+          <w:rFonts w:ascii="Times New Roman" w:eastAsia="Times New Roman" w:hAnsi="Times New Roman" w:cs="Times New Roman"/>
+        </w:rPr>
+        <w:t xml:space="preserve"> (2011) view that humorous language can establish a certain critical rapport between speaker and target of the discussion. In the Pakistani context, humor provides a ‘safe' space to discuss issues of institutional weakness, gender inequality, social irresponsibility, environmental neglect, and limited public awareness. Verbal irony, along with visual exaggeration and sequential narration, enhances the critical capacity of humor beyond its traditional role as entertainment. Political humor studies have generally focused on newspaper, TV, or digital satire (</w:t>
+      </w:r>
+      <w:proofErr w:type="spellStart"/>
+      <w:r>
+        <w:rPr>
+          <w:rFonts w:ascii="Times New Roman" w:eastAsia="Times New Roman" w:hAnsi="Times New Roman" w:cs="Times New Roman"/>
+        </w:rPr>
+        <w:t>Tsakona</w:t>
+      </w:r>
+      <w:proofErr w:type="spellEnd"/>
+      <w:r>
+        <w:rPr>
+          <w:rFonts w:ascii="Times New Roman" w:eastAsia="Times New Roman" w:hAnsi="Times New Roman" w:cs="Times New Roman"/>
+        </w:rPr>
+        <w:t xml:space="preserve"> &amp; </w:t>
+      </w:r>
+      <w:proofErr w:type="spellStart"/>
+      <w:r>
+        <w:rPr>
+          <w:rFonts w:ascii="Times New Roman" w:eastAsia="Times New Roman" w:hAnsi="Times New Roman" w:cs="Times New Roman"/>
+        </w:rPr>
+        <w:t>Popa</w:t>
+      </w:r>
+      <w:proofErr w:type="spellEnd"/>
+      <w:r>
+        <w:rPr>
+          <w:rFonts w:ascii="Times New Roman" w:eastAsia="Times New Roman" w:hAnsi="Times New Roman" w:cs="Times New Roman"/>
+        </w:rPr>
+        <w:t xml:space="preserve">, 2011). The present study demonstrates that comics are a unique means of humorous communication that reveal social contradiction at a joint level of both words and images. </w:t>
+      </w:r>
+      <w:proofErr w:type="spellStart"/>
+      <w:r>
+        <w:rPr>
+          <w:rFonts w:ascii="Times New Roman" w:eastAsia="Times New Roman" w:hAnsi="Times New Roman" w:cs="Times New Roman"/>
+        </w:rPr>
+        <w:t>Humour</w:t>
+      </w:r>
+      <w:proofErr w:type="spellEnd"/>
+      <w:r>
+        <w:rPr>
+          <w:rFonts w:ascii="Times New Roman" w:eastAsia="Times New Roman" w:hAnsi="Times New Roman" w:cs="Times New Roman"/>
+        </w:rPr>
+        <w:t xml:space="preserve">, therefore, invites reflection and softens the critical impact. The findings also broaden understandings of resistance. The resistance in the selected comics is not based on physical fights or formal politics, as Scott (1990) has theorized in his notion of everyday resistance. Rather, it manifests itself in awareness, moral choices, discussion, community involvement, and symbolic activity. While </w:t>
+      </w:r>
+      <w:proofErr w:type="spellStart"/>
+      <w:r>
+        <w:rPr>
+          <w:rFonts w:ascii="Times New Roman" w:eastAsia="Times New Roman" w:hAnsi="Times New Roman" w:cs="Times New Roman"/>
+        </w:rPr>
+        <w:t>Paasban</w:t>
+      </w:r>
+      <w:proofErr w:type="spellEnd"/>
+      <w:r>
+        <w:rPr>
+          <w:rFonts w:ascii="Times New Roman" w:eastAsia="Times New Roman" w:hAnsi="Times New Roman" w:cs="Times New Roman"/>
+        </w:rPr>
+        <w:t xml:space="preserve"> – The Guardian builds resistance primarily through questioning and moral reasoning, Team </w:t>
+      </w:r>
+      <w:proofErr w:type="spellStart"/>
+      <w:r>
+        <w:rPr>
+          <w:rFonts w:ascii="Times New Roman" w:eastAsia="Times New Roman" w:hAnsi="Times New Roman" w:cs="Times New Roman"/>
+        </w:rPr>
+        <w:t>Muhafiz</w:t>
+      </w:r>
+      <w:proofErr w:type="spellEnd"/>
+      <w:r>
+        <w:rPr>
+          <w:rFonts w:ascii="Times New Roman" w:eastAsia="Times New Roman" w:hAnsi="Times New Roman" w:cs="Times New Roman"/>
+        </w:rPr>
+        <w:t xml:space="preserve"> </w:t>
       </w:r>
       <w:r>
         <w:rPr>
           <w:rFonts w:ascii="Times New Roman" w:eastAsia="Times New Roman" w:hAnsi="Times New Roman" w:cs="Times New Roman"/>
         </w:rPr>
         <w:lastRenderedPageBreak/>
-        <w:t xml:space="preserve">highlight the potential of cultural storytelling to contest prevailing ideas and inspire viewers to visualize other social futures. The study brings a new perspective and analysis of Pakistani comics to the research, which has so far focused on the Western comics’ tradition and theory (McCloud, 1993; Groensteen, 2007; Cohn, 2013). The analysis reveals how globally recognized semiotic resources are transposed to culturally specific issues such as extremism, gender norms, environmental responsibility, civic engagement and social inequality. Selected comics may then be viewed as a type of civic discourse where entertainment, education, humor, and social commentary are all intertwined. This is important because of the issues they address, as well as the linguistic and visual means of engaging the audience in thinking about issues of identity, responsibility, and social change. </w:t>
+        <w:t xml:space="preserve">focuses on intervention, cooperation, and community protection. As a whole, the comics highlight the potential of cultural storytelling to contest prevailing ideas and inspire viewers to visualize other social futures. The study brings a new perspective and analysis of Pakistani comics to the research, which has so far focused on the Western comics’ tradition and theory (McCloud, 1993; </w:t>
+      </w:r>
+      <w:proofErr w:type="spellStart"/>
+      <w:r>
+        <w:rPr>
+          <w:rFonts w:ascii="Times New Roman" w:eastAsia="Times New Roman" w:hAnsi="Times New Roman" w:cs="Times New Roman"/>
+        </w:rPr>
+        <w:t>Groensteen</w:t>
+      </w:r>
+      <w:proofErr w:type="spellEnd"/>
+      <w:r>
+        <w:rPr>
+          <w:rFonts w:ascii="Times New Roman" w:eastAsia="Times New Roman" w:hAnsi="Times New Roman" w:cs="Times New Roman"/>
+        </w:rPr>
+        <w:t xml:space="preserve">, 2007; Cohn, 2013). The analysis reveals how globally recognized semiotic resources are transposed to culturally specific issues such as extremism, gender norms, environmental responsibility, civic engagement and social inequality. Selected comics may then be viewed as a type of civic discourse where entertainment, education, humor, and social commentary are all intertwined. This is important because of the issues they address, as well as the linguistic and visual means of engaging the audience in thinking about issues of identity, responsibility, and social change. </w:t>
       </w:r>
     </w:p>
     <w:p>
@@ -6277,7 +8130,105 @@
         <w:rPr>
           <w:rFonts w:ascii="Times New Roman" w:eastAsia="Times New Roman" w:hAnsi="Times New Roman" w:cs="Times New Roman"/>
         </w:rPr>
-        <w:t>The study examined social critique, cultural representation, and nonviolent resistance in contemporary Pakistani comics through the integrated frameworks of Halliday's Systemic Functional Grammar and Kress and van Leeuwen's Visual Grammar, and it was established that Paasban – The Guardian and Team Muhafiz are not just entertaining stories but are multimodal complex texts. The combination of transitivity patterns, dialogue, character positioning, gaze, framing, symbolic elements, and humorous strategies creates these meanings. Linguistic findings portray that main characters are mostly portrayed as agents of social interaction, with Team Muhafiz emphasizing collective action, intervention, and community responsibility. At the same time, Paasban – The Guardian values dialogue, ideological negotiation, and moral reflection more. That is further highlighted in the visual findings, which illustrate how the organization of space and the choice of representational form signify authority, vulnerability and social relationships. Together, these features demonstrate that resistance can happen in a variety of ways that do not involve confrontation, but instead, through civic participation, awareness, moral decision-making and alternate discourses of citizenship. An important mechanism of indirect cultural resistance was humor. The comics play with irony, exaggeration, contrast, and symbolic inversion to speak about sensitive topics and to resonate with a wide audience.</w:t>
+        <w:t xml:space="preserve">The study examined social critique, cultural representation, and nonviolent resistance in contemporary Pakistani comics through the integrated frameworks of </w:t>
+      </w:r>
+      <w:proofErr w:type="spellStart"/>
+      <w:r>
+        <w:rPr>
+          <w:rFonts w:ascii="Times New Roman" w:eastAsia="Times New Roman" w:hAnsi="Times New Roman" w:cs="Times New Roman"/>
+        </w:rPr>
+        <w:t>Halliday's</w:t>
+      </w:r>
+      <w:proofErr w:type="spellEnd"/>
+      <w:r>
+        <w:rPr>
+          <w:rFonts w:ascii="Times New Roman" w:eastAsia="Times New Roman" w:hAnsi="Times New Roman" w:cs="Times New Roman"/>
+        </w:rPr>
+        <w:t xml:space="preserve"> Systemic Functional Grammar and Kress and van </w:t>
+      </w:r>
+      <w:proofErr w:type="spellStart"/>
+      <w:r>
+        <w:rPr>
+          <w:rFonts w:ascii="Times New Roman" w:eastAsia="Times New Roman" w:hAnsi="Times New Roman" w:cs="Times New Roman"/>
+        </w:rPr>
+        <w:t>Leeuwen's</w:t>
+      </w:r>
+      <w:proofErr w:type="spellEnd"/>
+      <w:r>
+        <w:rPr>
+          <w:rFonts w:ascii="Times New Roman" w:eastAsia="Times New Roman" w:hAnsi="Times New Roman" w:cs="Times New Roman"/>
+        </w:rPr>
+        <w:t xml:space="preserve"> Visual Grammar, and it was established that </w:t>
+      </w:r>
+      <w:proofErr w:type="spellStart"/>
+      <w:r>
+        <w:rPr>
+          <w:rFonts w:ascii="Times New Roman" w:eastAsia="Times New Roman" w:hAnsi="Times New Roman" w:cs="Times New Roman"/>
+        </w:rPr>
+        <w:t>Paasban</w:t>
+      </w:r>
+      <w:proofErr w:type="spellEnd"/>
+      <w:r>
+        <w:rPr>
+          <w:rFonts w:ascii="Times New Roman" w:eastAsia="Times New Roman" w:hAnsi="Times New Roman" w:cs="Times New Roman"/>
+        </w:rPr>
+        <w:t xml:space="preserve"> – The Guardian and Team </w:t>
+      </w:r>
+      <w:proofErr w:type="spellStart"/>
+      <w:r>
+        <w:rPr>
+          <w:rFonts w:ascii="Times New Roman" w:eastAsia="Times New Roman" w:hAnsi="Times New Roman" w:cs="Times New Roman"/>
+        </w:rPr>
+        <w:t>Muhafiz</w:t>
+      </w:r>
+      <w:proofErr w:type="spellEnd"/>
+      <w:r>
+        <w:rPr>
+          <w:rFonts w:ascii="Times New Roman" w:eastAsia="Times New Roman" w:hAnsi="Times New Roman" w:cs="Times New Roman"/>
+        </w:rPr>
+        <w:t xml:space="preserve"> are not just entertaining stories but are multimodal complex texts. The combination of transitivity patterns, dialogue, character positioning, gaze, framing, symbolic elements, and humorous strategies creates these meanings. Linguistic findings portray that main characters are mostly portrayed as agents of social interaction, with Team </w:t>
+      </w:r>
+      <w:proofErr w:type="spellStart"/>
+      <w:r>
+        <w:rPr>
+          <w:rFonts w:ascii="Times New Roman" w:eastAsia="Times New Roman" w:hAnsi="Times New Roman" w:cs="Times New Roman"/>
+        </w:rPr>
+        <w:t>Muhafiz</w:t>
+      </w:r>
+      <w:proofErr w:type="spellEnd"/>
+      <w:r>
+        <w:rPr>
+          <w:rFonts w:ascii="Times New Roman" w:eastAsia="Times New Roman" w:hAnsi="Times New Roman" w:cs="Times New Roman"/>
+        </w:rPr>
+        <w:t xml:space="preserve"> emphasizing collective action, intervention, and community responsibility. At the same time, </w:t>
+      </w:r>
+      <w:proofErr w:type="spellStart"/>
+      <w:r>
+        <w:rPr>
+          <w:rFonts w:ascii="Times New Roman" w:eastAsia="Times New Roman" w:hAnsi="Times New Roman" w:cs="Times New Roman"/>
+        </w:rPr>
+        <w:t>Paasban</w:t>
+      </w:r>
+      <w:proofErr w:type="spellEnd"/>
+      <w:r>
+        <w:rPr>
+          <w:rFonts w:ascii="Times New Roman" w:eastAsia="Times New Roman" w:hAnsi="Times New Roman" w:cs="Times New Roman"/>
+        </w:rPr>
+        <w:t xml:space="preserve"> – The Guardian values dialogue, ideological negotiation, and moral reflection more. That is further highlighted in the visual findings, which illustrate how the organization of space and the choice of representational form signify authority, vulnerability and social relationships. Together, these features demonstrate that resistance can happen in a variety of ways that do not involve confrontation, but instead, through civic participation, awareness, </w:t>
+      </w:r>
+      <w:proofErr w:type="gramStart"/>
+      <w:r>
+        <w:rPr>
+          <w:rFonts w:ascii="Times New Roman" w:eastAsia="Times New Roman" w:hAnsi="Times New Roman" w:cs="Times New Roman"/>
+        </w:rPr>
+        <w:t>moral</w:t>
+      </w:r>
+      <w:proofErr w:type="gramEnd"/>
+      <w:r>
+        <w:rPr>
+          <w:rFonts w:ascii="Times New Roman" w:eastAsia="Times New Roman" w:hAnsi="Times New Roman" w:cs="Times New Roman"/>
+        </w:rPr>
+        <w:t xml:space="preserve"> decision-making and alternate discourses of citizenship. An important mechanism of indirect cultural resistance was humor. The comics play with irony, exaggeration, contrast, and symbolic inversion to speak about sensitive topics and to resonate with a wide audience.</w:t>
       </w:r>
     </w:p>
     <w:p>
@@ -6319,11 +8270,61 @@
         <w:ind w:left="720" w:hanging="720"/>
         <w:jc w:val="both"/>
       </w:pPr>
-      <w:r>
-        <w:rPr>
-          <w:rFonts w:ascii="Times New Roman" w:eastAsia="Times New Roman" w:hAnsi="Times New Roman" w:cs="Times New Roman"/>
-        </w:rPr>
-        <w:t xml:space="preserve">Aslam, S., &amp; Janjua, F. (2023). Nonviolent resistance in Nazar’s comics: A verbo-visual discourse analysis. </w:t>
+      <w:proofErr w:type="spellStart"/>
+      <w:r>
+        <w:rPr>
+          <w:rFonts w:ascii="Times New Roman" w:eastAsia="Times New Roman" w:hAnsi="Times New Roman" w:cs="Times New Roman"/>
+        </w:rPr>
+        <w:t>Aslam</w:t>
+      </w:r>
+      <w:proofErr w:type="spellEnd"/>
+      <w:r>
+        <w:rPr>
+          <w:rFonts w:ascii="Times New Roman" w:eastAsia="Times New Roman" w:hAnsi="Times New Roman" w:cs="Times New Roman"/>
+        </w:rPr>
+        <w:t xml:space="preserve">, S., &amp; </w:t>
+      </w:r>
+      <w:proofErr w:type="spellStart"/>
+      <w:r>
+        <w:rPr>
+          <w:rFonts w:ascii="Times New Roman" w:eastAsia="Times New Roman" w:hAnsi="Times New Roman" w:cs="Times New Roman"/>
+        </w:rPr>
+        <w:t>Janjua</w:t>
+      </w:r>
+      <w:proofErr w:type="spellEnd"/>
+      <w:r>
+        <w:rPr>
+          <w:rFonts w:ascii="Times New Roman" w:eastAsia="Times New Roman" w:hAnsi="Times New Roman" w:cs="Times New Roman"/>
+        </w:rPr>
+        <w:t xml:space="preserve">, F. (2023). Nonviolent resistance in </w:t>
+      </w:r>
+      <w:proofErr w:type="spellStart"/>
+      <w:r>
+        <w:rPr>
+          <w:rFonts w:ascii="Times New Roman" w:eastAsia="Times New Roman" w:hAnsi="Times New Roman" w:cs="Times New Roman"/>
+        </w:rPr>
+        <w:t>Nazar’s</w:t>
+      </w:r>
+      <w:proofErr w:type="spellEnd"/>
+      <w:r>
+        <w:rPr>
+          <w:rFonts w:ascii="Times New Roman" w:eastAsia="Times New Roman" w:hAnsi="Times New Roman" w:cs="Times New Roman"/>
+        </w:rPr>
+        <w:t xml:space="preserve"> comics: A </w:t>
+      </w:r>
+      <w:proofErr w:type="spellStart"/>
+      <w:r>
+        <w:rPr>
+          <w:rFonts w:ascii="Times New Roman" w:eastAsia="Times New Roman" w:hAnsi="Times New Roman" w:cs="Times New Roman"/>
+        </w:rPr>
+        <w:t>verbo</w:t>
+      </w:r>
+      <w:proofErr w:type="spellEnd"/>
+      <w:r>
+        <w:rPr>
+          <w:rFonts w:ascii="Times New Roman" w:eastAsia="Times New Roman" w:hAnsi="Times New Roman" w:cs="Times New Roman"/>
+        </w:rPr>
+        <w:t xml:space="preserve">-visual discourse analysis. </w:t>
       </w:r>
       <w:r>
         <w:rPr>
@@ -6356,11 +8357,19 @@
         <w:ind w:left="720" w:hanging="720"/>
         <w:jc w:val="both"/>
       </w:pPr>
-      <w:r>
-        <w:rPr>
-          <w:rFonts w:ascii="Times New Roman" w:eastAsia="Times New Roman" w:hAnsi="Times New Roman" w:cs="Times New Roman"/>
-        </w:rPr>
-        <w:t xml:space="preserve">Attardo, S. (1994). </w:t>
+      <w:proofErr w:type="spellStart"/>
+      <w:r>
+        <w:rPr>
+          <w:rFonts w:ascii="Times New Roman" w:eastAsia="Times New Roman" w:hAnsi="Times New Roman" w:cs="Times New Roman"/>
+        </w:rPr>
+        <w:t>Attardo</w:t>
+      </w:r>
+      <w:proofErr w:type="spellEnd"/>
+      <w:r>
+        <w:rPr>
+          <w:rFonts w:ascii="Times New Roman" w:eastAsia="Times New Roman" w:hAnsi="Times New Roman" w:cs="Times New Roman"/>
+        </w:rPr>
+        <w:t xml:space="preserve">, S. (1994). </w:t>
       </w:r>
       <w:r>
         <w:rPr>
@@ -6374,7 +8383,21 @@
         <w:rPr>
           <w:rFonts w:ascii="Times New Roman" w:eastAsia="Times New Roman" w:hAnsi="Times New Roman" w:cs="Times New Roman"/>
         </w:rPr>
-        <w:t>. Mouton de Gruyter.</w:t>
+        <w:t xml:space="preserve">. Mouton de </w:t>
+      </w:r>
+      <w:proofErr w:type="spellStart"/>
+      <w:r>
+        <w:rPr>
+          <w:rFonts w:ascii="Times New Roman" w:eastAsia="Times New Roman" w:hAnsi="Times New Roman" w:cs="Times New Roman"/>
+        </w:rPr>
+        <w:t>Gruyter</w:t>
+      </w:r>
+      <w:proofErr w:type="spellEnd"/>
+      <w:r>
+        <w:rPr>
+          <w:rFonts w:ascii="Times New Roman" w:eastAsia="Times New Roman" w:hAnsi="Times New Roman" w:cs="Times New Roman"/>
+        </w:rPr>
+        <w:t>.</w:t>
       </w:r>
     </w:p>
     <w:p>
@@ -6441,7 +8464,35 @@
         <w:rPr>
           <w:rFonts w:ascii="Times New Roman" w:eastAsia="Times New Roman" w:hAnsi="Times New Roman" w:cs="Times New Roman"/>
         </w:rPr>
-        <w:t xml:space="preserve">Cohn, N., Cardoso, B., Klomberg, B., &amp; Hacımusaoğlu, I. (2023). The Visual Language Research Corpus (VLRC): An annotated corpus of comics from Asia, Europe, and the United States. </w:t>
+        <w:t xml:space="preserve">Cohn, N., Cardoso, B., </w:t>
+      </w:r>
+      <w:proofErr w:type="spellStart"/>
+      <w:r>
+        <w:rPr>
+          <w:rFonts w:ascii="Times New Roman" w:eastAsia="Times New Roman" w:hAnsi="Times New Roman" w:cs="Times New Roman"/>
+        </w:rPr>
+        <w:t>Klomberg</w:t>
+      </w:r>
+      <w:proofErr w:type="spellEnd"/>
+      <w:r>
+        <w:rPr>
+          <w:rFonts w:ascii="Times New Roman" w:eastAsia="Times New Roman" w:hAnsi="Times New Roman" w:cs="Times New Roman"/>
+        </w:rPr>
+        <w:t xml:space="preserve">, B., &amp; </w:t>
+      </w:r>
+      <w:proofErr w:type="spellStart"/>
+      <w:r>
+        <w:rPr>
+          <w:rFonts w:ascii="Times New Roman" w:eastAsia="Times New Roman" w:hAnsi="Times New Roman" w:cs="Times New Roman"/>
+        </w:rPr>
+        <w:t>Hacımusaoğlu</w:t>
+      </w:r>
+      <w:proofErr w:type="spellEnd"/>
+      <w:r>
+        <w:rPr>
+          <w:rFonts w:ascii="Times New Roman" w:eastAsia="Times New Roman" w:hAnsi="Times New Roman" w:cs="Times New Roman"/>
+        </w:rPr>
+        <w:t xml:space="preserve">, I. (2023). The Visual Language Research Corpus (VLRC): An annotated corpus of comics from Asia, Europe, and the United States. </w:t>
       </w:r>
       <w:r>
         <w:rPr>
@@ -6478,7 +8529,21 @@
         <w:rPr>
           <w:rFonts w:ascii="Times New Roman" w:eastAsia="Times New Roman" w:hAnsi="Times New Roman" w:cs="Times New Roman"/>
         </w:rPr>
-        <w:t xml:space="preserve">Creswell, J. W., &amp; Poth, C. (2018). </w:t>
+        <w:t xml:space="preserve">Creswell, J. W., &amp; </w:t>
+      </w:r>
+      <w:proofErr w:type="spellStart"/>
+      <w:r>
+        <w:rPr>
+          <w:rFonts w:ascii="Times New Roman" w:eastAsia="Times New Roman" w:hAnsi="Times New Roman" w:cs="Times New Roman"/>
+        </w:rPr>
+        <w:t>Poth</w:t>
+      </w:r>
+      <w:proofErr w:type="spellEnd"/>
+      <w:r>
+        <w:rPr>
+          <w:rFonts w:ascii="Times New Roman" w:eastAsia="Times New Roman" w:hAnsi="Times New Roman" w:cs="Times New Roman"/>
+        </w:rPr>
+        <w:t xml:space="preserve">, C. (2018). </w:t>
       </w:r>
       <w:r>
         <w:rPr>
@@ -6492,7 +8557,21 @@
         <w:rPr>
           <w:rFonts w:ascii="Times New Roman" w:eastAsia="Times New Roman" w:hAnsi="Times New Roman" w:cs="Times New Roman"/>
         </w:rPr>
-        <w:t xml:space="preserve"> (4th ed.). SAGE Publications.</w:t>
+        <w:t xml:space="preserve"> (4th </w:t>
+      </w:r>
+      <w:proofErr w:type="gramStart"/>
+      <w:r>
+        <w:rPr>
+          <w:rFonts w:ascii="Times New Roman" w:eastAsia="Times New Roman" w:hAnsi="Times New Roman" w:cs="Times New Roman"/>
+        </w:rPr>
+        <w:t>ed</w:t>
+      </w:r>
+      <w:proofErr w:type="gramEnd"/>
+      <w:r>
+        <w:rPr>
+          <w:rFonts w:ascii="Times New Roman" w:eastAsia="Times New Roman" w:hAnsi="Times New Roman" w:cs="Times New Roman"/>
+        </w:rPr>
+        <w:t>.). SAGE Publications.</w:t>
       </w:r>
     </w:p>
     <w:p>
@@ -6501,11 +8580,19 @@
         <w:ind w:left="720" w:hanging="720"/>
         <w:jc w:val="both"/>
       </w:pPr>
-      <w:r>
-        <w:rPr>
-          <w:rFonts w:ascii="Times New Roman" w:eastAsia="Times New Roman" w:hAnsi="Times New Roman" w:cs="Times New Roman"/>
-        </w:rPr>
-        <w:t xml:space="preserve">Dynel, M. (2011). The pragmatics of humor across discourse domains. </w:t>
+      <w:proofErr w:type="spellStart"/>
+      <w:r>
+        <w:rPr>
+          <w:rFonts w:ascii="Times New Roman" w:eastAsia="Times New Roman" w:hAnsi="Times New Roman" w:cs="Times New Roman"/>
+        </w:rPr>
+        <w:t>Dynel</w:t>
+      </w:r>
+      <w:proofErr w:type="spellEnd"/>
+      <w:r>
+        <w:rPr>
+          <w:rFonts w:ascii="Times New Roman" w:eastAsia="Times New Roman" w:hAnsi="Times New Roman" w:cs="Times New Roman"/>
+        </w:rPr>
+        <w:t xml:space="preserve">, M. (2011). The pragmatics of humor across discourse domains. </w:t>
       </w:r>
       <w:r>
         <w:rPr>
@@ -6538,11 +8625,19 @@
         <w:ind w:left="720" w:hanging="720"/>
         <w:jc w:val="both"/>
       </w:pPr>
-      <w:r>
-        <w:rPr>
-          <w:rFonts w:ascii="Times New Roman" w:eastAsia="Times New Roman" w:hAnsi="Times New Roman" w:cs="Times New Roman"/>
-        </w:rPr>
-        <w:t xml:space="preserve">Fairclough, N. (1995). </w:t>
+      <w:proofErr w:type="spellStart"/>
+      <w:r>
+        <w:rPr>
+          <w:rFonts w:ascii="Times New Roman" w:eastAsia="Times New Roman" w:hAnsi="Times New Roman" w:cs="Times New Roman"/>
+        </w:rPr>
+        <w:t>Fairclough</w:t>
+      </w:r>
+      <w:proofErr w:type="spellEnd"/>
+      <w:r>
+        <w:rPr>
+          <w:rFonts w:ascii="Times New Roman" w:eastAsia="Times New Roman" w:hAnsi="Times New Roman" w:cs="Times New Roman"/>
+        </w:rPr>
+        <w:t xml:space="preserve">, N. (1995). </w:t>
       </w:r>
       <w:r>
         <w:rPr>
@@ -6565,11 +8660,19 @@
         <w:ind w:left="720" w:hanging="720"/>
         <w:jc w:val="both"/>
       </w:pPr>
-      <w:r>
-        <w:rPr>
-          <w:rFonts w:ascii="Times New Roman" w:eastAsia="Times New Roman" w:hAnsi="Times New Roman" w:cs="Times New Roman"/>
-        </w:rPr>
-        <w:t xml:space="preserve">Groensteen, T. (2007). </w:t>
+      <w:proofErr w:type="spellStart"/>
+      <w:r>
+        <w:rPr>
+          <w:rFonts w:ascii="Times New Roman" w:eastAsia="Times New Roman" w:hAnsi="Times New Roman" w:cs="Times New Roman"/>
+        </w:rPr>
+        <w:t>Groensteen</w:t>
+      </w:r>
+      <w:proofErr w:type="spellEnd"/>
+      <w:r>
+        <w:rPr>
+          <w:rFonts w:ascii="Times New Roman" w:eastAsia="Times New Roman" w:hAnsi="Times New Roman" w:cs="Times New Roman"/>
+        </w:rPr>
+        <w:t xml:space="preserve">, T. (2007). </w:t>
       </w:r>
       <w:r>
         <w:rPr>
@@ -6592,11 +8695,19 @@
         <w:ind w:left="720" w:hanging="720"/>
         <w:jc w:val="both"/>
       </w:pPr>
-      <w:r>
-        <w:rPr>
-          <w:rFonts w:ascii="Times New Roman" w:eastAsia="Times New Roman" w:hAnsi="Times New Roman" w:cs="Times New Roman"/>
-        </w:rPr>
-        <w:t xml:space="preserve">Halliday, M. A. K. (1994). </w:t>
+      <w:proofErr w:type="spellStart"/>
+      <w:r>
+        <w:rPr>
+          <w:rFonts w:ascii="Times New Roman" w:eastAsia="Times New Roman" w:hAnsi="Times New Roman" w:cs="Times New Roman"/>
+        </w:rPr>
+        <w:t>Halliday</w:t>
+      </w:r>
+      <w:proofErr w:type="spellEnd"/>
+      <w:r>
+        <w:rPr>
+          <w:rFonts w:ascii="Times New Roman" w:eastAsia="Times New Roman" w:hAnsi="Times New Roman" w:cs="Times New Roman"/>
+        </w:rPr>
+        <w:t xml:space="preserve">, M. A. K. (1994). </w:t>
       </w:r>
       <w:r>
         <w:rPr>
@@ -6610,7 +8721,21 @@
         <w:rPr>
           <w:rFonts w:ascii="Times New Roman" w:eastAsia="Times New Roman" w:hAnsi="Times New Roman" w:cs="Times New Roman"/>
         </w:rPr>
-        <w:t xml:space="preserve"> (2nd ed.). Edward Arnold.</w:t>
+        <w:t xml:space="preserve"> (2nd </w:t>
+      </w:r>
+      <w:proofErr w:type="gramStart"/>
+      <w:r>
+        <w:rPr>
+          <w:rFonts w:ascii="Times New Roman" w:eastAsia="Times New Roman" w:hAnsi="Times New Roman" w:cs="Times New Roman"/>
+        </w:rPr>
+        <w:t>ed</w:t>
+      </w:r>
+      <w:proofErr w:type="gramEnd"/>
+      <w:r>
+        <w:rPr>
+          <w:rFonts w:ascii="Times New Roman" w:eastAsia="Times New Roman" w:hAnsi="Times New Roman" w:cs="Times New Roman"/>
+        </w:rPr>
+        <w:t>.). Edward Arnold.</w:t>
       </w:r>
     </w:p>
     <w:p>
@@ -6619,25 +8744,85 @@
         <w:ind w:left="720" w:hanging="720"/>
         <w:jc w:val="both"/>
       </w:pPr>
-      <w:r>
-        <w:rPr>
-          <w:rFonts w:ascii="Times New Roman" w:eastAsia="Times New Roman" w:hAnsi="Times New Roman" w:cs="Times New Roman"/>
-        </w:rPr>
-        <w:t xml:space="preserve">Halliday, M. A. K., &amp; Matthiessen, C. M. I. M. (2014). </w:t>
-      </w:r>
+      <w:proofErr w:type="spellStart"/>
+      <w:r>
+        <w:rPr>
+          <w:rFonts w:ascii="Times New Roman" w:eastAsia="Times New Roman" w:hAnsi="Times New Roman" w:cs="Times New Roman"/>
+        </w:rPr>
+        <w:t>Halliday</w:t>
+      </w:r>
+      <w:proofErr w:type="spellEnd"/>
+      <w:r>
+        <w:rPr>
+          <w:rFonts w:ascii="Times New Roman" w:eastAsia="Times New Roman" w:hAnsi="Times New Roman" w:cs="Times New Roman"/>
+        </w:rPr>
+        <w:t xml:space="preserve">, M. A. K., &amp; </w:t>
+      </w:r>
+      <w:proofErr w:type="spellStart"/>
+      <w:r>
+        <w:rPr>
+          <w:rFonts w:ascii="Times New Roman" w:eastAsia="Times New Roman" w:hAnsi="Times New Roman" w:cs="Times New Roman"/>
+        </w:rPr>
+        <w:t>Matthiessen</w:t>
+      </w:r>
+      <w:proofErr w:type="spellEnd"/>
+      <w:r>
+        <w:rPr>
+          <w:rFonts w:ascii="Times New Roman" w:eastAsia="Times New Roman" w:hAnsi="Times New Roman" w:cs="Times New Roman"/>
+        </w:rPr>
+        <w:t xml:space="preserve">, C. M. I. M. (2014). </w:t>
+      </w:r>
+      <w:proofErr w:type="spellStart"/>
       <w:r>
         <w:rPr>
           <w:rFonts w:ascii="Times New Roman" w:eastAsia="Times New Roman" w:hAnsi="Times New Roman" w:cs="Times New Roman"/>
           <w:i/>
           <w:iCs/>
         </w:rPr>
-        <w:t>Halliday’s introduction to functional grammar</w:t>
-      </w:r>
-      <w:r>
-        <w:rPr>
-          <w:rFonts w:ascii="Times New Roman" w:eastAsia="Times New Roman" w:hAnsi="Times New Roman" w:cs="Times New Roman"/>
-        </w:rPr>
-        <w:t xml:space="preserve"> (4th ed.). Routledge.</w:t>
+        <w:t>Halliday’s</w:t>
+      </w:r>
+      <w:proofErr w:type="spellEnd"/>
+      <w:r>
+        <w:rPr>
+          <w:rFonts w:ascii="Times New Roman" w:eastAsia="Times New Roman" w:hAnsi="Times New Roman" w:cs="Times New Roman"/>
+          <w:i/>
+          <w:iCs/>
+        </w:rPr>
+        <w:t xml:space="preserve"> introduction to functional grammar</w:t>
+      </w:r>
+      <w:r>
+        <w:rPr>
+          <w:rFonts w:ascii="Times New Roman" w:eastAsia="Times New Roman" w:hAnsi="Times New Roman" w:cs="Times New Roman"/>
+        </w:rPr>
+        <w:t xml:space="preserve"> (4th </w:t>
+      </w:r>
+      <w:proofErr w:type="gramStart"/>
+      <w:r>
+        <w:rPr>
+          <w:rFonts w:ascii="Times New Roman" w:eastAsia="Times New Roman" w:hAnsi="Times New Roman" w:cs="Times New Roman"/>
+        </w:rPr>
+        <w:t>ed</w:t>
+      </w:r>
+      <w:proofErr w:type="gramEnd"/>
+      <w:r>
+        <w:rPr>
+          <w:rFonts w:ascii="Times New Roman" w:eastAsia="Times New Roman" w:hAnsi="Times New Roman" w:cs="Times New Roman"/>
+        </w:rPr>
+        <w:t xml:space="preserve">.). </w:t>
+      </w:r>
+      <w:proofErr w:type="spellStart"/>
+      <w:r>
+        <w:rPr>
+          <w:rFonts w:ascii="Times New Roman" w:eastAsia="Times New Roman" w:hAnsi="Times New Roman" w:cs="Times New Roman"/>
+        </w:rPr>
+        <w:t>Routledge</w:t>
+      </w:r>
+      <w:proofErr w:type="spellEnd"/>
+      <w:r>
+        <w:rPr>
+          <w:rFonts w:ascii="Times New Roman" w:eastAsia="Times New Roman" w:hAnsi="Times New Roman" w:cs="Times New Roman"/>
+        </w:rPr>
+        <w:t>.</w:t>
       </w:r>
     </w:p>
     <w:p>
@@ -6673,11 +8858,19 @@
         <w:ind w:left="720" w:hanging="720"/>
         <w:jc w:val="both"/>
       </w:pPr>
-      <w:r>
-        <w:rPr>
-          <w:rFonts w:ascii="Times New Roman" w:eastAsia="Times New Roman" w:hAnsi="Times New Roman" w:cs="Times New Roman"/>
-        </w:rPr>
-        <w:t xml:space="preserve">Jabeen, M., Malik, M. A., &amp; Umar, N. (2022). Multimodal storytelling: Exploring the semiotic patterns of narration and focalization in </w:t>
+      <w:proofErr w:type="spellStart"/>
+      <w:r>
+        <w:rPr>
+          <w:rFonts w:ascii="Times New Roman" w:eastAsia="Times New Roman" w:hAnsi="Times New Roman" w:cs="Times New Roman"/>
+        </w:rPr>
+        <w:t>Jabeen</w:t>
+      </w:r>
+      <w:proofErr w:type="spellEnd"/>
+      <w:r>
+        <w:rPr>
+          <w:rFonts w:ascii="Times New Roman" w:eastAsia="Times New Roman" w:hAnsi="Times New Roman" w:cs="Times New Roman"/>
+        </w:rPr>
+        <w:t xml:space="preserve">, M., Malik, M. A., &amp; Umar, N. (2022). Multimodal storytelling: Exploring the semiotic patterns of narration and focalization in </w:t>
       </w:r>
       <w:r>
         <w:rPr>
@@ -6724,11 +8917,33 @@
         <w:ind w:left="720" w:hanging="720"/>
         <w:jc w:val="both"/>
       </w:pPr>
-      <w:r>
-        <w:rPr>
-          <w:rFonts w:ascii="Times New Roman" w:eastAsia="Times New Roman" w:hAnsi="Times New Roman" w:cs="Times New Roman"/>
-        </w:rPr>
-        <w:t xml:space="preserve">Jewitt, C. (2014). An introduction to multimodality. In C. Jewitt (Ed.), </w:t>
+      <w:proofErr w:type="spellStart"/>
+      <w:r>
+        <w:rPr>
+          <w:rFonts w:ascii="Times New Roman" w:eastAsia="Times New Roman" w:hAnsi="Times New Roman" w:cs="Times New Roman"/>
+        </w:rPr>
+        <w:t>Jewitt</w:t>
+      </w:r>
+      <w:proofErr w:type="spellEnd"/>
+      <w:r>
+        <w:rPr>
+          <w:rFonts w:ascii="Times New Roman" w:eastAsia="Times New Roman" w:hAnsi="Times New Roman" w:cs="Times New Roman"/>
+        </w:rPr>
+        <w:t xml:space="preserve">, C. (2014). An introduction to multimodality. In C. </w:t>
+      </w:r>
+      <w:proofErr w:type="spellStart"/>
+      <w:r>
+        <w:rPr>
+          <w:rFonts w:ascii="Times New Roman" w:eastAsia="Times New Roman" w:hAnsi="Times New Roman" w:cs="Times New Roman"/>
+        </w:rPr>
+        <w:t>Jewitt</w:t>
+      </w:r>
+      <w:proofErr w:type="spellEnd"/>
+      <w:r>
+        <w:rPr>
+          <w:rFonts w:ascii="Times New Roman" w:eastAsia="Times New Roman" w:hAnsi="Times New Roman" w:cs="Times New Roman"/>
+        </w:rPr>
+        <w:t xml:space="preserve"> (Ed.), </w:t>
       </w:r>
       <w:r>
         <w:rPr>
@@ -6736,13 +8951,45 @@
           <w:i/>
           <w:iCs/>
         </w:rPr>
-        <w:t>The Routledge handbook of multimodal analysis</w:t>
-      </w:r>
-      <w:r>
-        <w:rPr>
-          <w:rFonts w:ascii="Times New Roman" w:eastAsia="Times New Roman" w:hAnsi="Times New Roman" w:cs="Times New Roman"/>
-        </w:rPr>
-        <w:t xml:space="preserve"> (2nd ed., pp. 15–30). Routledge.</w:t>
+        <w:t xml:space="preserve">The </w:t>
+      </w:r>
+      <w:proofErr w:type="spellStart"/>
+      <w:r>
+        <w:rPr>
+          <w:rFonts w:ascii="Times New Roman" w:eastAsia="Times New Roman" w:hAnsi="Times New Roman" w:cs="Times New Roman"/>
+          <w:i/>
+          <w:iCs/>
+        </w:rPr>
+        <w:t>Routledge</w:t>
+      </w:r>
+      <w:proofErr w:type="spellEnd"/>
+      <w:r>
+        <w:rPr>
+          <w:rFonts w:ascii="Times New Roman" w:eastAsia="Times New Roman" w:hAnsi="Times New Roman" w:cs="Times New Roman"/>
+          <w:i/>
+          <w:iCs/>
+        </w:rPr>
+        <w:t xml:space="preserve"> handbook of multimodal analysis</w:t>
+      </w:r>
+      <w:r>
+        <w:rPr>
+          <w:rFonts w:ascii="Times New Roman" w:eastAsia="Times New Roman" w:hAnsi="Times New Roman" w:cs="Times New Roman"/>
+        </w:rPr>
+        <w:t xml:space="preserve"> (2nd ed., pp. 15–30). </w:t>
+      </w:r>
+      <w:proofErr w:type="spellStart"/>
+      <w:r>
+        <w:rPr>
+          <w:rFonts w:ascii="Times New Roman" w:eastAsia="Times New Roman" w:hAnsi="Times New Roman" w:cs="Times New Roman"/>
+        </w:rPr>
+        <w:t>Routledge</w:t>
+      </w:r>
+      <w:proofErr w:type="spellEnd"/>
+      <w:r>
+        <w:rPr>
+          <w:rFonts w:ascii="Times New Roman" w:eastAsia="Times New Roman" w:hAnsi="Times New Roman" w:cs="Times New Roman"/>
+        </w:rPr>
+        <w:t>.</w:t>
       </w:r>
     </w:p>
     <w:p>
@@ -6751,20 +8998,80 @@
         <w:ind w:left="720" w:hanging="720"/>
         <w:jc w:val="both"/>
       </w:pPr>
+      <w:proofErr w:type="spellStart"/>
       <w:r>
         <w:rPr>
           <w:rFonts w:ascii="Times New Roman" w:eastAsia="Times New Roman" w:hAnsi="Times New Roman" w:cs="Times New Roman"/>
         </w:rPr>
         <w:lastRenderedPageBreak/>
-        <w:t xml:space="preserve">Jewitt, C., &amp; Oyama, R. (2001). Visual meaning: A social semiotic approach. In T. van Leeuwen &amp; C. Jewitt (Eds.), </w:t>
-      </w:r>
+        <w:t>Jewitt</w:t>
+      </w:r>
+      <w:proofErr w:type="spellEnd"/>
+      <w:r>
+        <w:rPr>
+          <w:rFonts w:ascii="Times New Roman" w:eastAsia="Times New Roman" w:hAnsi="Times New Roman" w:cs="Times New Roman"/>
+        </w:rPr>
+        <w:t xml:space="preserve">, C., &amp; </w:t>
+      </w:r>
+      <w:proofErr w:type="spellStart"/>
+      <w:r>
+        <w:rPr>
+          <w:rFonts w:ascii="Times New Roman" w:eastAsia="Times New Roman" w:hAnsi="Times New Roman" w:cs="Times New Roman"/>
+        </w:rPr>
+        <w:t>Oyama</w:t>
+      </w:r>
+      <w:proofErr w:type="spellEnd"/>
+      <w:r>
+        <w:rPr>
+          <w:rFonts w:ascii="Times New Roman" w:eastAsia="Times New Roman" w:hAnsi="Times New Roman" w:cs="Times New Roman"/>
+        </w:rPr>
+        <w:t xml:space="preserve">, R. (2001). Visual meaning: A social semiotic approach. In T. van </w:t>
+      </w:r>
+      <w:proofErr w:type="spellStart"/>
+      <w:r>
+        <w:rPr>
+          <w:rFonts w:ascii="Times New Roman" w:eastAsia="Times New Roman" w:hAnsi="Times New Roman" w:cs="Times New Roman"/>
+        </w:rPr>
+        <w:t>Leeuwen</w:t>
+      </w:r>
+      <w:proofErr w:type="spellEnd"/>
+      <w:r>
+        <w:rPr>
+          <w:rFonts w:ascii="Times New Roman" w:eastAsia="Times New Roman" w:hAnsi="Times New Roman" w:cs="Times New Roman"/>
+        </w:rPr>
+        <w:t xml:space="preserve"> &amp; C. </w:t>
+      </w:r>
+      <w:proofErr w:type="spellStart"/>
+      <w:r>
+        <w:rPr>
+          <w:rFonts w:ascii="Times New Roman" w:eastAsia="Times New Roman" w:hAnsi="Times New Roman" w:cs="Times New Roman"/>
+        </w:rPr>
+        <w:t>Jewitt</w:t>
+      </w:r>
+      <w:proofErr w:type="spellEnd"/>
+      <w:r>
+        <w:rPr>
+          <w:rFonts w:ascii="Times New Roman" w:eastAsia="Times New Roman" w:hAnsi="Times New Roman" w:cs="Times New Roman"/>
+        </w:rPr>
+        <w:t xml:space="preserve"> (Eds.), </w:t>
+      </w:r>
+      <w:proofErr w:type="gramStart"/>
       <w:r>
         <w:rPr>
           <w:rFonts w:ascii="Times New Roman" w:eastAsia="Times New Roman" w:hAnsi="Times New Roman" w:cs="Times New Roman"/>
           <w:i/>
           <w:iCs/>
         </w:rPr>
-        <w:t>The handbook of visual analysis</w:t>
+        <w:t>The</w:t>
+      </w:r>
+      <w:proofErr w:type="gramEnd"/>
+      <w:r>
+        <w:rPr>
+          <w:rFonts w:ascii="Times New Roman" w:eastAsia="Times New Roman" w:hAnsi="Times New Roman" w:cs="Times New Roman"/>
+          <w:i/>
+          <w:iCs/>
+        </w:rPr>
+        <w:t xml:space="preserve"> handbook of visual analysis</w:t>
       </w:r>
       <w:r>
         <w:rPr>
@@ -6797,7 +9104,21 @@
         <w:rPr>
           <w:rFonts w:ascii="Times New Roman" w:eastAsia="Times New Roman" w:hAnsi="Times New Roman" w:cs="Times New Roman"/>
         </w:rPr>
-        <w:t>. Routledge.</w:t>
+        <w:t xml:space="preserve">. </w:t>
+      </w:r>
+      <w:proofErr w:type="spellStart"/>
+      <w:r>
+        <w:rPr>
+          <w:rFonts w:ascii="Times New Roman" w:eastAsia="Times New Roman" w:hAnsi="Times New Roman" w:cs="Times New Roman"/>
+        </w:rPr>
+        <w:t>Routledge</w:t>
+      </w:r>
+      <w:proofErr w:type="spellEnd"/>
+      <w:r>
+        <w:rPr>
+          <w:rFonts w:ascii="Times New Roman" w:eastAsia="Times New Roman" w:hAnsi="Times New Roman" w:cs="Times New Roman"/>
+        </w:rPr>
+        <w:t>.</w:t>
       </w:r>
     </w:p>
     <w:p>
@@ -6810,7 +9131,21 @@
         <w:rPr>
           <w:rFonts w:ascii="Times New Roman" w:eastAsia="Times New Roman" w:hAnsi="Times New Roman" w:cs="Times New Roman"/>
         </w:rPr>
-        <w:t xml:space="preserve">Kress, G., &amp; van Leeuwen, T. (2006). </w:t>
+        <w:t xml:space="preserve">Kress, G., &amp; van </w:t>
+      </w:r>
+      <w:proofErr w:type="spellStart"/>
+      <w:r>
+        <w:rPr>
+          <w:rFonts w:ascii="Times New Roman" w:eastAsia="Times New Roman" w:hAnsi="Times New Roman" w:cs="Times New Roman"/>
+        </w:rPr>
+        <w:t>Leeuwen</w:t>
+      </w:r>
+      <w:proofErr w:type="spellEnd"/>
+      <w:r>
+        <w:rPr>
+          <w:rFonts w:ascii="Times New Roman" w:eastAsia="Times New Roman" w:hAnsi="Times New Roman" w:cs="Times New Roman"/>
+        </w:rPr>
+        <w:t xml:space="preserve">, T. (2006). </w:t>
       </w:r>
       <w:r>
         <w:rPr>
@@ -6824,7 +9159,35 @@
         <w:rPr>
           <w:rFonts w:ascii="Times New Roman" w:eastAsia="Times New Roman" w:hAnsi="Times New Roman" w:cs="Times New Roman"/>
         </w:rPr>
-        <w:t xml:space="preserve"> (2nd ed.). Routledge.</w:t>
+        <w:t xml:space="preserve"> (2nd </w:t>
+      </w:r>
+      <w:proofErr w:type="gramStart"/>
+      <w:r>
+        <w:rPr>
+          <w:rFonts w:ascii="Times New Roman" w:eastAsia="Times New Roman" w:hAnsi="Times New Roman" w:cs="Times New Roman"/>
+        </w:rPr>
+        <w:t>ed</w:t>
+      </w:r>
+      <w:proofErr w:type="gramEnd"/>
+      <w:r>
+        <w:rPr>
+          <w:rFonts w:ascii="Times New Roman" w:eastAsia="Times New Roman" w:hAnsi="Times New Roman" w:cs="Times New Roman"/>
+        </w:rPr>
+        <w:t xml:space="preserve">.). </w:t>
+      </w:r>
+      <w:proofErr w:type="spellStart"/>
+      <w:r>
+        <w:rPr>
+          <w:rFonts w:ascii="Times New Roman" w:eastAsia="Times New Roman" w:hAnsi="Times New Roman" w:cs="Times New Roman"/>
+        </w:rPr>
+        <w:t>Routledge</w:t>
+      </w:r>
+      <w:proofErr w:type="spellEnd"/>
+      <w:r>
+        <w:rPr>
+          <w:rFonts w:ascii="Times New Roman" w:eastAsia="Times New Roman" w:hAnsi="Times New Roman" w:cs="Times New Roman"/>
+        </w:rPr>
+        <w:t>.</w:t>
       </w:r>
     </w:p>
     <w:p>
@@ -6837,7 +9200,21 @@
         <w:rPr>
           <w:rFonts w:ascii="Times New Roman" w:eastAsia="Times New Roman" w:hAnsi="Times New Roman" w:cs="Times New Roman"/>
         </w:rPr>
-        <w:t xml:space="preserve">Lincoln, Y. S., &amp; Guba, E. G. (1985). </w:t>
+        <w:t xml:space="preserve">Lincoln, Y. S., &amp; </w:t>
+      </w:r>
+      <w:proofErr w:type="spellStart"/>
+      <w:r>
+        <w:rPr>
+          <w:rFonts w:ascii="Times New Roman" w:eastAsia="Times New Roman" w:hAnsi="Times New Roman" w:cs="Times New Roman"/>
+        </w:rPr>
+        <w:t>Guba</w:t>
+      </w:r>
+      <w:proofErr w:type="spellEnd"/>
+      <w:r>
+        <w:rPr>
+          <w:rFonts w:ascii="Times New Roman" w:eastAsia="Times New Roman" w:hAnsi="Times New Roman" w:cs="Times New Roman"/>
+        </w:rPr>
+        <w:t xml:space="preserve">, E. G. (1985). </w:t>
       </w:r>
       <w:r>
         <w:rPr>
@@ -6860,11 +9237,19 @@
         <w:ind w:left="720" w:hanging="720"/>
         <w:jc w:val="both"/>
       </w:pPr>
-      <w:r>
-        <w:rPr>
-          <w:rFonts w:ascii="Times New Roman" w:eastAsia="Times New Roman" w:hAnsi="Times New Roman" w:cs="Times New Roman"/>
-        </w:rPr>
-        <w:t xml:space="preserve">Machin, D. (2013). What is multimodal critical discourse studies? </w:t>
+      <w:proofErr w:type="spellStart"/>
+      <w:r>
+        <w:rPr>
+          <w:rFonts w:ascii="Times New Roman" w:eastAsia="Times New Roman" w:hAnsi="Times New Roman" w:cs="Times New Roman"/>
+        </w:rPr>
+        <w:t>Machin</w:t>
+      </w:r>
+      <w:proofErr w:type="spellEnd"/>
+      <w:r>
+        <w:rPr>
+          <w:rFonts w:ascii="Times New Roman" w:eastAsia="Times New Roman" w:hAnsi="Times New Roman" w:cs="Times New Roman"/>
+        </w:rPr>
+        <w:t xml:space="preserve">, D. (2013). What is multimodal critical discourse studies? </w:t>
       </w:r>
       <w:r>
         <w:rPr>
@@ -6897,11 +9282,33 @@
         <w:ind w:left="720" w:hanging="720"/>
         <w:jc w:val="both"/>
       </w:pPr>
-      <w:r>
-        <w:rPr>
-          <w:rFonts w:ascii="Times New Roman" w:eastAsia="Times New Roman" w:hAnsi="Times New Roman" w:cs="Times New Roman"/>
-        </w:rPr>
-        <w:t xml:space="preserve">Machin, D., &amp; Mayr, A. (2012). </w:t>
+      <w:proofErr w:type="spellStart"/>
+      <w:r>
+        <w:rPr>
+          <w:rFonts w:ascii="Times New Roman" w:eastAsia="Times New Roman" w:hAnsi="Times New Roman" w:cs="Times New Roman"/>
+        </w:rPr>
+        <w:t>Machin</w:t>
+      </w:r>
+      <w:proofErr w:type="spellEnd"/>
+      <w:r>
+        <w:rPr>
+          <w:rFonts w:ascii="Times New Roman" w:eastAsia="Times New Roman" w:hAnsi="Times New Roman" w:cs="Times New Roman"/>
+        </w:rPr>
+        <w:t xml:space="preserve">, D., &amp; </w:t>
+      </w:r>
+      <w:proofErr w:type="spellStart"/>
+      <w:r>
+        <w:rPr>
+          <w:rFonts w:ascii="Times New Roman" w:eastAsia="Times New Roman" w:hAnsi="Times New Roman" w:cs="Times New Roman"/>
+        </w:rPr>
+        <w:t>Mayr</w:t>
+      </w:r>
+      <w:proofErr w:type="spellEnd"/>
+      <w:r>
+        <w:rPr>
+          <w:rFonts w:ascii="Times New Roman" w:eastAsia="Times New Roman" w:hAnsi="Times New Roman" w:cs="Times New Roman"/>
+        </w:rPr>
+        <w:t xml:space="preserve">, A. (2012). </w:t>
       </w:r>
       <w:r>
         <w:rPr>
@@ -6955,21 +9362,73 @@
         <w:rPr>
           <w:rFonts w:ascii="Times New Roman" w:eastAsia="Times New Roman" w:hAnsi="Times New Roman" w:cs="Times New Roman"/>
         </w:rPr>
-        <w:t xml:space="preserve">Salam-Salmaoui, R., &amp; Salam, S. (2024). Reclaiming femininity: A multimodal critical discourse analysis of Pakistani web series </w:t>
-      </w:r>
+        <w:t>Salam-</w:t>
+      </w:r>
+      <w:proofErr w:type="spellStart"/>
+      <w:r>
+        <w:rPr>
+          <w:rFonts w:ascii="Times New Roman" w:eastAsia="Times New Roman" w:hAnsi="Times New Roman" w:cs="Times New Roman"/>
+        </w:rPr>
+        <w:t>Salmaoui</w:t>
+      </w:r>
+      <w:proofErr w:type="spellEnd"/>
+      <w:r>
+        <w:rPr>
+          <w:rFonts w:ascii="Times New Roman" w:eastAsia="Times New Roman" w:hAnsi="Times New Roman" w:cs="Times New Roman"/>
+        </w:rPr>
+        <w:t xml:space="preserve">, R., &amp; Salam, S. (2024). Reclaiming femininity: A multimodal critical discourse analysis of Pakistani web series </w:t>
+      </w:r>
+      <w:proofErr w:type="spellStart"/>
       <w:r>
         <w:rPr>
           <w:rFonts w:ascii="Times New Roman" w:eastAsia="Times New Roman" w:hAnsi="Times New Roman" w:cs="Times New Roman"/>
           <w:i/>
           <w:iCs/>
         </w:rPr>
-        <w:t>Churails’</w:t>
-      </w:r>
-      <w:r>
-        <w:rPr>
-          <w:rFonts w:ascii="Times New Roman" w:eastAsia="Times New Roman" w:hAnsi="Times New Roman" w:cs="Times New Roman"/>
-        </w:rPr>
-        <w:t xml:space="preserve"> title track “Doosra Janum.” </w:t>
+        <w:t>Churails</w:t>
+      </w:r>
+      <w:proofErr w:type="spellEnd"/>
+      <w:r>
+        <w:rPr>
+          <w:rFonts w:ascii="Times New Roman" w:eastAsia="Times New Roman" w:hAnsi="Times New Roman" w:cs="Times New Roman"/>
+          <w:i/>
+          <w:iCs/>
+        </w:rPr>
+        <w:t>’</w:t>
+      </w:r>
+      <w:r>
+        <w:rPr>
+          <w:rFonts w:ascii="Times New Roman" w:eastAsia="Times New Roman" w:hAnsi="Times New Roman" w:cs="Times New Roman"/>
+        </w:rPr>
+        <w:t xml:space="preserve"> title track “</w:t>
+      </w:r>
+      <w:proofErr w:type="spellStart"/>
+      <w:r>
+        <w:rPr>
+          <w:rFonts w:ascii="Times New Roman" w:eastAsia="Times New Roman" w:hAnsi="Times New Roman" w:cs="Times New Roman"/>
+        </w:rPr>
+        <w:t>Doosra</w:t>
+      </w:r>
+      <w:proofErr w:type="spellEnd"/>
+      <w:r>
+        <w:rPr>
+          <w:rFonts w:ascii="Times New Roman" w:eastAsia="Times New Roman" w:hAnsi="Times New Roman" w:cs="Times New Roman"/>
+        </w:rPr>
+        <w:t xml:space="preserve"> </w:t>
+      </w:r>
+      <w:proofErr w:type="spellStart"/>
+      <w:r>
+        <w:rPr>
+          <w:rFonts w:ascii="Times New Roman" w:eastAsia="Times New Roman" w:hAnsi="Times New Roman" w:cs="Times New Roman"/>
+        </w:rPr>
+        <w:t>Janum</w:t>
+      </w:r>
+      <w:proofErr w:type="spellEnd"/>
+      <w:r>
+        <w:rPr>
+          <w:rFonts w:ascii="Times New Roman" w:eastAsia="Times New Roman" w:hAnsi="Times New Roman" w:cs="Times New Roman"/>
+        </w:rPr>
+        <w:t xml:space="preserve">.” </w:t>
       </w:r>
       <w:r>
         <w:rPr>
@@ -7033,7 +9492,21 @@
         <w:rPr>
           <w:rFonts w:ascii="Times New Roman" w:eastAsia="Times New Roman" w:hAnsi="Times New Roman" w:cs="Times New Roman"/>
         </w:rPr>
-        <w:t xml:space="preserve">Tahir, A., &amp; Qayyum, T. (2025). Stereotypical framing of Pakistani women in YouTube’s visual and discursive modes. </w:t>
+        <w:t xml:space="preserve">Tahir, A., &amp; </w:t>
+      </w:r>
+      <w:proofErr w:type="spellStart"/>
+      <w:r>
+        <w:rPr>
+          <w:rFonts w:ascii="Times New Roman" w:eastAsia="Times New Roman" w:hAnsi="Times New Roman" w:cs="Times New Roman"/>
+        </w:rPr>
+        <w:t>Qayyum</w:t>
+      </w:r>
+      <w:proofErr w:type="spellEnd"/>
+      <w:r>
+        <w:rPr>
+          <w:rFonts w:ascii="Times New Roman" w:eastAsia="Times New Roman" w:hAnsi="Times New Roman" w:cs="Times New Roman"/>
+        </w:rPr>
+        <w:t xml:space="preserve">, T. (2025). Stereotypical framing of Pakistani women in YouTube’s visual and discursive modes. </w:t>
       </w:r>
       <w:r>
         <w:rPr>
@@ -7066,11 +9539,33 @@
         <w:ind w:left="720" w:hanging="720"/>
         <w:jc w:val="both"/>
       </w:pPr>
-      <w:r>
-        <w:rPr>
-          <w:rFonts w:ascii="Times New Roman" w:eastAsia="Times New Roman" w:hAnsi="Times New Roman" w:cs="Times New Roman"/>
-        </w:rPr>
-        <w:t xml:space="preserve">Tsakona, V., &amp; Popa, D. E. (Eds.). (2011). </w:t>
+      <w:proofErr w:type="spellStart"/>
+      <w:r>
+        <w:rPr>
+          <w:rFonts w:ascii="Times New Roman" w:eastAsia="Times New Roman" w:hAnsi="Times New Roman" w:cs="Times New Roman"/>
+        </w:rPr>
+        <w:t>Tsakona</w:t>
+      </w:r>
+      <w:proofErr w:type="spellEnd"/>
+      <w:r>
+        <w:rPr>
+          <w:rFonts w:ascii="Times New Roman" w:eastAsia="Times New Roman" w:hAnsi="Times New Roman" w:cs="Times New Roman"/>
+        </w:rPr>
+        <w:t xml:space="preserve">, V., &amp; </w:t>
+      </w:r>
+      <w:proofErr w:type="spellStart"/>
+      <w:r>
+        <w:rPr>
+          <w:rFonts w:ascii="Times New Roman" w:eastAsia="Times New Roman" w:hAnsi="Times New Roman" w:cs="Times New Roman"/>
+        </w:rPr>
+        <w:t>Popa</w:t>
+      </w:r>
+      <w:proofErr w:type="spellEnd"/>
+      <w:r>
+        <w:rPr>
+          <w:rFonts w:ascii="Times New Roman" w:eastAsia="Times New Roman" w:hAnsi="Times New Roman" w:cs="Times New Roman"/>
+        </w:rPr>
+        <w:t xml:space="preserve">, D. E. (Eds.). (2011). </w:t>
       </w:r>
       <w:r>
         <w:rPr>
@@ -7084,7 +9579,21 @@
         <w:rPr>
           <w:rFonts w:ascii="Times New Roman" w:eastAsia="Times New Roman" w:hAnsi="Times New Roman" w:cs="Times New Roman"/>
         </w:rPr>
-        <w:t>. John Benjamins Publishing Company.</w:t>
+        <w:t xml:space="preserve">. John </w:t>
+      </w:r>
+      <w:proofErr w:type="spellStart"/>
+      <w:r>
+        <w:rPr>
+          <w:rFonts w:ascii="Times New Roman" w:eastAsia="Times New Roman" w:hAnsi="Times New Roman" w:cs="Times New Roman"/>
+        </w:rPr>
+        <w:t>Benjamins</w:t>
+      </w:r>
+      <w:proofErr w:type="spellEnd"/>
+      <w:r>
+        <w:rPr>
+          <w:rFonts w:ascii="Times New Roman" w:eastAsia="Times New Roman" w:hAnsi="Times New Roman" w:cs="Times New Roman"/>
+        </w:rPr>
+        <w:t xml:space="preserve"> Publishing Company.</w:t>
       </w:r>
     </w:p>
     <w:p>
@@ -7093,11 +9602,33 @@
         <w:ind w:left="720" w:hanging="720"/>
         <w:jc w:val="both"/>
       </w:pPr>
-      <w:r>
-        <w:rPr>
-          <w:rFonts w:ascii="Times New Roman" w:eastAsia="Times New Roman" w:hAnsi="Times New Roman" w:cs="Times New Roman"/>
-        </w:rPr>
-        <w:t xml:space="preserve">van Dijk, T. A. (2008). </w:t>
+      <w:proofErr w:type="gramStart"/>
+      <w:r>
+        <w:rPr>
+          <w:rFonts w:ascii="Times New Roman" w:eastAsia="Times New Roman" w:hAnsi="Times New Roman" w:cs="Times New Roman"/>
+        </w:rPr>
+        <w:t>van</w:t>
+      </w:r>
+      <w:proofErr w:type="gramEnd"/>
+      <w:r>
+        <w:rPr>
+          <w:rFonts w:ascii="Times New Roman" w:eastAsia="Times New Roman" w:hAnsi="Times New Roman" w:cs="Times New Roman"/>
+        </w:rPr>
+        <w:t xml:space="preserve"> </w:t>
+      </w:r>
+      <w:proofErr w:type="spellStart"/>
+      <w:r>
+        <w:rPr>
+          <w:rFonts w:ascii="Times New Roman" w:eastAsia="Times New Roman" w:hAnsi="Times New Roman" w:cs="Times New Roman"/>
+        </w:rPr>
+        <w:t>Dijk</w:t>
+      </w:r>
+      <w:proofErr w:type="spellEnd"/>
+      <w:r>
+        <w:rPr>
+          <w:rFonts w:ascii="Times New Roman" w:eastAsia="Times New Roman" w:hAnsi="Times New Roman" w:cs="Times New Roman"/>
+        </w:rPr>
+        <w:t xml:space="preserve">, T. A. (2008). </w:t>
       </w:r>
       <w:r>
         <w:rPr>
@@ -7120,19 +9651,73 @@
         <w:ind w:left="720" w:hanging="720"/>
         <w:jc w:val="both"/>
       </w:pPr>
-      <w:r>
-        <w:rPr>
-          <w:rFonts w:ascii="Times New Roman" w:eastAsia="Times New Roman" w:hAnsi="Times New Roman" w:cs="Times New Roman"/>
-        </w:rPr>
-        <w:t xml:space="preserve">Wildfeuer, J. (2024). The logics and semiotics of discourse relations in comics. </w:t>
-      </w:r>
+      <w:proofErr w:type="spellStart"/>
+      <w:r>
+        <w:rPr>
+          <w:rFonts w:ascii="Times New Roman" w:eastAsia="Times New Roman" w:hAnsi="Times New Roman" w:cs="Times New Roman"/>
+        </w:rPr>
+        <w:t>Wildfeuer</w:t>
+      </w:r>
+      <w:proofErr w:type="spellEnd"/>
+      <w:r>
+        <w:rPr>
+          <w:rFonts w:ascii="Times New Roman" w:eastAsia="Times New Roman" w:hAnsi="Times New Roman" w:cs="Times New Roman"/>
+        </w:rPr>
+        <w:t xml:space="preserve">, J. (2024). The logics and semiotics of discourse relations in comics. </w:t>
+      </w:r>
+      <w:proofErr w:type="spellStart"/>
       <w:r>
         <w:rPr>
           <w:rFonts w:ascii="Times New Roman" w:eastAsia="Times New Roman" w:hAnsi="Times New Roman" w:cs="Times New Roman"/>
           <w:i/>
           <w:iCs/>
         </w:rPr>
-        <w:t>Zeitschrift für Semiotik, 45</w:t>
+        <w:t>Zeitschrift</w:t>
+      </w:r>
+      <w:proofErr w:type="spellEnd"/>
+      <w:r>
+        <w:rPr>
+          <w:rFonts w:ascii="Times New Roman" w:eastAsia="Times New Roman" w:hAnsi="Times New Roman" w:cs="Times New Roman"/>
+          <w:i/>
+          <w:iCs/>
+        </w:rPr>
+        <w:t xml:space="preserve"> </w:t>
+      </w:r>
+      <w:proofErr w:type="spellStart"/>
+      <w:r>
+        <w:rPr>
+          <w:rFonts w:ascii="Times New Roman" w:eastAsia="Times New Roman" w:hAnsi="Times New Roman" w:cs="Times New Roman"/>
+          <w:i/>
+          <w:iCs/>
+        </w:rPr>
+        <w:t>für</w:t>
+      </w:r>
+      <w:proofErr w:type="spellEnd"/>
+      <w:r>
+        <w:rPr>
+          <w:rFonts w:ascii="Times New Roman" w:eastAsia="Times New Roman" w:hAnsi="Times New Roman" w:cs="Times New Roman"/>
+          <w:i/>
+          <w:iCs/>
+        </w:rPr>
+        <w:t xml:space="preserve"> </w:t>
+      </w:r>
+      <w:proofErr w:type="spellStart"/>
+      <w:r>
+        <w:rPr>
+          <w:rFonts w:ascii="Times New Roman" w:eastAsia="Times New Roman" w:hAnsi="Times New Roman" w:cs="Times New Roman"/>
+          <w:i/>
+          <w:iCs/>
+        </w:rPr>
+        <w:t>Semiotik</w:t>
+      </w:r>
+      <w:proofErr w:type="spellEnd"/>
+      <w:r>
+        <w:rPr>
+          <w:rFonts w:ascii="Times New Roman" w:eastAsia="Times New Roman" w:hAnsi="Times New Roman" w:cs="Times New Roman"/>
+          <w:i/>
+          <w:iCs/>
+        </w:rPr>
+        <w:t>, 45</w:t>
       </w:r>
       <w:r>
         <w:rPr>
@@ -7211,8 +9796,6 @@
       </w:rPr>
     </w:sdtEndPr>
     <w:sdtContent>
-      <w:bookmarkStart w:id="0" w:name="_GoBack" w:displacedByCustomXml="prev"/>
-      <w:bookmarkEnd w:id="0" w:displacedByCustomXml="prev"/>
       <w:p>
         <w:pPr>
           <w:pStyle w:val="Footer"/>
@@ -7234,7 +9817,7 @@
           <w:rPr>
             <w:noProof/>
           </w:rPr>
-          <w:t>1</w:t>
+          <w:t>2</w:t>
         </w:r>
         <w:r>
           <w:rPr>
